--- a/Лабораторная_работа_1_гидравлика_вариант_4.docx
+++ b/Лабораторная_работа_1_гидравлика_вариант_4.docx
@@ -64,7 +64,7 @@
     </w:p>
     <w:p>
       <w:pPr>
-        <w:spacing w:after="360" w:before="0" w:line="276" w:lineRule="auto"/>
+        <w:spacing w:after="320" w:before="0" w:line="276" w:lineRule="auto"/>
       </w:pPr>
       <w:r>
         <w:rPr>
@@ -87,7 +87,7 @@
           <w:i w:val="0"/>
           <w:sz w:val="32"/>
         </w:rPr>
-        <w:t>ОТЧЁТ</w:t>
+        <w:t>ОТЧЕТ</w:t>
       </w:r>
     </w:p>
     <w:p>
@@ -102,7 +102,7 @@
           <w:i w:val="0"/>
           <w:sz w:val="28"/>
         </w:rPr>
-        <w:t>по лабораторной работе № 1</w:t>
+        <w:t>По лабораторной работе №1 на тему:</w:t>
       </w:r>
     </w:p>
     <w:p>
@@ -117,22 +117,7 @@
           <w:i w:val="0"/>
           <w:sz w:val="28"/>
         </w:rPr>
-        <w:t>по курсу «Моделирование химико-технологических процессов»</w:t>
-      </w:r>
-    </w:p>
-    <w:p>
-      <w:pPr>
-        <w:spacing w:after="160" w:before="0" w:line="276" w:lineRule="auto"/>
-        <w:jc w:val="center"/>
-      </w:pPr>
-      <w:r>
-        <w:rPr>
-          <w:rFonts w:ascii="Times New Roman" w:hAnsi="Times New Roman" w:eastAsia="Times New Roman"/>
-          <w:b w:val="0"/>
-          <w:i w:val="0"/>
-          <w:sz w:val="28"/>
-        </w:rPr>
-        <w:t>Тема: «Моделирование простой гидравлической системы в статическом режиме»</w:t>
+        <w:t>«Моделирование простой гидравлической системы в статическом режиме»</w:t>
       </w:r>
     </w:p>
     <w:p>
@@ -182,7 +167,7 @@
     </w:p>
     <w:p>
       <w:pPr>
-        <w:spacing w:after="360" w:before="0" w:line="276" w:lineRule="auto"/>
+        <w:spacing w:after="320" w:before="0" w:line="276" w:lineRule="auto"/>
         <w:jc w:val="right"/>
       </w:pPr>
       <w:r>
@@ -192,12 +177,12 @@
           <w:i w:val="0"/>
           <w:sz w:val="28"/>
         </w:rPr>
-        <w:t>Проверил: ______________________________</w:t>
+        <w:t>Проверила: _____________________________</w:t>
       </w:r>
     </w:p>
     <w:p>
       <w:pPr>
-        <w:spacing w:after="360" w:before="0" w:line="276" w:lineRule="auto"/>
+        <w:spacing w:after="320" w:before="0" w:line="276" w:lineRule="auto"/>
         <w:jc w:val="center"/>
       </w:pPr>
       <w:r>
@@ -212,7 +197,7 @@
     </w:p>
     <w:p>
       <w:pPr>
-        <w:spacing w:after="120" w:before="160" w:line="276" w:lineRule="auto"/>
+        <w:spacing w:after="120" w:before="0" w:line="276" w:lineRule="auto"/>
       </w:pPr>
       <w:r>
         <w:rPr>
@@ -221,22 +206,7 @@
           <w:i w:val="0"/>
           <w:sz w:val="28"/>
         </w:rPr>
-        <w:t>1. Схематическое изображение гидравлической модели</w:t>
-      </w:r>
-    </w:p>
-    <w:p>
-      <w:pPr>
-        <w:spacing w:after="120" w:before="0" w:line="276" w:lineRule="auto"/>
-        <w:jc w:val="both"/>
-      </w:pPr>
-      <w:r>
-        <w:rPr>
-          <w:rFonts w:ascii="Times New Roman" w:hAnsi="Times New Roman" w:eastAsia="Times New Roman"/>
-          <w:b w:val="0"/>
-          <w:i w:val="0"/>
-          <w:sz w:val="28"/>
-        </w:rPr>
-        <w:t>Схема соответствует выданному варианту 4: три закрытые цилиндрические ёмкости, два входных коллектора слева, четыре выхода справа. Стояк от верхней ёмкости пересекает линию средней ёмкости без гидравлической врезки и соединяется с линией нижней ёмкости.</w:t>
+        <w:t>Схематическое изображение гидравлической модели с закрытыми ёмкостями:</w:t>
       </w:r>
     </w:p>
     <w:p>
@@ -246,7 +216,7 @@
       <w:r>
         <w:drawing>
           <wp:inline xmlns:a="http://schemas.openxmlformats.org/drawingml/2006/main" xmlns:pic="http://schemas.openxmlformats.org/drawingml/2006/picture">
-            <wp:extent cx="5940000" cy="4625644"/>
+            <wp:extent cx="5832000" cy="5287470"/>
             <wp:docPr id="1" name="Picture 1"/>
             <wp:cNvGraphicFramePr>
               <a:graphicFrameLocks noChangeAspect="1"/>
@@ -267,7 +237,7 @@
                   <pic:spPr>
                     <a:xfrm>
                       <a:off x="0" y="0"/>
-                      <a:ext cx="5940000" cy="4625644"/>
+                      <a:ext cx="5832000" cy="5287470"/>
                     </a:xfrm>
                     <a:prstGeom prst="rect"/>
                   </pic:spPr>
@@ -295,7 +265,6 @@
     <w:p>
       <w:pPr>
         <w:spacing w:after="40" w:before="0" w:line="276" w:lineRule="auto"/>
-        <w:jc w:val="both"/>
       </w:pPr>
       <w:r>
         <w:rPr>
@@ -304,13 +273,12 @@
           <w:i w:val="0"/>
           <w:sz w:val="28"/>
         </w:rPr>
-        <w:t>P1, P2 — давление жидкости на входах в систему (слева);</w:t>
+        <w:t>P1, P2 – давление жидкости на входе в систему;</w:t>
       </w:r>
     </w:p>
     <w:p>
       <w:pPr>
         <w:spacing w:after="40" w:before="0" w:line="276" w:lineRule="auto"/>
-        <w:jc w:val="both"/>
       </w:pPr>
       <w:r>
         <w:rPr>
@@ -319,13 +287,12 @@
           <w:i w:val="0"/>
           <w:sz w:val="28"/>
         </w:rPr>
-        <w:t>P3, P4, P5, P6 — давление жидкости на выходах из системы (справа);</w:t>
+        <w:t>P3, P4, P5, P6 – давление жидкости на выходе из системы;</w:t>
       </w:r>
     </w:p>
     <w:p>
       <w:pPr>
         <w:spacing w:after="40" w:before="0" w:line="276" w:lineRule="auto"/>
-        <w:jc w:val="both"/>
       </w:pPr>
       <w:r>
         <w:rPr>
@@ -334,13 +301,12 @@
           <w:i w:val="0"/>
           <w:sz w:val="28"/>
         </w:rPr>
-        <w:t>P7, P8, P9 — давление жидкости на дно ёмкостей 1, 2 и 3;</w:t>
+        <w:t>P7, P8, P9 – давление жидкости на дно ёмкости;</w:t>
       </w:r>
     </w:p>
     <w:p>
       <w:pPr>
         <w:spacing w:after="40" w:before="0" w:line="276" w:lineRule="auto"/>
-        <w:jc w:val="both"/>
       </w:pPr>
       <w:r>
         <w:rPr>
@@ -349,13 +315,12 @@
           <w:i w:val="0"/>
           <w:sz w:val="28"/>
         </w:rPr>
-        <w:t>P10, P11, P12 — давление газа в свободном объёме ёмкостей 1, 2 и 3;</w:t>
+        <w:t>P10, P11, P12 – давление газа внутри ёмкости;</w:t>
       </w:r>
     </w:p>
     <w:p>
       <w:pPr>
         <w:spacing w:after="40" w:before="0" w:line="276" w:lineRule="auto"/>
-        <w:jc w:val="both"/>
       </w:pPr>
       <w:r>
         <w:rPr>
@@ -364,13 +329,12 @@
           <w:i w:val="0"/>
           <w:sz w:val="28"/>
         </w:rPr>
-        <w:t>P13 — давление в узле стояка между последовательными вентилями V3 и V4;</w:t>
+        <w:t>V1 – V8 – скорость истечения жидкости через клапан;</w:t>
       </w:r>
     </w:p>
     <w:p>
       <w:pPr>
         <w:spacing w:after="40" w:before="0" w:line="276" w:lineRule="auto"/>
-        <w:jc w:val="both"/>
       </w:pPr>
       <w:r>
         <w:rPr>
@@ -379,13 +343,12 @@
           <w:i w:val="0"/>
           <w:sz w:val="28"/>
         </w:rPr>
-        <w:t>V1 – V8 — объёмные скорости истечения через вентили (м³/с);</w:t>
+        <w:t>k1 – k8 – коэффициент пропускной способности клапана;</w:t>
       </w:r>
     </w:p>
     <w:p>
       <w:pPr>
         <w:spacing w:after="40" w:before="0" w:line="276" w:lineRule="auto"/>
-        <w:jc w:val="both"/>
       </w:pPr>
       <w:r>
         <w:rPr>
@@ -394,13 +357,12 @@
           <w:i w:val="0"/>
           <w:sz w:val="28"/>
         </w:rPr>
-        <w:t>k1 – k8 — коэффициенты пропускной способности вентилей;</w:t>
+        <w:t>H1, H2, H3 – высоты накапливаемой жидкости в ёмкости;</w:t>
       </w:r>
     </w:p>
     <w:p>
       <w:pPr>
         <w:spacing w:after="40" w:before="0" w:line="276" w:lineRule="auto"/>
-        <w:jc w:val="both"/>
       </w:pPr>
       <w:r>
         <w:rPr>
@@ -409,67 +371,7 @@
           <w:i w:val="0"/>
           <w:sz w:val="28"/>
         </w:rPr>
-        <w:t>H1, H2, H3 — высоты уровня жидкости в ёмкостях, м;</w:t>
-      </w:r>
-    </w:p>
-    <w:p>
-      <w:pPr>
-        <w:spacing w:after="40" w:before="0" w:line="276" w:lineRule="auto"/>
-        <w:jc w:val="both"/>
-      </w:pPr>
-      <w:r>
-        <w:rPr>
-          <w:rFonts w:ascii="Times New Roman" w:hAnsi="Times New Roman" w:eastAsia="Times New Roman"/>
-          <w:b w:val="0"/>
-          <w:i w:val="0"/>
-          <w:sz w:val="28"/>
-        </w:rPr>
-        <w:t>Hg1, Hg2, Hg3 (H1G, H2G, H3G) — геометрические высоты ёмкостей, м;</w:t>
-      </w:r>
-    </w:p>
-    <w:p>
-      <w:pPr>
-        <w:spacing w:after="40" w:before="0" w:line="276" w:lineRule="auto"/>
-        <w:jc w:val="both"/>
-      </w:pPr>
-      <w:r>
-        <w:rPr>
-          <w:rFonts w:ascii="Times New Roman" w:hAnsi="Times New Roman" w:eastAsia="Times New Roman"/>
-          <w:b w:val="0"/>
-          <w:i w:val="0"/>
-          <w:sz w:val="28"/>
-        </w:rPr>
-        <w:t>S1, S2, S3 — площади поперечного сечения ёмкостей, м²;</w:t>
-      </w:r>
-    </w:p>
-    <w:p>
-      <w:pPr>
-        <w:spacing w:after="40" w:before="0" w:line="276" w:lineRule="auto"/>
-        <w:jc w:val="both"/>
-      </w:pPr>
-      <w:r>
-        <w:rPr>
-          <w:rFonts w:ascii="Times New Roman" w:hAnsi="Times New Roman" w:eastAsia="Times New Roman"/>
-          <w:b w:val="0"/>
-          <w:i w:val="0"/>
-          <w:sz w:val="28"/>
-        </w:rPr>
-        <w:t>PN — начальное (атмосферное) давление газа при пустой ёмкости, Па;</w:t>
-      </w:r>
-    </w:p>
-    <w:p>
-      <w:pPr>
-        <w:spacing w:after="40" w:before="0" w:line="276" w:lineRule="auto"/>
-        <w:jc w:val="both"/>
-      </w:pPr>
-      <w:r>
-        <w:rPr>
-          <w:rFonts w:ascii="Times New Roman" w:hAnsi="Times New Roman" w:eastAsia="Times New Roman"/>
-          <w:b w:val="0"/>
-          <w:i w:val="0"/>
-          <w:sz w:val="28"/>
-        </w:rPr>
-        <w:t>ρ — плотность жидкости, кг/м³;  g — ускорение свободного падения, м/с².</w:t>
+        <w:t>Hg1, Hg2, Hg3 (H1G, H2G, H3G) – геометрическая высота ёмкости.</w:t>
       </w:r>
     </w:p>
     <w:p>
@@ -483,7 +385,7 @@
           <w:i w:val="0"/>
           <w:sz w:val="28"/>
         </w:rPr>
-        <w:t>2. Допущения</w:t>
+        <w:t>Допущения</w:t>
       </w:r>
     </w:p>
     <w:p>
@@ -498,7 +400,7 @@
           <w:i w:val="0"/>
           <w:sz w:val="28"/>
         </w:rPr>
-        <w:t>1. Газ в свободном объёме ёмкостей идеален; процесс сжатия/расширения газа изотермический.</w:t>
+        <w:t>1. Газ идеален.</w:t>
       </w:r>
     </w:p>
     <w:p>
@@ -513,7 +415,7 @@
           <w:i w:val="0"/>
           <w:sz w:val="28"/>
         </w:rPr>
-        <w:t>2. Во всех трубах — однофазный поток жидкости; температура одинакова на всех участках.</w:t>
+        <w:t>2. Во всех трубах протекает однофазный поток жидкости, температура которого одинакова на всех участках.</w:t>
       </w:r>
     </w:p>
     <w:p>
@@ -528,7 +430,7 @@
           <w:i w:val="0"/>
           <w:sz w:val="28"/>
         </w:rPr>
-        <w:t>3. Форма закрытых ёмкостей — цилиндрическая, с постоянной площадью поперечного сечения Si.</w:t>
+        <w:t>3. Форма закрытой ёмкости цилиндрическая с площадью поперечного сечения S.</w:t>
       </w:r>
     </w:p>
     <w:p>
@@ -543,7 +445,7 @@
           <w:i w:val="0"/>
           <w:sz w:val="28"/>
         </w:rPr>
-        <w:t>4. Трубы короткие: местные сопротивления и потери давления по длине не учитываются, кроме сосредоточенных сопротивлений вентилей. Рециклы отсутствуют.</w:t>
+        <w:t>4. Все трубы располагаются на одном уровне, в системе нет рециклических потоков, или рециклов, не учитываются местные сопротивления и перепады давлений в трубах, т.е. рассматриваются так называемые короткие трубопроводы.</w:t>
       </w:r>
     </w:p>
     <w:p>
@@ -558,7 +460,7 @@
           <w:i w:val="0"/>
           <w:sz w:val="28"/>
         </w:rPr>
-        <w:t>5. Все горизонтальные участки расположены на одном геометрическом уровне относительно днища соответствующей ёмкости.</w:t>
+        <w:t>5. В емкостях, не занятых жидкостью, давление газа PN · Hgi / (Hgi − Hi).</w:t>
       </w:r>
     </w:p>
     <w:p>
@@ -573,52 +475,7 @@
           <w:i w:val="0"/>
           <w:sz w:val="28"/>
         </w:rPr>
-        <w:t>6. В части ёмкости, не занятой жидкостью, давление газа связано с уровнем жидкости: Pi газ = PN · Hgi / (Hgi − Hi).</w:t>
-      </w:r>
-    </w:p>
-    <w:p>
-      <w:pPr>
-        <w:spacing w:after="60" w:before="0" w:line="276" w:lineRule="auto"/>
-        <w:jc w:val="both"/>
-      </w:pPr>
-      <w:r>
-        <w:rPr>
-          <w:rFonts w:ascii="Times New Roman" w:hAnsi="Times New Roman" w:eastAsia="Times New Roman"/>
-          <w:b w:val="0"/>
-          <w:i w:val="0"/>
-          <w:sz w:val="28"/>
-        </w:rPr>
-        <w:t>7. Вентили имеют постоянные (не зависящие от времени) коэффициенты пропускной способности ki.</w:t>
-      </w:r>
-    </w:p>
-    <w:p>
-      <w:pPr>
-        <w:spacing w:after="60" w:before="0" w:line="276" w:lineRule="auto"/>
-        <w:jc w:val="both"/>
-      </w:pPr>
-      <w:r>
-        <w:rPr>
-          <w:rFonts w:ascii="Times New Roman" w:hAnsi="Times New Roman" w:eastAsia="Times New Roman"/>
-          <w:b w:val="0"/>
-          <w:i w:val="0"/>
-          <w:sz w:val="28"/>
-        </w:rPr>
-        <w:t>8. В стояке между V3 и V4 накопление жидкости не рассматривается, поэтому в любой момент V3 = V4.</w:t>
-      </w:r>
-    </w:p>
-    <w:p>
-      <w:pPr>
-        <w:spacing w:after="60" w:before="0" w:line="276" w:lineRule="auto"/>
-        <w:jc w:val="both"/>
-      </w:pPr>
-      <w:r>
-        <w:rPr>
-          <w:rFonts w:ascii="Times New Roman" w:hAnsi="Times New Roman" w:eastAsia="Times New Roman"/>
-          <w:b w:val="0"/>
-          <w:i w:val="0"/>
-          <w:sz w:val="28"/>
-        </w:rPr>
-        <w:t>9. Пересечение стояка с линией средней ёмкости — «холостое»: гидравлической связи ёмкостей 1 и 2 нет.</w:t>
+        <w:t>6. Системы включают только клапаны (вентили) с постоянными, не изменяющимися коэффициентами пропускной способности и закрытые емкости.</w:t>
       </w:r>
     </w:p>
     <w:p>
@@ -632,7 +489,276 @@
           <w:i w:val="0"/>
           <w:sz w:val="28"/>
         </w:rPr>
-        <w:t>3. Система уравнений математического описания</w:t>
+        <w:t>Построение системы уравнений математического описания гидравлической системы:</w:t>
+      </w:r>
+    </w:p>
+    <w:p>
+      <w:pPr>
+        <w:spacing w:after="120" w:before="0" w:line="276" w:lineRule="auto"/>
+        <w:jc w:val="center"/>
+      </w:pPr>
+      <w:r>
+        <w:rPr>
+          <w:rFonts w:ascii="Times New Roman" w:hAnsi="Times New Roman" w:eastAsia="Times New Roman"/>
+          <w:b w:val="0"/>
+          <w:i/>
+          <w:sz w:val="28"/>
+        </w:rPr>
+        <w:t>ур. Бернулли:  V = k * sign (Pвх – Pвых) * √|Pвх – Pвых|</w:t>
+      </w:r>
+    </w:p>
+    <w:p>
+      <w:pPr>
+        <w:spacing w:after="160" w:before="0" w:line="276" w:lineRule="auto"/>
+        <w:jc w:val="center"/>
+      </w:pPr>
+      <w:r>
+        <w:rPr>
+          <w:rFonts w:ascii="Times New Roman" w:hAnsi="Times New Roman" w:eastAsia="Times New Roman"/>
+          <w:b w:val="0"/>
+          <w:i w:val="0"/>
+          <w:sz w:val="28"/>
+        </w:rPr>
+        <w:t>sign – функция знака: −1, 0, +1</w:t>
+      </w:r>
+    </w:p>
+    <w:p>
+      <w:pPr>
+        <w:spacing w:after="200" w:before="0" w:line="276" w:lineRule="auto"/>
+        <w:jc w:val="center"/>
+      </w:pPr>
+      <w:r>
+        <w:rPr>
+          <w:rFonts w:ascii="Times New Roman" w:hAnsi="Times New Roman" w:eastAsia="Times New Roman"/>
+          <w:b w:val="0"/>
+          <w:i/>
+          <w:sz w:val="28"/>
+        </w:rPr>
+        <w:t>ур. Паскаля:  Pж = Pг + ρ*g*H</w:t>
+      </w:r>
+    </w:p>
+    <w:p>
+      <w:pPr>
+        <w:spacing w:after="120" w:before="0" w:line="276" w:lineRule="auto"/>
+      </w:pPr>
+      <w:r>
+        <w:rPr>
+          <w:rFonts w:ascii="Times New Roman" w:hAnsi="Times New Roman" w:eastAsia="Times New Roman"/>
+          <w:b/>
+          <w:i w:val="0"/>
+          <w:sz w:val="28"/>
+        </w:rPr>
+        <w:t>Определение скорости потоков жидкости:</w:t>
+      </w:r>
+    </w:p>
+    <w:p>
+      <w:pPr>
+        <w:spacing w:after="60" w:before="0" w:line="276" w:lineRule="auto"/>
+      </w:pPr>
+      <w:r>
+        <w:rPr>
+          <w:rFonts w:ascii="Times New Roman" w:hAnsi="Times New Roman" w:eastAsia="Times New Roman"/>
+          <w:b w:val="0"/>
+          <w:i w:val="0"/>
+          <w:sz w:val="28"/>
+        </w:rPr>
+        <w:t>1)  V1 = k1 * sign (P1 – P8) * √|P1 – P8|</w:t>
+      </w:r>
+    </w:p>
+    <w:p>
+      <w:pPr>
+        <w:spacing w:after="60" w:before="0" w:line="276" w:lineRule="auto"/>
+      </w:pPr>
+      <w:r>
+        <w:rPr>
+          <w:rFonts w:ascii="Times New Roman" w:hAnsi="Times New Roman" w:eastAsia="Times New Roman"/>
+          <w:b w:val="0"/>
+          <w:i w:val="0"/>
+          <w:sz w:val="28"/>
+        </w:rPr>
+        <w:t>2)  V2 = k2 * sign (P2 – P9) * √|P2 – P9|</w:t>
+      </w:r>
+    </w:p>
+    <w:p>
+      <w:pPr>
+        <w:spacing w:after="60" w:before="0" w:line="276" w:lineRule="auto"/>
+      </w:pPr>
+      <w:r>
+        <w:rPr>
+          <w:rFonts w:ascii="Times New Roman" w:hAnsi="Times New Roman" w:eastAsia="Times New Roman"/>
+          <w:b w:val="0"/>
+          <w:i w:val="0"/>
+          <w:sz w:val="28"/>
+        </w:rPr>
+        <w:t>3)  V3 = k3 * sign (P7 – P8) * √|P7 – P8|</w:t>
+      </w:r>
+    </w:p>
+    <w:p>
+      <w:pPr>
+        <w:spacing w:after="60" w:before="0" w:line="276" w:lineRule="auto"/>
+      </w:pPr>
+      <w:r>
+        <w:rPr>
+          <w:rFonts w:ascii="Times New Roman" w:hAnsi="Times New Roman" w:eastAsia="Times New Roman"/>
+          <w:b w:val="0"/>
+          <w:i w:val="0"/>
+          <w:sz w:val="28"/>
+        </w:rPr>
+        <w:t>4)  V4 = k4 * sign (P8 – P9) * √|P8 – P9|</w:t>
+      </w:r>
+    </w:p>
+    <w:p>
+      <w:pPr>
+        <w:spacing w:after="60" w:before="0" w:line="276" w:lineRule="auto"/>
+      </w:pPr>
+      <w:r>
+        <w:rPr>
+          <w:rFonts w:ascii="Times New Roman" w:hAnsi="Times New Roman" w:eastAsia="Times New Roman"/>
+          <w:b w:val="0"/>
+          <w:i w:val="0"/>
+          <w:sz w:val="28"/>
+        </w:rPr>
+        <w:t>5)  V5 = k5 * sign (P7 – P3) * √|P7 – P3|</w:t>
+      </w:r>
+    </w:p>
+    <w:p>
+      <w:pPr>
+        <w:spacing w:after="60" w:before="0" w:line="276" w:lineRule="auto"/>
+      </w:pPr>
+      <w:r>
+        <w:rPr>
+          <w:rFonts w:ascii="Times New Roman" w:hAnsi="Times New Roman" w:eastAsia="Times New Roman"/>
+          <w:b w:val="0"/>
+          <w:i w:val="0"/>
+          <w:sz w:val="28"/>
+        </w:rPr>
+        <w:t>6)  V6 = k6 * sign (P8 – P4) * √|P8 – P4|</w:t>
+      </w:r>
+    </w:p>
+    <w:p>
+      <w:pPr>
+        <w:spacing w:after="60" w:before="0" w:line="276" w:lineRule="auto"/>
+      </w:pPr>
+      <w:r>
+        <w:rPr>
+          <w:rFonts w:ascii="Times New Roman" w:hAnsi="Times New Roman" w:eastAsia="Times New Roman"/>
+          <w:b w:val="0"/>
+          <w:i w:val="0"/>
+          <w:sz w:val="28"/>
+        </w:rPr>
+        <w:t>7)  V7 = k7 * sign (P8 – P5) * √|P8 – P5|</w:t>
+      </w:r>
+    </w:p>
+    <w:p>
+      <w:pPr>
+        <w:spacing w:after="60" w:before="0" w:line="276" w:lineRule="auto"/>
+      </w:pPr>
+      <w:r>
+        <w:rPr>
+          <w:rFonts w:ascii="Times New Roman" w:hAnsi="Times New Roman" w:eastAsia="Times New Roman"/>
+          <w:b w:val="0"/>
+          <w:i w:val="0"/>
+          <w:sz w:val="28"/>
+        </w:rPr>
+        <w:t>8)  V8 = k8 * sign (P9 – P6) * √|P9 – P6|</w:t>
+      </w:r>
+    </w:p>
+    <w:p>
+      <w:pPr>
+        <w:spacing w:after="120" w:before="200" w:line="276" w:lineRule="auto"/>
+      </w:pPr>
+      <w:r>
+        <w:rPr>
+          <w:rFonts w:ascii="Times New Roman" w:hAnsi="Times New Roman" w:eastAsia="Times New Roman"/>
+          <w:b/>
+          <w:i w:val="0"/>
+          <w:sz w:val="28"/>
+        </w:rPr>
+        <w:t>Уравнения массового баланса:</w:t>
+      </w:r>
+    </w:p>
+    <w:p>
+      <w:pPr>
+        <w:spacing w:after="40" w:before="0" w:line="276" w:lineRule="auto"/>
+      </w:pPr>
+      <w:r>
+        <w:rPr>
+          <w:rFonts w:ascii="Times New Roman" w:hAnsi="Times New Roman" w:eastAsia="Times New Roman"/>
+          <w:b w:val="0"/>
+          <w:i w:val="0"/>
+          <w:sz w:val="28"/>
+        </w:rPr>
+        <w:t>9’)  (V3 – V5) / S1 = (H1(t(k)) – H1(t(0))) / Δt = f9</w:t>
+      </w:r>
+    </w:p>
+    <w:p>
+      <w:pPr>
+        <w:spacing w:after="120" w:before="0" w:line="276" w:lineRule="auto"/>
+      </w:pPr>
+      <w:r>
+        <w:rPr>
+          <w:rFonts w:ascii="Times New Roman" w:hAnsi="Times New Roman" w:eastAsia="Times New Roman"/>
+          <w:b w:val="0"/>
+          <w:i w:val="0"/>
+          <w:sz w:val="28"/>
+        </w:rPr>
+        <w:t>9*)  H1(t(0)) = H1(0)</w:t>
+      </w:r>
+    </w:p>
+    <w:p>
+      <w:pPr>
+        <w:spacing w:after="40" w:before="0" w:line="276" w:lineRule="auto"/>
+      </w:pPr>
+      <w:r>
+        <w:rPr>
+          <w:rFonts w:ascii="Times New Roman" w:hAnsi="Times New Roman" w:eastAsia="Times New Roman"/>
+          <w:b w:val="0"/>
+          <w:i w:val="0"/>
+          <w:sz w:val="28"/>
+        </w:rPr>
+        <w:t>10’)  (V1 + V3 – V4 – V6 – V7) / S2 = (H2(t(k)) – H2(t(0))) / Δt = f10</w:t>
+      </w:r>
+    </w:p>
+    <w:p>
+      <w:pPr>
+        <w:spacing w:after="120" w:before="0" w:line="276" w:lineRule="auto"/>
+      </w:pPr>
+      <w:r>
+        <w:rPr>
+          <w:rFonts w:ascii="Times New Roman" w:hAnsi="Times New Roman" w:eastAsia="Times New Roman"/>
+          <w:b w:val="0"/>
+          <w:i w:val="0"/>
+          <w:sz w:val="28"/>
+        </w:rPr>
+        <w:t>10*)  H2(t(0)) = H2(0)</w:t>
+      </w:r>
+    </w:p>
+    <w:p>
+      <w:pPr>
+        <w:spacing w:after="40" w:before="0" w:line="276" w:lineRule="auto"/>
+      </w:pPr>
+      <w:r>
+        <w:rPr>
+          <w:rFonts w:ascii="Times New Roman" w:hAnsi="Times New Roman" w:eastAsia="Times New Roman"/>
+          <w:b w:val="0"/>
+          <w:i w:val="0"/>
+          <w:sz w:val="28"/>
+        </w:rPr>
+        <w:t>11’)  (V2 + V4 – V8) / S3 = (H3(t(k)) – H3(t(0))) / Δt = f11</w:t>
+      </w:r>
+    </w:p>
+    <w:p>
+      <w:pPr>
+        <w:spacing w:after="160" w:before="0" w:line="276" w:lineRule="auto"/>
+      </w:pPr>
+      <w:r>
+        <w:rPr>
+          <w:rFonts w:ascii="Times New Roman" w:hAnsi="Times New Roman" w:eastAsia="Times New Roman"/>
+          <w:b w:val="0"/>
+          <w:i w:val="0"/>
+          <w:sz w:val="28"/>
+        </w:rPr>
+        <w:t>11*)  H3(t(0)) = H3(0)</w:t>
       </w:r>
     </w:p>
     <w:p>
@@ -647,22 +773,161 @@
           <w:i w:val="0"/>
           <w:sz w:val="28"/>
         </w:rPr>
-        <w:t>Уравнение Бернулли для вентиля (короткий трубопровод):</w:t>
+        <w:t>Для стационарного режима правые части 9’–11’ равны нулю: dHi/dt = 0.</w:t>
       </w:r>
     </w:p>
     <w:p>
       <w:pPr>
-        <w:spacing w:after="120" w:before="0" w:line="276" w:lineRule="auto"/>
-        <w:jc w:val="center"/>
+        <w:spacing w:after="120" w:before="200" w:line="276" w:lineRule="auto"/>
+      </w:pPr>
+      <w:r>
+        <w:rPr>
+          <w:rFonts w:ascii="Times New Roman" w:hAnsi="Times New Roman" w:eastAsia="Times New Roman"/>
+          <w:b/>
+          <w:i w:val="0"/>
+          <w:sz w:val="28"/>
+        </w:rPr>
+        <w:t>Определение давлений жидкости и газа в закрытых ёмкостях:</w:t>
+      </w:r>
+    </w:p>
+    <w:p>
+      <w:pPr>
+        <w:spacing w:after="60" w:before="0" w:line="276" w:lineRule="auto"/>
       </w:pPr>
       <w:r>
         <w:rPr>
           <w:rFonts w:ascii="Times New Roman" w:hAnsi="Times New Roman" w:eastAsia="Times New Roman"/>
           <w:b w:val="0"/>
-          <w:i/>
+          <w:i w:val="0"/>
           <w:sz w:val="28"/>
         </w:rPr>
-        <w:t>Vi = ki · sign(Pвх − Pвых) · √|Pвх − Pвых|,    i = 1…8.</w:t>
+        <w:t>12)  P10 = PN * Hg1 / (Hg1 – H1)</w:t>
+      </w:r>
+    </w:p>
+    <w:p>
+      <w:pPr>
+        <w:spacing w:after="60" w:before="0" w:line="276" w:lineRule="auto"/>
+      </w:pPr>
+      <w:r>
+        <w:rPr>
+          <w:rFonts w:ascii="Times New Roman" w:hAnsi="Times New Roman" w:eastAsia="Times New Roman"/>
+          <w:b w:val="0"/>
+          <w:i w:val="0"/>
+          <w:sz w:val="28"/>
+        </w:rPr>
+        <w:t>13)  P7  = P10 + ρ*g*H1</w:t>
+      </w:r>
+    </w:p>
+    <w:p>
+      <w:pPr>
+        <w:spacing w:after="60" w:before="0" w:line="276" w:lineRule="auto"/>
+      </w:pPr>
+      <w:r>
+        <w:rPr>
+          <w:rFonts w:ascii="Times New Roman" w:hAnsi="Times New Roman" w:eastAsia="Times New Roman"/>
+          <w:b w:val="0"/>
+          <w:i w:val="0"/>
+          <w:sz w:val="28"/>
+        </w:rPr>
+        <w:t>14)  P11 = PN * Hg2 / (Hg2 – H2)</w:t>
+      </w:r>
+    </w:p>
+    <w:p>
+      <w:pPr>
+        <w:spacing w:after="60" w:before="0" w:line="276" w:lineRule="auto"/>
+      </w:pPr>
+      <w:r>
+        <w:rPr>
+          <w:rFonts w:ascii="Times New Roman" w:hAnsi="Times New Roman" w:eastAsia="Times New Roman"/>
+          <w:b w:val="0"/>
+          <w:i w:val="0"/>
+          <w:sz w:val="28"/>
+        </w:rPr>
+        <w:t>15)  P8  = P11 + ρ*g*H2</w:t>
+      </w:r>
+    </w:p>
+    <w:p>
+      <w:pPr>
+        <w:spacing w:after="60" w:before="0" w:line="276" w:lineRule="auto"/>
+      </w:pPr>
+      <w:r>
+        <w:rPr>
+          <w:rFonts w:ascii="Times New Roman" w:hAnsi="Times New Roman" w:eastAsia="Times New Roman"/>
+          <w:b w:val="0"/>
+          <w:i w:val="0"/>
+          <w:sz w:val="28"/>
+        </w:rPr>
+        <w:t>16)  P12 = PN * Hg3 / (Hg3 – H3)</w:t>
+      </w:r>
+    </w:p>
+    <w:p>
+      <w:pPr>
+        <w:spacing w:after="60" w:before="0" w:line="276" w:lineRule="auto"/>
+      </w:pPr>
+      <w:r>
+        <w:rPr>
+          <w:rFonts w:ascii="Times New Roman" w:hAnsi="Times New Roman" w:eastAsia="Times New Roman"/>
+          <w:b w:val="0"/>
+          <w:i w:val="0"/>
+          <w:sz w:val="28"/>
+        </w:rPr>
+        <w:t>17)  P9  = P12 + ρ*g*H3</w:t>
+      </w:r>
+    </w:p>
+    <w:p>
+      <w:pPr>
+        <w:spacing w:after="120" w:before="240" w:line="276" w:lineRule="auto"/>
+      </w:pPr>
+      <w:r>
+        <w:rPr>
+          <w:rFonts w:ascii="Times New Roman" w:hAnsi="Times New Roman" w:eastAsia="Times New Roman"/>
+          <w:b/>
+          <w:i w:val="0"/>
+          <w:sz w:val="28"/>
+        </w:rPr>
+        <w:t>Информационная матрица системы уравнений:</w:t>
+      </w:r>
+    </w:p>
+    <w:p>
+      <w:pPr>
+        <w:spacing w:after="80" w:before="0" w:line="276" w:lineRule="auto"/>
+      </w:pPr>
+      <w:r>
+        <w:rPr>
+          <w:rFonts w:ascii="Times New Roman" w:hAnsi="Times New Roman" w:eastAsia="Times New Roman"/>
+          <w:b w:val="0"/>
+          <w:i w:val="0"/>
+          <w:sz w:val="28"/>
+        </w:rPr>
+        <w:t>Условные обозначения:</w:t>
+      </w:r>
+    </w:p>
+    <w:p>
+      <w:pPr>
+        <w:spacing w:after="40" w:before="0" w:line="276" w:lineRule="auto"/>
+      </w:pPr>
+      <w:r>
+        <w:rPr>
+          <w:rFonts w:ascii="Times New Roman" w:hAnsi="Times New Roman" w:eastAsia="Times New Roman"/>
+          <w:b w:val="0"/>
+          <w:i w:val="0"/>
+          <w:sz w:val="28"/>
+        </w:rPr>
+        <w:t>◇ – определяемая переменная;</w:t>
+      </w:r>
+    </w:p>
+    <w:p>
+      <w:pPr>
+        <w:spacing w:after="40" w:before="0" w:line="276" w:lineRule="auto"/>
+      </w:pPr>
+      <w:r>
+        <w:rPr>
+          <w:rFonts w:ascii="Times New Roman" w:hAnsi="Times New Roman" w:eastAsia="Times New Roman"/>
+          <w:b w:val="0"/>
+          <w:i w:val="0"/>
+          <w:sz w:val="28"/>
+        </w:rPr>
+        <w:t>○ – известная переменная (входит в уравнение);</w:t>
       </w:r>
     </w:p>
     <w:p>
@@ -677,495 +942,7 @@
           <w:i w:val="0"/>
           <w:sz w:val="28"/>
         </w:rPr>
-        <w:t>sign — функция знака: −1, 0, +1. Положительное направление потока — от «вх» к «вых» в записи ниже.</w:t>
-      </w:r>
-    </w:p>
-    <w:p>
-      <w:pPr>
-        <w:spacing w:after="120" w:before="0" w:line="276" w:lineRule="auto"/>
-        <w:jc w:val="both"/>
-      </w:pPr>
-      <w:r>
-        <w:rPr>
-          <w:rFonts w:ascii="Times New Roman" w:hAnsi="Times New Roman" w:eastAsia="Times New Roman"/>
-          <w:b w:val="0"/>
-          <w:i w:val="0"/>
-          <w:sz w:val="28"/>
-        </w:rPr>
-        <w:t>Уравнение Паскаля для столба жидкости в ёмкости:</w:t>
-      </w:r>
-    </w:p>
-    <w:p>
-      <w:pPr>
-        <w:spacing w:after="120" w:before="0" w:line="276" w:lineRule="auto"/>
-        <w:jc w:val="center"/>
-      </w:pPr>
-      <w:r>
-        <w:rPr>
-          <w:rFonts w:ascii="Times New Roman" w:hAnsi="Times New Roman" w:eastAsia="Times New Roman"/>
-          <w:b w:val="0"/>
-          <w:i/>
-          <w:sz w:val="28"/>
-        </w:rPr>
-        <w:t>Pжидк = Pгаз + ρ · g · H.</w:t>
-      </w:r>
-    </w:p>
-    <w:p>
-      <w:pPr>
-        <w:spacing w:after="120" w:before="160" w:line="276" w:lineRule="auto"/>
-      </w:pPr>
-      <w:r>
-        <w:rPr>
-          <w:rFonts w:ascii="Times New Roman" w:hAnsi="Times New Roman" w:eastAsia="Times New Roman"/>
-          <w:b/>
-          <w:i w:val="0"/>
-          <w:sz w:val="28"/>
-        </w:rPr>
-        <w:t>3.1. Скорости потоков через вентили</w:t>
-      </w:r>
-    </w:p>
-    <w:p>
-      <w:pPr>
-        <w:spacing w:after="60" w:before="0" w:line="276" w:lineRule="auto"/>
-      </w:pPr>
-      <w:r>
-        <w:rPr>
-          <w:rFonts w:ascii="Times New Roman" w:hAnsi="Times New Roman" w:eastAsia="Times New Roman"/>
-          <w:b w:val="0"/>
-          <w:i w:val="0"/>
-          <w:sz w:val="28"/>
-        </w:rPr>
-        <w:t>1)  V1 = k1 · sign(P1 − P8) · √|P1 − P8|     (вход в ёмкость 2)</w:t>
-      </w:r>
-    </w:p>
-    <w:p>
-      <w:pPr>
-        <w:spacing w:after="60" w:before="0" w:line="276" w:lineRule="auto"/>
-      </w:pPr>
-      <w:r>
-        <w:rPr>
-          <w:rFonts w:ascii="Times New Roman" w:hAnsi="Times New Roman" w:eastAsia="Times New Roman"/>
-          <w:b w:val="0"/>
-          <w:i w:val="0"/>
-          <w:sz w:val="28"/>
-        </w:rPr>
-        <w:t>2)  V2 = k2 · sign(P2 − P9) · √|P2 − P9|     (вход в ёмкость 3)</w:t>
-      </w:r>
-    </w:p>
-    <w:p>
-      <w:pPr>
-        <w:spacing w:after="60" w:before="0" w:line="276" w:lineRule="auto"/>
-      </w:pPr>
-      <w:r>
-        <w:rPr>
-          <w:rFonts w:ascii="Times New Roman" w:hAnsi="Times New Roman" w:eastAsia="Times New Roman"/>
-          <w:b w:val="0"/>
-          <w:i w:val="0"/>
-          <w:sz w:val="28"/>
-        </w:rPr>
-        <w:t>3)  V3 = k3 · sign(P7 − P13) · √|P7 − P13|   (из ёмкости 1 в стояк)</w:t>
-      </w:r>
-    </w:p>
-    <w:p>
-      <w:pPr>
-        <w:spacing w:after="60" w:before="0" w:line="276" w:lineRule="auto"/>
-      </w:pPr>
-      <w:r>
-        <w:rPr>
-          <w:rFonts w:ascii="Times New Roman" w:hAnsi="Times New Roman" w:eastAsia="Times New Roman"/>
-          <w:b w:val="0"/>
-          <w:i w:val="0"/>
-          <w:sz w:val="28"/>
-        </w:rPr>
-        <w:t>4)  V4 = k4 · sign(P13 − P9) · √|P13 − P9|   (из стояка в ёмкость 3)</w:t>
-      </w:r>
-    </w:p>
-    <w:p>
-      <w:pPr>
-        <w:spacing w:after="60" w:before="0" w:line="276" w:lineRule="auto"/>
-      </w:pPr>
-      <w:r>
-        <w:rPr>
-          <w:rFonts w:ascii="Times New Roman" w:hAnsi="Times New Roman" w:eastAsia="Times New Roman"/>
-          <w:b w:val="0"/>
-          <w:i w:val="0"/>
-          <w:sz w:val="28"/>
-        </w:rPr>
-        <w:t>5)  V5 = k5 · sign(P7 − P3) · √|P7 − P3|     (выход из ёмкости 1)</w:t>
-      </w:r>
-    </w:p>
-    <w:p>
-      <w:pPr>
-        <w:spacing w:after="60" w:before="0" w:line="276" w:lineRule="auto"/>
-      </w:pPr>
-      <w:r>
-        <w:rPr>
-          <w:rFonts w:ascii="Times New Roman" w:hAnsi="Times New Roman" w:eastAsia="Times New Roman"/>
-          <w:b w:val="0"/>
-          <w:i w:val="0"/>
-          <w:sz w:val="28"/>
-        </w:rPr>
-        <w:t>6)  V6 = k6 · sign(P8 − P4) · √|P8 − P4|     (верхний выход из ёмкости 2)</w:t>
-      </w:r>
-    </w:p>
-    <w:p>
-      <w:pPr>
-        <w:spacing w:after="60" w:before="0" w:line="276" w:lineRule="auto"/>
-      </w:pPr>
-      <w:r>
-        <w:rPr>
-          <w:rFonts w:ascii="Times New Roman" w:hAnsi="Times New Roman" w:eastAsia="Times New Roman"/>
-          <w:b w:val="0"/>
-          <w:i w:val="0"/>
-          <w:sz w:val="28"/>
-        </w:rPr>
-        <w:t>7)  V7 = k7 · sign(P8 − P5) · √|P8 − P5|     (основной выход из ёмкости 2)</w:t>
-      </w:r>
-    </w:p>
-    <w:p>
-      <w:pPr>
-        <w:spacing w:after="60" w:before="0" w:line="276" w:lineRule="auto"/>
-      </w:pPr>
-      <w:r>
-        <w:rPr>
-          <w:rFonts w:ascii="Times New Roman" w:hAnsi="Times New Roman" w:eastAsia="Times New Roman"/>
-          <w:b w:val="0"/>
-          <w:i w:val="0"/>
-          <w:sz w:val="28"/>
-        </w:rPr>
-        <w:t>8)  V8 = k8 · sign(P9 − P6) · √|P9 − P6|     (выход из ёмкости 3)</w:t>
-      </w:r>
-    </w:p>
-    <w:p>
-      <w:pPr>
-        <w:spacing w:after="60" w:before="0" w:line="276" w:lineRule="auto"/>
-      </w:pPr>
-      <w:r>
-        <w:rPr>
-          <w:rFonts w:ascii="Times New Roman" w:hAnsi="Times New Roman" w:eastAsia="Times New Roman"/>
-          <w:b w:val="0"/>
-          <w:i w:val="0"/>
-          <w:sz w:val="28"/>
-        </w:rPr>
-        <w:t>9)  V3 = V4     (нет ёмкости на стояке)</w:t>
-      </w:r>
-    </w:p>
-    <w:p>
-      <w:pPr>
-        <w:spacing w:after="120" w:before="160" w:line="276" w:lineRule="auto"/>
-      </w:pPr>
-      <w:r>
-        <w:rPr>
-          <w:rFonts w:ascii="Times New Roman" w:hAnsi="Times New Roman" w:eastAsia="Times New Roman"/>
-          <w:b/>
-          <w:i w:val="0"/>
-          <w:sz w:val="28"/>
-        </w:rPr>
-        <w:t>3.2. Уравнения материального баланса</w:t>
-      </w:r>
-    </w:p>
-    <w:p>
-      <w:pPr>
-        <w:spacing w:after="120" w:before="0" w:line="276" w:lineRule="auto"/>
-        <w:jc w:val="both"/>
-      </w:pPr>
-      <w:r>
-        <w:rPr>
-          <w:rFonts w:ascii="Times New Roman" w:hAnsi="Times New Roman" w:eastAsia="Times New Roman"/>
-          <w:b w:val="0"/>
-          <w:i w:val="0"/>
-          <w:sz w:val="28"/>
-        </w:rPr>
-        <w:t>Для стационарного режима производные уровней равны нулю. Для последующего динамического расчёта (лабораторная с MATLAB) те же балансы записываются как ОДУ. Ниже — оба вида.</w:t>
-      </w:r>
-    </w:p>
-    <w:p>
-      <w:pPr>
-        <w:spacing w:after="40" w:before="0" w:line="276" w:lineRule="auto"/>
-      </w:pPr>
-      <w:r>
-        <w:rPr>
-          <w:rFonts w:ascii="Times New Roman" w:hAnsi="Times New Roman" w:eastAsia="Times New Roman"/>
-          <w:b/>
-          <w:i w:val="0"/>
-          <w:sz w:val="28"/>
-        </w:rPr>
-        <w:t>Ёмкость 1 (верхняя):</w:t>
-      </w:r>
-    </w:p>
-    <w:p>
-      <w:pPr>
-        <w:spacing w:after="40" w:before="0" w:line="276" w:lineRule="auto"/>
-      </w:pPr>
-      <w:r>
-        <w:rPr>
-          <w:rFonts w:ascii="Times New Roman" w:hAnsi="Times New Roman" w:eastAsia="Times New Roman"/>
-          <w:b w:val="0"/>
-          <w:i w:val="0"/>
-          <w:sz w:val="28"/>
-        </w:rPr>
-        <w:t>10)  S1 · dH1/dt = −V3 − V5     (стационар:  −V3 − V5 = 0)</w:t>
-      </w:r>
-    </w:p>
-    <w:p>
-      <w:pPr>
-        <w:spacing w:after="120" w:before="0" w:line="276" w:lineRule="auto"/>
-      </w:pPr>
-      <w:r>
-        <w:rPr>
-          <w:rFonts w:ascii="Times New Roman" w:hAnsi="Times New Roman" w:eastAsia="Times New Roman"/>
-          <w:b w:val="0"/>
-          <w:i w:val="0"/>
-          <w:sz w:val="28"/>
-        </w:rPr>
-        <w:t>10*)  H1(t0) = H1(0)</w:t>
-      </w:r>
-    </w:p>
-    <w:p>
-      <w:pPr>
-        <w:spacing w:after="40" w:before="0" w:line="276" w:lineRule="auto"/>
-      </w:pPr>
-      <w:r>
-        <w:rPr>
-          <w:rFonts w:ascii="Times New Roman" w:hAnsi="Times New Roman" w:eastAsia="Times New Roman"/>
-          <w:b/>
-          <w:i w:val="0"/>
-          <w:sz w:val="28"/>
-        </w:rPr>
-        <w:t>Ёмкость 2 (средняя):</w:t>
-      </w:r>
-    </w:p>
-    <w:p>
-      <w:pPr>
-        <w:spacing w:after="40" w:before="0" w:line="276" w:lineRule="auto"/>
-      </w:pPr>
-      <w:r>
-        <w:rPr>
-          <w:rFonts w:ascii="Times New Roman" w:hAnsi="Times New Roman" w:eastAsia="Times New Roman"/>
-          <w:b w:val="0"/>
-          <w:i w:val="0"/>
-          <w:sz w:val="28"/>
-        </w:rPr>
-        <w:t>11)  S2 · dH2/dt = V1 − V6 − V7     (стационар:  V1 − V6 − V7 = 0)</w:t>
-      </w:r>
-    </w:p>
-    <w:p>
-      <w:pPr>
-        <w:spacing w:after="120" w:before="0" w:line="276" w:lineRule="auto"/>
-      </w:pPr>
-      <w:r>
-        <w:rPr>
-          <w:rFonts w:ascii="Times New Roman" w:hAnsi="Times New Roman" w:eastAsia="Times New Roman"/>
-          <w:b w:val="0"/>
-          <w:i w:val="0"/>
-          <w:sz w:val="28"/>
-        </w:rPr>
-        <w:t>11*)  H2(t0) = H2(0)</w:t>
-      </w:r>
-    </w:p>
-    <w:p>
-      <w:pPr>
-        <w:spacing w:after="40" w:before="0" w:line="276" w:lineRule="auto"/>
-      </w:pPr>
-      <w:r>
-        <w:rPr>
-          <w:rFonts w:ascii="Times New Roman" w:hAnsi="Times New Roman" w:eastAsia="Times New Roman"/>
-          <w:b/>
-          <w:i w:val="0"/>
-          <w:sz w:val="28"/>
-        </w:rPr>
-        <w:t>Ёмкость 3 (нижняя):</w:t>
-      </w:r>
-    </w:p>
-    <w:p>
-      <w:pPr>
-        <w:spacing w:after="40" w:before="0" w:line="276" w:lineRule="auto"/>
-      </w:pPr>
-      <w:r>
-        <w:rPr>
-          <w:rFonts w:ascii="Times New Roman" w:hAnsi="Times New Roman" w:eastAsia="Times New Roman"/>
-          <w:b w:val="0"/>
-          <w:i w:val="0"/>
-          <w:sz w:val="28"/>
-        </w:rPr>
-        <w:t>12)  S3 · dH3/dt = V2 + V4 − V8     (стационар:  V2 + V4 − V8 = 0)</w:t>
-      </w:r>
-    </w:p>
-    <w:p>
-      <w:pPr>
-        <w:spacing w:after="160" w:before="0" w:line="276" w:lineRule="auto"/>
-      </w:pPr>
-      <w:r>
-        <w:rPr>
-          <w:rFonts w:ascii="Times New Roman" w:hAnsi="Times New Roman" w:eastAsia="Times New Roman"/>
-          <w:b w:val="0"/>
-          <w:i w:val="0"/>
-          <w:sz w:val="28"/>
-        </w:rPr>
-        <w:t>12*)  H3(t0) = H3(0)</w:t>
-      </w:r>
-    </w:p>
-    <w:p>
-      <w:pPr>
-        <w:spacing w:after="120" w:before="0" w:line="276" w:lineRule="auto"/>
-      </w:pPr>
-      <w:r>
-        <w:rPr>
-          <w:rFonts w:ascii="Times New Roman" w:hAnsi="Times New Roman" w:eastAsia="Times New Roman"/>
-          <w:b/>
-          <w:i w:val="0"/>
-          <w:sz w:val="28"/>
-        </w:rPr>
-        <w:t>3.3. Давления жидкости и газа в закрытых ёмкостях</w:t>
-      </w:r>
-    </w:p>
-    <w:p>
-      <w:pPr>
-        <w:spacing w:after="60" w:before="0" w:line="276" w:lineRule="auto"/>
-        <w:jc w:val="both"/>
-      </w:pPr>
-      <w:r>
-        <w:rPr>
-          <w:rFonts w:ascii="Times New Roman" w:hAnsi="Times New Roman" w:eastAsia="Times New Roman"/>
-          <w:b w:val="0"/>
-          <w:i w:val="0"/>
-          <w:sz w:val="28"/>
-        </w:rPr>
-        <w:t>13)  P10 = PN · Hg1 / (Hg1 − H1)</w:t>
-      </w:r>
-    </w:p>
-    <w:p>
-      <w:pPr>
-        <w:spacing w:after="60" w:before="0" w:line="276" w:lineRule="auto"/>
-        <w:jc w:val="both"/>
-      </w:pPr>
-      <w:r>
-        <w:rPr>
-          <w:rFonts w:ascii="Times New Roman" w:hAnsi="Times New Roman" w:eastAsia="Times New Roman"/>
-          <w:b w:val="0"/>
-          <w:i w:val="0"/>
-          <w:sz w:val="28"/>
-        </w:rPr>
-        <w:t>14)  P7  = P10 + ρ · g · H1</w:t>
-      </w:r>
-    </w:p>
-    <w:p>
-      <w:pPr>
-        <w:spacing w:after="60" w:before="0" w:line="276" w:lineRule="auto"/>
-        <w:jc w:val="both"/>
-      </w:pPr>
-      <w:r>
-        <w:rPr>
-          <w:rFonts w:ascii="Times New Roman" w:hAnsi="Times New Roman" w:eastAsia="Times New Roman"/>
-          <w:b w:val="0"/>
-          <w:i w:val="0"/>
-          <w:sz w:val="28"/>
-        </w:rPr>
-        <w:t>15)  P11 = PN · Hg2 / (Hg2 − H2)</w:t>
-      </w:r>
-    </w:p>
-    <w:p>
-      <w:pPr>
-        <w:spacing w:after="60" w:before="0" w:line="276" w:lineRule="auto"/>
-        <w:jc w:val="both"/>
-      </w:pPr>
-      <w:r>
-        <w:rPr>
-          <w:rFonts w:ascii="Times New Roman" w:hAnsi="Times New Roman" w:eastAsia="Times New Roman"/>
-          <w:b w:val="0"/>
-          <w:i w:val="0"/>
-          <w:sz w:val="28"/>
-        </w:rPr>
-        <w:t>16)  P8  = P11 + ρ · g · H2</w:t>
-      </w:r>
-    </w:p>
-    <w:p>
-      <w:pPr>
-        <w:spacing w:after="60" w:before="0" w:line="276" w:lineRule="auto"/>
-        <w:jc w:val="both"/>
-      </w:pPr>
-      <w:r>
-        <w:rPr>
-          <w:rFonts w:ascii="Times New Roman" w:hAnsi="Times New Roman" w:eastAsia="Times New Roman"/>
-          <w:b w:val="0"/>
-          <w:i w:val="0"/>
-          <w:sz w:val="28"/>
-        </w:rPr>
-        <w:t>17)  P12 = PN · Hg3 / (Hg3 − H3)</w:t>
-      </w:r>
-    </w:p>
-    <w:p>
-      <w:pPr>
-        <w:spacing w:after="60" w:before="0" w:line="276" w:lineRule="auto"/>
-        <w:jc w:val="both"/>
-      </w:pPr>
-      <w:r>
-        <w:rPr>
-          <w:rFonts w:ascii="Times New Roman" w:hAnsi="Times New Roman" w:eastAsia="Times New Roman"/>
-          <w:b w:val="0"/>
-          <w:i w:val="0"/>
-          <w:sz w:val="28"/>
-        </w:rPr>
-        <w:t>18)  P9  = P12 + ρ · g · H3</w:t>
-      </w:r>
-    </w:p>
-    <w:p>
-      <w:pPr>
-        <w:spacing w:after="60" w:before="0" w:line="276" w:lineRule="auto"/>
-        <w:jc w:val="both"/>
-      </w:pPr>
-      <w:r>
-        <w:rPr>
-          <w:rFonts w:ascii="Times New Roman" w:hAnsi="Times New Roman" w:eastAsia="Times New Roman"/>
-          <w:b w:val="0"/>
-          <w:i w:val="0"/>
-          <w:sz w:val="28"/>
-        </w:rPr>
-        <w:t>19)  P13 находится из равенства (9) совместно с (3) и (4): при известных P7 и P9 это алгебраическое уравнение относительно P13 (P13 лежит между P7 и P9, если поток направлен из ёмкости 1 в ёмкость 3).</w:t>
-      </w:r>
-    </w:p>
-    <w:p>
-      <w:pPr>
-        <w:spacing w:after="120" w:before="120" w:line="276" w:lineRule="auto"/>
-        <w:jc w:val="both"/>
-      </w:pPr>
-      <w:r>
-        <w:rPr>
-          <w:rFonts w:ascii="Times New Roman" w:hAnsi="Times New Roman" w:eastAsia="Times New Roman"/>
-          <w:b w:val="0"/>
-          <w:i w:val="0"/>
-          <w:sz w:val="28"/>
-        </w:rPr>
-        <w:t>Ограничения: 0 &lt; Hi &lt; Hgi, иначе знаменатель (Hgi − Hi) теряет смысл (ёмкость пуста или полностью залита).</w:t>
-      </w:r>
-    </w:p>
-    <w:p>
-      <w:pPr>
-        <w:spacing w:after="120" w:before="240" w:line="276" w:lineRule="auto"/>
-      </w:pPr>
-      <w:r>
-        <w:rPr>
-          <w:rFonts w:ascii="Times New Roman" w:hAnsi="Times New Roman" w:eastAsia="Times New Roman"/>
-          <w:b/>
-          <w:i w:val="0"/>
-          <w:sz w:val="28"/>
-        </w:rPr>
-        <w:t>4. Информационная матрица системы уравнений</w:t>
-      </w:r>
-    </w:p>
-    <w:p>
-      <w:pPr>
-        <w:spacing w:after="120" w:before="0" w:line="276" w:lineRule="auto"/>
-        <w:jc w:val="both"/>
-      </w:pPr>
-      <w:r>
-        <w:rPr>
-          <w:rFonts w:ascii="Times New Roman" w:hAnsi="Times New Roman" w:eastAsia="Times New Roman"/>
-          <w:b w:val="0"/>
-          <w:i w:val="0"/>
-          <w:sz w:val="28"/>
-        </w:rPr>
-        <w:t>Матрица показывает, какие переменные входят в каждое уравнение и в каком порядке их можно вычислить при известных граничных давлениях P1–P6, коэффициентах ki и геометрических параметрах. Ромб — переменная, определяемая из строки; круг — переменная, уже известная или входящая в уравнение.</w:t>
+        <w:t>В столбце «№ шага» отражается последовательность вычислений согласно выбранному алгоритму расчетов.</w:t>
       </w:r>
     </w:p>
     <w:p>
@@ -1175,7 +952,7 @@
       <w:r>
         <w:drawing>
           <wp:inline xmlns:a="http://schemas.openxmlformats.org/drawingml/2006/main" xmlns:pic="http://schemas.openxmlformats.org/drawingml/2006/picture">
-            <wp:extent cx="6048000" cy="3645957"/>
+            <wp:extent cx="5976000" cy="3533255"/>
             <wp:docPr id="2" name="Picture 2"/>
             <wp:cNvGraphicFramePr>
               <a:graphicFrameLocks noChangeAspect="1"/>
@@ -1196,586 +973,7 @@
                   <pic:spPr>
                     <a:xfrm>
                       <a:off x="0" y="0"/>
-                      <a:ext cx="6048000" cy="3645957"/>
-                    </a:xfrm>
-                    <a:prstGeom prst="rect"/>
-                  </pic:spPr>
-                </pic:pic>
-              </a:graphicData>
-            </a:graphic>
-          </wp:inline>
-        </w:drawing>
-      </w:r>
-    </w:p>
-    <w:p>
-      <w:pPr>
-        <w:spacing w:after="120" w:before="160" w:line="276" w:lineRule="auto"/>
-      </w:pPr>
-      <w:r>
-        <w:rPr>
-          <w:rFonts w:ascii="Times New Roman" w:hAnsi="Times New Roman" w:eastAsia="Times New Roman"/>
-          <w:b/>
-          <w:i w:val="0"/>
-          <w:sz w:val="28"/>
-        </w:rPr>
-        <w:t>Последовательность шагов расчёта (столбец «шаг»):</w:t>
-      </w:r>
-    </w:p>
-    <w:p>
-      <w:pPr>
-        <w:spacing w:after="60" w:before="0" w:line="276" w:lineRule="auto"/>
-        <w:jc w:val="both"/>
-      </w:pPr>
-      <w:r>
-        <w:rPr>
-          <w:rFonts w:ascii="Times New Roman" w:hAnsi="Times New Roman" w:eastAsia="Times New Roman"/>
-          <w:b w:val="0"/>
-          <w:i w:val="0"/>
-          <w:sz w:val="28"/>
-        </w:rPr>
-        <w:t>Шаги 1–2. По текущему H1 вычислить P10 (газ) и P7 (жидкость) в ёмкости 1.</w:t>
-      </w:r>
-    </w:p>
-    <w:p>
-      <w:pPr>
-        <w:spacing w:after="60" w:before="0" w:line="276" w:lineRule="auto"/>
-        <w:jc w:val="both"/>
-      </w:pPr>
-      <w:r>
-        <w:rPr>
-          <w:rFonts w:ascii="Times New Roman" w:hAnsi="Times New Roman" w:eastAsia="Times New Roman"/>
-          <w:b w:val="0"/>
-          <w:i w:val="0"/>
-          <w:sz w:val="28"/>
-        </w:rPr>
-        <w:t>Шаги 3–4. По H2 вычислить P11 и P8 в ёмкости 2.</w:t>
-      </w:r>
-    </w:p>
-    <w:p>
-      <w:pPr>
-        <w:spacing w:after="60" w:before="0" w:line="276" w:lineRule="auto"/>
-        <w:jc w:val="both"/>
-      </w:pPr>
-      <w:r>
-        <w:rPr>
-          <w:rFonts w:ascii="Times New Roman" w:hAnsi="Times New Roman" w:eastAsia="Times New Roman"/>
-          <w:b w:val="0"/>
-          <w:i w:val="0"/>
-          <w:sz w:val="28"/>
-        </w:rPr>
-        <w:t>Шаги 5–6. По H3 вычислить P12 и P9 в ёмкости 3.</w:t>
-      </w:r>
-    </w:p>
-    <w:p>
-      <w:pPr>
-        <w:spacing w:after="60" w:before="0" w:line="276" w:lineRule="auto"/>
-        <w:jc w:val="both"/>
-      </w:pPr>
-      <w:r>
-        <w:rPr>
-          <w:rFonts w:ascii="Times New Roman" w:hAnsi="Times New Roman" w:eastAsia="Times New Roman"/>
-          <w:b w:val="0"/>
-          <w:i w:val="0"/>
-          <w:sz w:val="28"/>
-        </w:rPr>
-        <w:t>Шаг 7. Из V3 = V4 найти P13.</w:t>
-      </w:r>
-    </w:p>
-    <w:p>
-      <w:pPr>
-        <w:spacing w:after="60" w:before="0" w:line="276" w:lineRule="auto"/>
-        <w:jc w:val="both"/>
-      </w:pPr>
-      <w:r>
-        <w:rPr>
-          <w:rFonts w:ascii="Times New Roman" w:hAnsi="Times New Roman" w:eastAsia="Times New Roman"/>
-          <w:b w:val="0"/>
-          <w:i w:val="0"/>
-          <w:sz w:val="28"/>
-        </w:rPr>
-        <w:t>Шаги 8–15. По Бернулли найти V1…V8.</w:t>
-      </w:r>
-    </w:p>
-    <w:p>
-      <w:pPr>
-        <w:spacing w:after="60" w:before="0" w:line="276" w:lineRule="auto"/>
-        <w:jc w:val="both"/>
-      </w:pPr>
-      <w:r>
-        <w:rPr>
-          <w:rFonts w:ascii="Times New Roman" w:hAnsi="Times New Roman" w:eastAsia="Times New Roman"/>
-          <w:b w:val="0"/>
-          <w:i w:val="0"/>
-          <w:sz w:val="28"/>
-        </w:rPr>
-        <w:t>Шаги 16–18. Вычислить невязки балансов ёмкостей; в стационаре подобрать H1, H2, H3 так, чтобы невязки стали нулевыми (итерации). Начальные H1(0), H2(0), H3(0) задают стартовую точку.</w:t>
-      </w:r>
-    </w:p>
-    <w:p>
-      <w:pPr>
-        <w:spacing w:after="120" w:before="200" w:line="276" w:lineRule="auto"/>
-      </w:pPr>
-      <w:r>
-        <w:rPr>
-          <w:rFonts w:ascii="Times New Roman" w:hAnsi="Times New Roman" w:eastAsia="Times New Roman"/>
-          <w:b/>
-          <w:i w:val="0"/>
-          <w:sz w:val="28"/>
-        </w:rPr>
-        <w:t>Структура неизвестных и известных величин</w:t>
-      </w:r>
-    </w:p>
-    <w:tbl>
-      <w:tblPr>
-        <w:tblStyle w:val="TableGrid"/>
-        <w:tblW w:type="auto" w:w="0"/>
-        <w:jc w:val="center"/>
-        <w:tblLook w:firstColumn="1" w:firstRow="1" w:lastColumn="0" w:lastRow="0" w:noHBand="0" w:noVBand="1" w:val="04A0"/>
-      </w:tblPr>
-      <w:tblGrid>
-        <w:gridCol w:w="3324"/>
-        <w:gridCol w:w="3324"/>
-        <w:gridCol w:w="3324"/>
-      </w:tblGrid>
-      <w:tr>
-        <w:tc>
-          <w:tcPr>
-            <w:tcW w:type="dxa" w:w="3324"/>
-            <w:shd w:fill="1F4E79" w:val="clear"/>
-          </w:tcPr>
-          <w:p>
-            <w:pPr>
-              <w:jc w:val="center"/>
-            </w:pPr>
-            <w:r>
-              <w:rPr>
-                <w:rFonts w:ascii="Times New Roman" w:hAnsi="Times New Roman" w:eastAsia="Times New Roman"/>
-                <w:b/>
-                <w:i w:val="0"/>
-                <w:color w:val="FFFFFF"/>
-                <w:sz w:val="24"/>
-              </w:rPr>
-              <w:t>Тип</w:t>
-            </w:r>
-          </w:p>
-        </w:tc>
-        <w:tc>
-          <w:tcPr>
-            <w:tcW w:type="dxa" w:w="3324"/>
-            <w:shd w:fill="1F4E79" w:val="clear"/>
-          </w:tcPr>
-          <w:p>
-            <w:pPr>
-              <w:jc w:val="center"/>
-            </w:pPr>
-            <w:r>
-              <w:rPr>
-                <w:rFonts w:ascii="Times New Roman" w:hAnsi="Times New Roman" w:eastAsia="Times New Roman"/>
-                <w:b/>
-                <w:i w:val="0"/>
-                <w:color w:val="FFFFFF"/>
-                <w:sz w:val="24"/>
-              </w:rPr>
-              <w:t>Величины</w:t>
-            </w:r>
-          </w:p>
-        </w:tc>
-        <w:tc>
-          <w:tcPr>
-            <w:tcW w:type="dxa" w:w="3324"/>
-            <w:shd w:fill="1F4E79" w:val="clear"/>
-          </w:tcPr>
-          <w:p>
-            <w:pPr>
-              <w:jc w:val="center"/>
-            </w:pPr>
-            <w:r>
-              <w:rPr>
-                <w:rFonts w:ascii="Times New Roman" w:hAnsi="Times New Roman" w:eastAsia="Times New Roman"/>
-                <w:b/>
-                <w:i w:val="0"/>
-                <w:color w:val="FFFFFF"/>
-                <w:sz w:val="24"/>
-              </w:rPr>
-              <w:t>Количество</w:t>
-            </w:r>
-          </w:p>
-        </w:tc>
-      </w:tr>
-      <w:tr>
-        <w:tc>
-          <w:tcPr>
-            <w:tcW w:type="dxa" w:w="3324"/>
-          </w:tcPr>
-          <w:p>
-            <w:r>
-              <w:rPr>
-                <w:rFonts w:ascii="Times New Roman" w:hAnsi="Times New Roman" w:eastAsia="Times New Roman"/>
-                <w:b w:val="0"/>
-                <w:i w:val="0"/>
-                <w:sz w:val="24"/>
-              </w:rPr>
-              <w:t>Известные (граничные)</w:t>
-            </w:r>
-          </w:p>
-        </w:tc>
-        <w:tc>
-          <w:tcPr>
-            <w:tcW w:type="dxa" w:w="3324"/>
-          </w:tcPr>
-          <w:p>
-            <w:r>
-              <w:rPr>
-                <w:rFonts w:ascii="Times New Roman" w:hAnsi="Times New Roman" w:eastAsia="Times New Roman"/>
-                <w:b w:val="0"/>
-                <w:i w:val="0"/>
-                <w:sz w:val="24"/>
-              </w:rPr>
-              <w:t>P1, P2, P3, P4, P5, P6</w:t>
-            </w:r>
-          </w:p>
-        </w:tc>
-        <w:tc>
-          <w:tcPr>
-            <w:tcW w:type="dxa" w:w="3324"/>
-          </w:tcPr>
-          <w:p>
-            <w:r>
-              <w:rPr>
-                <w:rFonts w:ascii="Times New Roman" w:hAnsi="Times New Roman" w:eastAsia="Times New Roman"/>
-                <w:b w:val="0"/>
-                <w:i w:val="0"/>
-                <w:sz w:val="24"/>
-              </w:rPr>
-              <w:t>6</w:t>
-            </w:r>
-          </w:p>
-        </w:tc>
-      </w:tr>
-      <w:tr>
-        <w:tc>
-          <w:tcPr>
-            <w:tcW w:type="dxa" w:w="3324"/>
-          </w:tcPr>
-          <w:p>
-            <w:r>
-              <w:rPr>
-                <w:rFonts w:ascii="Times New Roman" w:hAnsi="Times New Roman" w:eastAsia="Times New Roman"/>
-                <w:b w:val="0"/>
-                <w:i w:val="0"/>
-                <w:sz w:val="24"/>
-              </w:rPr>
-              <w:t>Известные (параметры)</w:t>
-            </w:r>
-          </w:p>
-        </w:tc>
-        <w:tc>
-          <w:tcPr>
-            <w:tcW w:type="dxa" w:w="3324"/>
-          </w:tcPr>
-          <w:p>
-            <w:r>
-              <w:rPr>
-                <w:rFonts w:ascii="Times New Roman" w:hAnsi="Times New Roman" w:eastAsia="Times New Roman"/>
-                <w:b w:val="0"/>
-                <w:i w:val="0"/>
-                <w:sz w:val="24"/>
-              </w:rPr>
-              <w:t>k1…k8, S1…S3, Hg1…Hg3, PN, ρ, g</w:t>
-            </w:r>
-          </w:p>
-        </w:tc>
-        <w:tc>
-          <w:tcPr>
-            <w:tcW w:type="dxa" w:w="3324"/>
-          </w:tcPr>
-          <w:p>
-            <w:r>
-              <w:rPr>
-                <w:rFonts w:ascii="Times New Roman" w:hAnsi="Times New Roman" w:eastAsia="Times New Roman"/>
-                <w:b w:val="0"/>
-                <w:i w:val="0"/>
-                <w:sz w:val="24"/>
-              </w:rPr>
-              <w:t>8+3+3+3</w:t>
-            </w:r>
-          </w:p>
-        </w:tc>
-      </w:tr>
-      <w:tr>
-        <w:tc>
-          <w:tcPr>
-            <w:tcW w:type="dxa" w:w="3324"/>
-          </w:tcPr>
-          <w:p>
-            <w:r>
-              <w:rPr>
-                <w:rFonts w:ascii="Times New Roman" w:hAnsi="Times New Roman" w:eastAsia="Times New Roman"/>
-                <w:b w:val="0"/>
-                <w:i w:val="0"/>
-                <w:sz w:val="24"/>
-              </w:rPr>
-              <w:t>Искомые давления</w:t>
-            </w:r>
-          </w:p>
-        </w:tc>
-        <w:tc>
-          <w:tcPr>
-            <w:tcW w:type="dxa" w:w="3324"/>
-          </w:tcPr>
-          <w:p>
-            <w:r>
-              <w:rPr>
-                <w:rFonts w:ascii="Times New Roman" w:hAnsi="Times New Roman" w:eastAsia="Times New Roman"/>
-                <w:b w:val="0"/>
-                <w:i w:val="0"/>
-                <w:sz w:val="24"/>
-              </w:rPr>
-              <w:t>P7…P13</w:t>
-            </w:r>
-          </w:p>
-        </w:tc>
-        <w:tc>
-          <w:tcPr>
-            <w:tcW w:type="dxa" w:w="3324"/>
-          </w:tcPr>
-          <w:p>
-            <w:r>
-              <w:rPr>
-                <w:rFonts w:ascii="Times New Roman" w:hAnsi="Times New Roman" w:eastAsia="Times New Roman"/>
-                <w:b w:val="0"/>
-                <w:i w:val="0"/>
-                <w:sz w:val="24"/>
-              </w:rPr>
-              <w:t>7</w:t>
-            </w:r>
-          </w:p>
-        </w:tc>
-      </w:tr>
-      <w:tr>
-        <w:tc>
-          <w:tcPr>
-            <w:tcW w:type="dxa" w:w="3324"/>
-          </w:tcPr>
-          <w:p>
-            <w:r>
-              <w:rPr>
-                <w:rFonts w:ascii="Times New Roman" w:hAnsi="Times New Roman" w:eastAsia="Times New Roman"/>
-                <w:b w:val="0"/>
-                <w:i w:val="0"/>
-                <w:sz w:val="24"/>
-              </w:rPr>
-              <w:t>Искомые скорости</w:t>
-            </w:r>
-          </w:p>
-        </w:tc>
-        <w:tc>
-          <w:tcPr>
-            <w:tcW w:type="dxa" w:w="3324"/>
-          </w:tcPr>
-          <w:p>
-            <w:r>
-              <w:rPr>
-                <w:rFonts w:ascii="Times New Roman" w:hAnsi="Times New Roman" w:eastAsia="Times New Roman"/>
-                <w:b w:val="0"/>
-                <w:i w:val="0"/>
-                <w:sz w:val="24"/>
-              </w:rPr>
-              <w:t>V1…V8</w:t>
-            </w:r>
-          </w:p>
-        </w:tc>
-        <w:tc>
-          <w:tcPr>
-            <w:tcW w:type="dxa" w:w="3324"/>
-          </w:tcPr>
-          <w:p>
-            <w:r>
-              <w:rPr>
-                <w:rFonts w:ascii="Times New Roman" w:hAnsi="Times New Roman" w:eastAsia="Times New Roman"/>
-                <w:b w:val="0"/>
-                <w:i w:val="0"/>
-                <w:sz w:val="24"/>
-              </w:rPr>
-              <w:t>8</w:t>
-            </w:r>
-          </w:p>
-        </w:tc>
-      </w:tr>
-      <w:tr>
-        <w:tc>
-          <w:tcPr>
-            <w:tcW w:type="dxa" w:w="3324"/>
-          </w:tcPr>
-          <w:p>
-            <w:r>
-              <w:rPr>
-                <w:rFonts w:ascii="Times New Roman" w:hAnsi="Times New Roman" w:eastAsia="Times New Roman"/>
-                <w:b w:val="0"/>
-                <w:i w:val="0"/>
-                <w:sz w:val="24"/>
-              </w:rPr>
-              <w:t>Искомые уровни</w:t>
-            </w:r>
-          </w:p>
-        </w:tc>
-        <w:tc>
-          <w:tcPr>
-            <w:tcW w:type="dxa" w:w="3324"/>
-          </w:tcPr>
-          <w:p>
-            <w:r>
-              <w:rPr>
-                <w:rFonts w:ascii="Times New Roman" w:hAnsi="Times New Roman" w:eastAsia="Times New Roman"/>
-                <w:b w:val="0"/>
-                <w:i w:val="0"/>
-                <w:sz w:val="24"/>
-              </w:rPr>
-              <w:t>H1, H2, H3</w:t>
-            </w:r>
-          </w:p>
-        </w:tc>
-        <w:tc>
-          <w:tcPr>
-            <w:tcW w:type="dxa" w:w="3324"/>
-          </w:tcPr>
-          <w:p>
-            <w:r>
-              <w:rPr>
-                <w:rFonts w:ascii="Times New Roman" w:hAnsi="Times New Roman" w:eastAsia="Times New Roman"/>
-                <w:b w:val="0"/>
-                <w:i w:val="0"/>
-                <w:sz w:val="24"/>
-              </w:rPr>
-              <w:t>3</w:t>
-            </w:r>
-          </w:p>
-        </w:tc>
-      </w:tr>
-      <w:tr>
-        <w:tc>
-          <w:tcPr>
-            <w:tcW w:type="dxa" w:w="3324"/>
-          </w:tcPr>
-          <w:p>
-            <w:r>
-              <w:rPr>
-                <w:rFonts w:ascii="Times New Roman" w:hAnsi="Times New Roman" w:eastAsia="Times New Roman"/>
-                <w:b w:val="0"/>
-                <w:i w:val="0"/>
-                <w:sz w:val="24"/>
-              </w:rPr>
-              <w:t>Уравнения модели</w:t>
-            </w:r>
-          </w:p>
-        </w:tc>
-        <w:tc>
-          <w:tcPr>
-            <w:tcW w:type="dxa" w:w="3324"/>
-          </w:tcPr>
-          <w:p>
-            <w:r>
-              <w:rPr>
-                <w:rFonts w:ascii="Times New Roman" w:hAnsi="Times New Roman" w:eastAsia="Times New Roman"/>
-                <w:b w:val="0"/>
-                <w:i w:val="0"/>
-                <w:sz w:val="24"/>
-              </w:rPr>
-              <w:t>Бернулли (8) + связь V3=V4 + балансы (3) + Паскаль/газ (6)</w:t>
-            </w:r>
-          </w:p>
-        </w:tc>
-        <w:tc>
-          <w:tcPr>
-            <w:tcW w:type="dxa" w:w="3324"/>
-          </w:tcPr>
-          <w:p>
-            <w:r>
-              <w:rPr>
-                <w:rFonts w:ascii="Times New Roman" w:hAnsi="Times New Roman" w:eastAsia="Times New Roman"/>
-                <w:b w:val="0"/>
-                <w:i w:val="0"/>
-                <w:sz w:val="24"/>
-              </w:rPr>
-              <w:t>18</w:t>
-            </w:r>
-          </w:p>
-        </w:tc>
-      </w:tr>
-    </w:tbl>
-    <w:p>
-      <w:pPr>
-        <w:spacing w:after="120" w:before="160" w:line="276" w:lineRule="auto"/>
-        <w:jc w:val="both"/>
-      </w:pPr>
-      <w:r>
-        <w:rPr>
-          <w:rFonts w:ascii="Times New Roman" w:hAnsi="Times New Roman" w:eastAsia="Times New Roman"/>
-          <w:b w:val="0"/>
-          <w:i w:val="0"/>
-          <w:sz w:val="28"/>
-        </w:rPr>
-        <w:t>Система замкнута: 8 скоростей + 7 давлений + 3 уровня = 18 неизвестных при стационаре (начальные Hi(0) нужны только как стартовые значения итерации или как НУ динамики).</w:t>
-      </w:r>
-    </w:p>
-    <w:p>
-      <w:pPr>
-        <w:spacing w:after="120" w:before="240" w:line="276" w:lineRule="auto"/>
-      </w:pPr>
-      <w:r>
-        <w:rPr>
-          <w:rFonts w:ascii="Times New Roman" w:hAnsi="Times New Roman" w:eastAsia="Times New Roman"/>
-          <w:b/>
-          <w:i w:val="0"/>
-          <w:sz w:val="28"/>
-        </w:rPr>
-        <w:t>5. Блок-схема алгоритма расчёта стационарного режима</w:t>
-      </w:r>
-    </w:p>
-    <w:p>
-      <w:pPr>
-        <w:spacing w:after="120" w:before="0" w:line="276" w:lineRule="auto"/>
-        <w:jc w:val="both"/>
-      </w:pPr>
-      <w:r>
-        <w:rPr>
-          <w:rFonts w:ascii="Times New Roman" w:hAnsi="Times New Roman" w:eastAsia="Times New Roman"/>
-          <w:b w:val="0"/>
-          <w:i w:val="0"/>
-          <w:sz w:val="28"/>
-        </w:rPr>
-        <w:t>Алгоритм — последовательный по информационной матрице с внешним циклом по уровням Hi. Критерий останова: модуль невязок материальных балансов всех трёх ёмкостей меньше заданной точности ε. Программа MATLAB в данную работу не входит.</w:t>
-      </w:r>
-    </w:p>
-    <w:p>
-      <w:pPr>
-        <w:jc w:val="center"/>
-      </w:pPr>
-      <w:r>
-        <w:drawing>
-          <wp:inline xmlns:a="http://schemas.openxmlformats.org/drawingml/2006/main" xmlns:pic="http://schemas.openxmlformats.org/drawingml/2006/picture">
-            <wp:extent cx="5940000" cy="7574605"/>
-            <wp:docPr id="3" name="Picture 3"/>
-            <wp:cNvGraphicFramePr>
-              <a:graphicFrameLocks noChangeAspect="1"/>
-            </wp:cNvGraphicFramePr>
-            <a:graphic>
-              <a:graphicData uri="http://schemas.openxmlformats.org/drawingml/2006/picture">
-                <pic:pic>
-                  <pic:nvPicPr>
-                    <pic:cNvPr id="0" name="блок_схема.png"/>
-                    <pic:cNvPicPr/>
-                  </pic:nvPicPr>
-                  <pic:blipFill>
-                    <a:blip r:embed="rId11"/>
-                    <a:stretch>
-                      <a:fillRect/>
-                    </a:stretch>
-                  </pic:blipFill>
-                  <pic:spPr>
-                    <a:xfrm>
-                      <a:off x="0" y="0"/>
-                      <a:ext cx="5940000" cy="7574605"/>
+                      <a:ext cx="5976000" cy="3533255"/>
                     </a:xfrm>
                     <a:prstGeom prst="rect"/>
                   </pic:spPr>
@@ -1797,22 +995,60 @@
           <w:i w:val="0"/>
           <w:sz w:val="28"/>
         </w:rPr>
-        <w:t>6. Вывод</w:t>
+        <w:t>Блок-схема алгоритма расчётов стационарного режима гидравлической системы:</w:t>
       </w:r>
     </w:p>
     <w:p>
       <w:pPr>
-        <w:spacing w:after="120" w:before="0" w:line="276" w:lineRule="auto"/>
-        <w:jc w:val="both"/>
+        <w:jc w:val="center"/>
+      </w:pPr>
+      <w:r>
+        <w:drawing>
+          <wp:inline xmlns:a="http://schemas.openxmlformats.org/drawingml/2006/main" xmlns:pic="http://schemas.openxmlformats.org/drawingml/2006/picture">
+            <wp:extent cx="5220000" cy="6444623"/>
+            <wp:docPr id="3" name="Picture 3"/>
+            <wp:cNvGraphicFramePr>
+              <a:graphicFrameLocks noChangeAspect="1"/>
+            </wp:cNvGraphicFramePr>
+            <a:graphic>
+              <a:graphicData uri="http://schemas.openxmlformats.org/drawingml/2006/picture">
+                <pic:pic>
+                  <pic:nvPicPr>
+                    <pic:cNvPr id="0" name="блок_схема.png"/>
+                    <pic:cNvPicPr/>
+                  </pic:nvPicPr>
+                  <pic:blipFill>
+                    <a:blip r:embed="rId11"/>
+                    <a:stretch>
+                      <a:fillRect/>
+                    </a:stretch>
+                  </pic:blipFill>
+                  <pic:spPr>
+                    <a:xfrm>
+                      <a:off x="0" y="0"/>
+                      <a:ext cx="5220000" cy="6444623"/>
+                    </a:xfrm>
+                    <a:prstGeom prst="rect"/>
+                  </pic:spPr>
+                </pic:pic>
+              </a:graphicData>
+            </a:graphic>
+          </wp:inline>
+        </w:drawing>
+      </w:r>
+    </w:p>
+    <w:p>
+      <w:pPr>
+        <w:spacing w:after="120" w:before="240" w:line="276" w:lineRule="auto"/>
       </w:pPr>
       <w:r>
         <w:rPr>
           <w:rFonts w:ascii="Times New Roman" w:hAnsi="Times New Roman" w:eastAsia="Times New Roman"/>
           <w:b w:val="0"/>
-          <w:i w:val="0"/>
+          <w:i/>
           <w:sz w:val="28"/>
         </w:rPr>
-        <w:t>Для варианта 4 построена математическая модель гидравлической системы с тремя закрытыми ёмкостями и восемью вентилями. Верхняя и нижняя ёмкости связаны стояком с двумя последовательными вентилями; средняя ёмкость гидравлически независима (линия пересекается стояком без врезки) и имеет один вход и два выхода. Модель включает уравнения Бернулли, Паскаля, изотермическое сжатие газа и материальные балансы. По информационной матрице определён порядок расчёта стационарного режима. Численное интегрирование и построение графиков H(t) выполняются на следующем этапе (MATLAB) и в отчёт № 1 не включались.</w:t>
+        <w:t>Компьютерная программа на языке MATLAB в данную лабораторную работу не входит.</w:t>
       </w:r>
     </w:p>
     <w:sectPr>

--- a/Лабораторная_работа_1_гидравлика_вариант_4.docx
+++ b/Лабораторная_работа_1_гидравлика_вариант_4.docx
@@ -371,7 +371,7 @@
           <w:i w:val="0"/>
           <w:sz w:val="28"/>
         </w:rPr>
-        <w:t>Hg1, Hg2, Hg3 (H1G, H2G, H3G) – геометрическая высота ёмкости.</w:t>
+        <w:t>H1G, H2G, H3G – геометрическая высота ёмкости.</w:t>
       </w:r>
     </w:p>
     <w:p>
@@ -445,7 +445,7 @@
           <w:i w:val="0"/>
           <w:sz w:val="28"/>
         </w:rPr>
-        <w:t>4. Все трубы располагаются на одном уровне, в системе нет рециклических потоков, или рециклов, не учитываются местные сопротивления и перепады давлений в трубах, т.е. рассматриваются так называемые короткие трубопроводы.</w:t>
+        <w:t>4. Все трубы располагаются на одном уровне, в системе нет рециклических потоков, или рециклов, не учитываются местные сопротивления и перепады давлений в трубах, т.е. рассматриваются, так называемые короткие трубопроводы.</w:t>
       </w:r>
     </w:p>
     <w:p>
@@ -460,7 +460,46 @@
           <w:i w:val="0"/>
           <w:sz w:val="28"/>
         </w:rPr>
-        <w:t>5. В емкостях, не занятых жидкостью, давление газа PN · Hgi / (Hgi − Hi).</w:t>
+        <w:t xml:space="preserve">5. В емкостях, не занятых жидкостью, давление газа </w:t>
+      </w:r>
+      <m:oMath>
+        <m:sSup>
+          <m:e>
+            <m:r>
+              <w:rPr>
+                <w:rFonts w:ascii="Cambria Math" w:hAnsi="Cambria Math"/>
+                <w:sz w:val="28"/>
+                <w:szCs w:val="28"/>
+              </w:rPr>
+              <m:rPr>
+                <m:sty m:val="p"/>
+              </m:rPr>
+              <m:t xml:space="preserve">Р</m:t>
+            </m:r>
+          </m:e>
+          <m:sup>
+            <m:r>
+              <w:rPr>
+                <w:rFonts w:ascii="Cambria Math" w:hAnsi="Cambria Math"/>
+                <w:sz w:val="28"/>
+                <w:szCs w:val="28"/>
+              </w:rPr>
+              <m:rPr>
+                <m:sty m:val="p"/>
+              </m:rPr>
+              <m:t xml:space="preserve">N</m:t>
+            </m:r>
+          </m:sup>
+        </m:sSup>
+      </m:oMath>
+      <w:r>
+        <w:rPr>
+          <w:rFonts w:ascii="Times New Roman" w:hAnsi="Times New Roman" w:eastAsia="Times New Roman"/>
+          <w:b w:val="0"/>
+          <w:i w:val="0"/>
+          <w:sz w:val="28"/>
+        </w:rPr>
+        <w:t xml:space="preserve"> * H1G / (H1G – H1).</w:t>
       </w:r>
     </w:p>
     <w:p>
@@ -475,7 +514,7 @@
           <w:i w:val="0"/>
           <w:sz w:val="28"/>
         </w:rPr>
-        <w:t>6. Системы включают только клапаны (вентили) с постоянными, не изменяющимися коэффициентами пропускной способности и закрытые емкости.</w:t>
+        <w:t>6. Системы включают только клапаны(вентили) с постоянными, не изменяющимися коэффициентами пропускной способности и закрытые емкости.</w:t>
       </w:r>
     </w:p>
     <w:p>
@@ -504,8 +543,75 @@
           <w:i/>
           <w:sz w:val="28"/>
         </w:rPr>
-        <w:t>ур. Бернулли:  V = k * sign (Pвх – Pвых) * √|Pвх – Pвых|</w:t>
+        <w:t xml:space="preserve">ур. Бернулли: V = k * sign (Рвх – Рвых) * </w:t>
       </w:r>
+      <m:oMath>
+        <m:r>
+          <w:rPr>
+            <w:rFonts w:ascii="Cambria Math" w:hAnsi="Cambria Math"/>
+            <w:sz w:val="28"/>
+            <w:szCs w:val="28"/>
+          </w:rPr>
+          <m:rPr>
+            <m:sty m:val="p"/>
+          </m:rPr>
+          <m:t xml:space="preserve">√</m:t>
+        </m:r>
+        <m:d>
+          <m:dPr>
+            <m:begChr m:val="|"/>
+            <m:endChr m:val="|"/>
+          </m:dPr>
+          <m:e>
+            <m:r>
+              <w:rPr>
+                <w:rFonts w:ascii="Cambria Math" w:hAnsi="Cambria Math"/>
+                <w:sz w:val="28"/>
+                <w:szCs w:val="28"/>
+              </w:rPr>
+              <m:rPr>
+                <m:sty m:val="p"/>
+              </m:rPr>
+              <m:t xml:space="preserve">Р</m:t>
+            </m:r>
+            <m:r>
+              <w:rPr>
+                <w:rFonts w:ascii="Cambria Math" w:hAnsi="Cambria Math"/>
+                <w:sz w:val="28"/>
+                <w:szCs w:val="28"/>
+                <w:vertAlign w:val="subscript"/>
+              </w:rPr>
+              <m:rPr>
+                <m:sty m:val="p"/>
+              </m:rPr>
+              <m:t xml:space="preserve">вх</m:t>
+            </m:r>
+            <m:r>
+              <w:rPr>
+                <w:rFonts w:ascii="Cambria Math" w:hAnsi="Cambria Math"/>
+                <w:sz w:val="28"/>
+                <w:szCs w:val="28"/>
+              </w:rPr>
+              <m:rPr>
+                <m:sty m:val="p"/>
+              </m:rPr>
+              <m:t xml:space="preserve"> – Р</m:t>
+            </m:r>
+            <m:r>
+              <w:rPr>
+                <w:rFonts w:ascii="Cambria Math" w:hAnsi="Cambria Math"/>
+                <w:sz w:val="28"/>
+                <w:szCs w:val="28"/>
+                <w:vertAlign w:val="subscript"/>
+              </w:rPr>
+              <m:rPr>
+                <m:sty m:val="p"/>
+              </m:rPr>
+              <m:t xml:space="preserve">вых</m:t>
+            </m:r>
+          </m:e>
+        </m:d>
+      </m:oMath>
     </w:p>
     <w:p>
       <w:pPr>
@@ -519,7 +625,7 @@
           <w:i w:val="0"/>
           <w:sz w:val="28"/>
         </w:rPr>
-        <w:t>sign – функция знака: −1, 0, +1</w:t>
+        <w:t>sign – функция знака: -1, 0, +1</w:t>
       </w:r>
     </w:p>
     <w:p>
@@ -534,7 +640,7 @@
           <w:i/>
           <w:sz w:val="28"/>
         </w:rPr>
-        <w:t>ур. Паскаля:  Pж = Pг + ρ*g*H</w:t>
+        <w:t>ур. Паскаля: Рж = Рг + ρ*g* H</w:t>
       </w:r>
     </w:p>
     <w:p>
@@ -562,8 +668,75 @@
           <w:i w:val="0"/>
           <w:sz w:val="28"/>
         </w:rPr>
-        <w:t>1)  V1 = k1 * sign (P1 – P8) * √|P1 – P8|</w:t>
+        <w:t xml:space="preserve">V1 = k1 * sign (Р1 – Р8) * </w:t>
       </w:r>
+      <m:oMath>
+        <m:r>
+          <w:rPr>
+            <w:rFonts w:ascii="Cambria Math" w:hAnsi="Cambria Math"/>
+            <w:sz w:val="28"/>
+            <w:szCs w:val="28"/>
+          </w:rPr>
+          <m:rPr>
+            <m:sty m:val="p"/>
+          </m:rPr>
+          <m:t xml:space="preserve">√</m:t>
+        </m:r>
+        <m:d>
+          <m:dPr>
+            <m:begChr m:val="|"/>
+            <m:endChr m:val="|"/>
+          </m:dPr>
+          <m:e>
+            <m:r>
+              <w:rPr>
+                <w:rFonts w:ascii="Cambria Math" w:hAnsi="Cambria Math"/>
+                <w:sz w:val="28"/>
+                <w:szCs w:val="28"/>
+              </w:rPr>
+              <m:rPr>
+                <m:sty m:val="p"/>
+              </m:rPr>
+              <m:t xml:space="preserve">Р</m:t>
+            </m:r>
+            <m:r>
+              <w:rPr>
+                <w:rFonts w:ascii="Cambria Math" w:hAnsi="Cambria Math"/>
+                <w:sz w:val="28"/>
+                <w:szCs w:val="28"/>
+                <w:vertAlign w:val="subscript"/>
+              </w:rPr>
+              <m:rPr>
+                <m:sty m:val="p"/>
+              </m:rPr>
+              <m:t xml:space="preserve">1</m:t>
+            </m:r>
+            <m:r>
+              <w:rPr>
+                <w:rFonts w:ascii="Cambria Math" w:hAnsi="Cambria Math"/>
+                <w:sz w:val="28"/>
+                <w:szCs w:val="28"/>
+              </w:rPr>
+              <m:rPr>
+                <m:sty m:val="p"/>
+              </m:rPr>
+              <m:t xml:space="preserve"> – Р</m:t>
+            </m:r>
+            <m:r>
+              <w:rPr>
+                <w:rFonts w:ascii="Cambria Math" w:hAnsi="Cambria Math"/>
+                <w:sz w:val="28"/>
+                <w:szCs w:val="28"/>
+                <w:vertAlign w:val="subscript"/>
+              </w:rPr>
+              <m:rPr>
+                <m:sty m:val="p"/>
+              </m:rPr>
+              <m:t xml:space="preserve">8</m:t>
+            </m:r>
+          </m:e>
+        </m:d>
+      </m:oMath>
     </w:p>
     <w:p>
       <w:pPr>
@@ -576,8 +749,75 @@
           <w:i w:val="0"/>
           <w:sz w:val="28"/>
         </w:rPr>
-        <w:t>2)  V2 = k2 * sign (P2 – P9) * √|P2 – P9|</w:t>
+        <w:t xml:space="preserve">V2 = k2 * sign (Р2 – Р9) * </w:t>
       </w:r>
+      <m:oMath>
+        <m:r>
+          <w:rPr>
+            <w:rFonts w:ascii="Cambria Math" w:hAnsi="Cambria Math"/>
+            <w:sz w:val="28"/>
+            <w:szCs w:val="28"/>
+          </w:rPr>
+          <m:rPr>
+            <m:sty m:val="p"/>
+          </m:rPr>
+          <m:t xml:space="preserve">√</m:t>
+        </m:r>
+        <m:d>
+          <m:dPr>
+            <m:begChr m:val="|"/>
+            <m:endChr m:val="|"/>
+          </m:dPr>
+          <m:e>
+            <m:r>
+              <w:rPr>
+                <w:rFonts w:ascii="Cambria Math" w:hAnsi="Cambria Math"/>
+                <w:sz w:val="28"/>
+                <w:szCs w:val="28"/>
+              </w:rPr>
+              <m:rPr>
+                <m:sty m:val="p"/>
+              </m:rPr>
+              <m:t xml:space="preserve">Р</m:t>
+            </m:r>
+            <m:r>
+              <w:rPr>
+                <w:rFonts w:ascii="Cambria Math" w:hAnsi="Cambria Math"/>
+                <w:sz w:val="28"/>
+                <w:szCs w:val="28"/>
+                <w:vertAlign w:val="subscript"/>
+              </w:rPr>
+              <m:rPr>
+                <m:sty m:val="p"/>
+              </m:rPr>
+              <m:t xml:space="preserve">2</m:t>
+            </m:r>
+            <m:r>
+              <w:rPr>
+                <w:rFonts w:ascii="Cambria Math" w:hAnsi="Cambria Math"/>
+                <w:sz w:val="28"/>
+                <w:szCs w:val="28"/>
+              </w:rPr>
+              <m:rPr>
+                <m:sty m:val="p"/>
+              </m:rPr>
+              <m:t xml:space="preserve"> – Р</m:t>
+            </m:r>
+            <m:r>
+              <w:rPr>
+                <w:rFonts w:ascii="Cambria Math" w:hAnsi="Cambria Math"/>
+                <w:sz w:val="28"/>
+                <w:szCs w:val="28"/>
+                <w:vertAlign w:val="subscript"/>
+              </w:rPr>
+              <m:rPr>
+                <m:sty m:val="p"/>
+              </m:rPr>
+              <m:t xml:space="preserve">9</m:t>
+            </m:r>
+          </m:e>
+        </m:d>
+      </m:oMath>
     </w:p>
     <w:p>
       <w:pPr>
@@ -590,8 +830,75 @@
           <w:i w:val="0"/>
           <w:sz w:val="28"/>
         </w:rPr>
-        <w:t>3)  V3 = k3 * sign (P7 – P8) * √|P7 – P8|</w:t>
+        <w:t xml:space="preserve">V3 = k3 * sign (Р7 – Р8) * </w:t>
       </w:r>
+      <m:oMath>
+        <m:r>
+          <w:rPr>
+            <w:rFonts w:ascii="Cambria Math" w:hAnsi="Cambria Math"/>
+            <w:sz w:val="28"/>
+            <w:szCs w:val="28"/>
+          </w:rPr>
+          <m:rPr>
+            <m:sty m:val="p"/>
+          </m:rPr>
+          <m:t xml:space="preserve">√</m:t>
+        </m:r>
+        <m:d>
+          <m:dPr>
+            <m:begChr m:val="|"/>
+            <m:endChr m:val="|"/>
+          </m:dPr>
+          <m:e>
+            <m:r>
+              <w:rPr>
+                <w:rFonts w:ascii="Cambria Math" w:hAnsi="Cambria Math"/>
+                <w:sz w:val="28"/>
+                <w:szCs w:val="28"/>
+              </w:rPr>
+              <m:rPr>
+                <m:sty m:val="p"/>
+              </m:rPr>
+              <m:t xml:space="preserve">Р</m:t>
+            </m:r>
+            <m:r>
+              <w:rPr>
+                <w:rFonts w:ascii="Cambria Math" w:hAnsi="Cambria Math"/>
+                <w:sz w:val="28"/>
+                <w:szCs w:val="28"/>
+                <w:vertAlign w:val="subscript"/>
+              </w:rPr>
+              <m:rPr>
+                <m:sty m:val="p"/>
+              </m:rPr>
+              <m:t xml:space="preserve">7</m:t>
+            </m:r>
+            <m:r>
+              <w:rPr>
+                <w:rFonts w:ascii="Cambria Math" w:hAnsi="Cambria Math"/>
+                <w:sz w:val="28"/>
+                <w:szCs w:val="28"/>
+              </w:rPr>
+              <m:rPr>
+                <m:sty m:val="p"/>
+              </m:rPr>
+              <m:t xml:space="preserve"> – Р</m:t>
+            </m:r>
+            <m:r>
+              <w:rPr>
+                <w:rFonts w:ascii="Cambria Math" w:hAnsi="Cambria Math"/>
+                <w:sz w:val="28"/>
+                <w:szCs w:val="28"/>
+                <w:vertAlign w:val="subscript"/>
+              </w:rPr>
+              <m:rPr>
+                <m:sty m:val="p"/>
+              </m:rPr>
+              <m:t xml:space="preserve">8</m:t>
+            </m:r>
+          </m:e>
+        </m:d>
+      </m:oMath>
     </w:p>
     <w:p>
       <w:pPr>
@@ -604,8 +911,75 @@
           <w:i w:val="0"/>
           <w:sz w:val="28"/>
         </w:rPr>
-        <w:t>4)  V4 = k4 * sign (P8 – P9) * √|P8 – P9|</w:t>
+        <w:t xml:space="preserve">V4 = k4 * sign (Р8 – Р9) * </w:t>
       </w:r>
+      <m:oMath>
+        <m:r>
+          <w:rPr>
+            <w:rFonts w:ascii="Cambria Math" w:hAnsi="Cambria Math"/>
+            <w:sz w:val="28"/>
+            <w:szCs w:val="28"/>
+          </w:rPr>
+          <m:rPr>
+            <m:sty m:val="p"/>
+          </m:rPr>
+          <m:t xml:space="preserve">√</m:t>
+        </m:r>
+        <m:d>
+          <m:dPr>
+            <m:begChr m:val="|"/>
+            <m:endChr m:val="|"/>
+          </m:dPr>
+          <m:e>
+            <m:r>
+              <w:rPr>
+                <w:rFonts w:ascii="Cambria Math" w:hAnsi="Cambria Math"/>
+                <w:sz w:val="28"/>
+                <w:szCs w:val="28"/>
+              </w:rPr>
+              <m:rPr>
+                <m:sty m:val="p"/>
+              </m:rPr>
+              <m:t xml:space="preserve">Р</m:t>
+            </m:r>
+            <m:r>
+              <w:rPr>
+                <w:rFonts w:ascii="Cambria Math" w:hAnsi="Cambria Math"/>
+                <w:sz w:val="28"/>
+                <w:szCs w:val="28"/>
+                <w:vertAlign w:val="subscript"/>
+              </w:rPr>
+              <m:rPr>
+                <m:sty m:val="p"/>
+              </m:rPr>
+              <m:t xml:space="preserve">8</m:t>
+            </m:r>
+            <m:r>
+              <w:rPr>
+                <w:rFonts w:ascii="Cambria Math" w:hAnsi="Cambria Math"/>
+                <w:sz w:val="28"/>
+                <w:szCs w:val="28"/>
+              </w:rPr>
+              <m:rPr>
+                <m:sty m:val="p"/>
+              </m:rPr>
+              <m:t xml:space="preserve"> – Р</m:t>
+            </m:r>
+            <m:r>
+              <w:rPr>
+                <w:rFonts w:ascii="Cambria Math" w:hAnsi="Cambria Math"/>
+                <w:sz w:val="28"/>
+                <w:szCs w:val="28"/>
+                <w:vertAlign w:val="subscript"/>
+              </w:rPr>
+              <m:rPr>
+                <m:sty m:val="p"/>
+              </m:rPr>
+              <m:t xml:space="preserve">9</m:t>
+            </m:r>
+          </m:e>
+        </m:d>
+      </m:oMath>
     </w:p>
     <w:p>
       <w:pPr>
@@ -618,8 +992,75 @@
           <w:i w:val="0"/>
           <w:sz w:val="28"/>
         </w:rPr>
-        <w:t>5)  V5 = k5 * sign (P7 – P3) * √|P7 – P3|</w:t>
+        <w:t xml:space="preserve">V5 = k5 * sign (Р7 – Р3) * </w:t>
       </w:r>
+      <m:oMath>
+        <m:r>
+          <w:rPr>
+            <w:rFonts w:ascii="Cambria Math" w:hAnsi="Cambria Math"/>
+            <w:sz w:val="28"/>
+            <w:szCs w:val="28"/>
+          </w:rPr>
+          <m:rPr>
+            <m:sty m:val="p"/>
+          </m:rPr>
+          <m:t xml:space="preserve">√</m:t>
+        </m:r>
+        <m:d>
+          <m:dPr>
+            <m:begChr m:val="|"/>
+            <m:endChr m:val="|"/>
+          </m:dPr>
+          <m:e>
+            <m:r>
+              <w:rPr>
+                <w:rFonts w:ascii="Cambria Math" w:hAnsi="Cambria Math"/>
+                <w:sz w:val="28"/>
+                <w:szCs w:val="28"/>
+              </w:rPr>
+              <m:rPr>
+                <m:sty m:val="p"/>
+              </m:rPr>
+              <m:t xml:space="preserve">Р</m:t>
+            </m:r>
+            <m:r>
+              <w:rPr>
+                <w:rFonts w:ascii="Cambria Math" w:hAnsi="Cambria Math"/>
+                <w:sz w:val="28"/>
+                <w:szCs w:val="28"/>
+                <w:vertAlign w:val="subscript"/>
+              </w:rPr>
+              <m:rPr>
+                <m:sty m:val="p"/>
+              </m:rPr>
+              <m:t xml:space="preserve">7</m:t>
+            </m:r>
+            <m:r>
+              <w:rPr>
+                <w:rFonts w:ascii="Cambria Math" w:hAnsi="Cambria Math"/>
+                <w:sz w:val="28"/>
+                <w:szCs w:val="28"/>
+              </w:rPr>
+              <m:rPr>
+                <m:sty m:val="p"/>
+              </m:rPr>
+              <m:t xml:space="preserve"> – Р</m:t>
+            </m:r>
+            <m:r>
+              <w:rPr>
+                <w:rFonts w:ascii="Cambria Math" w:hAnsi="Cambria Math"/>
+                <w:sz w:val="28"/>
+                <w:szCs w:val="28"/>
+                <w:vertAlign w:val="subscript"/>
+              </w:rPr>
+              <m:rPr>
+                <m:sty m:val="p"/>
+              </m:rPr>
+              <m:t xml:space="preserve">3</m:t>
+            </m:r>
+          </m:e>
+        </m:d>
+      </m:oMath>
     </w:p>
     <w:p>
       <w:pPr>
@@ -632,8 +1073,75 @@
           <w:i w:val="0"/>
           <w:sz w:val="28"/>
         </w:rPr>
-        <w:t>6)  V6 = k6 * sign (P8 – P4) * √|P8 – P4|</w:t>
+        <w:t xml:space="preserve">V6 = k6 * sign (Р8 – Р4) * </w:t>
       </w:r>
+      <m:oMath>
+        <m:r>
+          <w:rPr>
+            <w:rFonts w:ascii="Cambria Math" w:hAnsi="Cambria Math"/>
+            <w:sz w:val="28"/>
+            <w:szCs w:val="28"/>
+          </w:rPr>
+          <m:rPr>
+            <m:sty m:val="p"/>
+          </m:rPr>
+          <m:t xml:space="preserve">√</m:t>
+        </m:r>
+        <m:d>
+          <m:dPr>
+            <m:begChr m:val="|"/>
+            <m:endChr m:val="|"/>
+          </m:dPr>
+          <m:e>
+            <m:r>
+              <w:rPr>
+                <w:rFonts w:ascii="Cambria Math" w:hAnsi="Cambria Math"/>
+                <w:sz w:val="28"/>
+                <w:szCs w:val="28"/>
+              </w:rPr>
+              <m:rPr>
+                <m:sty m:val="p"/>
+              </m:rPr>
+              <m:t xml:space="preserve">Р</m:t>
+            </m:r>
+            <m:r>
+              <w:rPr>
+                <w:rFonts w:ascii="Cambria Math" w:hAnsi="Cambria Math"/>
+                <w:sz w:val="28"/>
+                <w:szCs w:val="28"/>
+                <w:vertAlign w:val="subscript"/>
+              </w:rPr>
+              <m:rPr>
+                <m:sty m:val="p"/>
+              </m:rPr>
+              <m:t xml:space="preserve">8</m:t>
+            </m:r>
+            <m:r>
+              <w:rPr>
+                <w:rFonts w:ascii="Cambria Math" w:hAnsi="Cambria Math"/>
+                <w:sz w:val="28"/>
+                <w:szCs w:val="28"/>
+              </w:rPr>
+              <m:rPr>
+                <m:sty m:val="p"/>
+              </m:rPr>
+              <m:t xml:space="preserve"> – Р</m:t>
+            </m:r>
+            <m:r>
+              <w:rPr>
+                <w:rFonts w:ascii="Cambria Math" w:hAnsi="Cambria Math"/>
+                <w:sz w:val="28"/>
+                <w:szCs w:val="28"/>
+                <w:vertAlign w:val="subscript"/>
+              </w:rPr>
+              <m:rPr>
+                <m:sty m:val="p"/>
+              </m:rPr>
+              <m:t xml:space="preserve">4</m:t>
+            </m:r>
+          </m:e>
+        </m:d>
+      </m:oMath>
     </w:p>
     <w:p>
       <w:pPr>
@@ -646,8 +1154,75 @@
           <w:i w:val="0"/>
           <w:sz w:val="28"/>
         </w:rPr>
-        <w:t>7)  V7 = k7 * sign (P8 – P5) * √|P8 – P5|</w:t>
+        <w:t xml:space="preserve">V7 = k7 * sign (Р8 – Р5) * </w:t>
       </w:r>
+      <m:oMath>
+        <m:r>
+          <w:rPr>
+            <w:rFonts w:ascii="Cambria Math" w:hAnsi="Cambria Math"/>
+            <w:sz w:val="28"/>
+            <w:szCs w:val="28"/>
+          </w:rPr>
+          <m:rPr>
+            <m:sty m:val="p"/>
+          </m:rPr>
+          <m:t xml:space="preserve">√</m:t>
+        </m:r>
+        <m:d>
+          <m:dPr>
+            <m:begChr m:val="|"/>
+            <m:endChr m:val="|"/>
+          </m:dPr>
+          <m:e>
+            <m:r>
+              <w:rPr>
+                <w:rFonts w:ascii="Cambria Math" w:hAnsi="Cambria Math"/>
+                <w:sz w:val="28"/>
+                <w:szCs w:val="28"/>
+              </w:rPr>
+              <m:rPr>
+                <m:sty m:val="p"/>
+              </m:rPr>
+              <m:t xml:space="preserve">Р</m:t>
+            </m:r>
+            <m:r>
+              <w:rPr>
+                <w:rFonts w:ascii="Cambria Math" w:hAnsi="Cambria Math"/>
+                <w:sz w:val="28"/>
+                <w:szCs w:val="28"/>
+                <w:vertAlign w:val="subscript"/>
+              </w:rPr>
+              <m:rPr>
+                <m:sty m:val="p"/>
+              </m:rPr>
+              <m:t xml:space="preserve">8</m:t>
+            </m:r>
+            <m:r>
+              <w:rPr>
+                <w:rFonts w:ascii="Cambria Math" w:hAnsi="Cambria Math"/>
+                <w:sz w:val="28"/>
+                <w:szCs w:val="28"/>
+              </w:rPr>
+              <m:rPr>
+                <m:sty m:val="p"/>
+              </m:rPr>
+              <m:t xml:space="preserve"> – Р</m:t>
+            </m:r>
+            <m:r>
+              <w:rPr>
+                <w:rFonts w:ascii="Cambria Math" w:hAnsi="Cambria Math"/>
+                <w:sz w:val="28"/>
+                <w:szCs w:val="28"/>
+                <w:vertAlign w:val="subscript"/>
+              </w:rPr>
+              <m:rPr>
+                <m:sty m:val="p"/>
+              </m:rPr>
+              <m:t xml:space="preserve">5</m:t>
+            </m:r>
+          </m:e>
+        </m:d>
+      </m:oMath>
     </w:p>
     <w:p>
       <w:pPr>
@@ -660,8 +1235,75 @@
           <w:i w:val="0"/>
           <w:sz w:val="28"/>
         </w:rPr>
-        <w:t>8)  V8 = k8 * sign (P9 – P6) * √|P9 – P6|</w:t>
+        <w:t xml:space="preserve">V8 = k8 * sign (Р9 – Р6) * </w:t>
       </w:r>
+      <m:oMath>
+        <m:r>
+          <w:rPr>
+            <w:rFonts w:ascii="Cambria Math" w:hAnsi="Cambria Math"/>
+            <w:sz w:val="28"/>
+            <w:szCs w:val="28"/>
+          </w:rPr>
+          <m:rPr>
+            <m:sty m:val="p"/>
+          </m:rPr>
+          <m:t xml:space="preserve">√</m:t>
+        </m:r>
+        <m:d>
+          <m:dPr>
+            <m:begChr m:val="|"/>
+            <m:endChr m:val="|"/>
+          </m:dPr>
+          <m:e>
+            <m:r>
+              <w:rPr>
+                <w:rFonts w:ascii="Cambria Math" w:hAnsi="Cambria Math"/>
+                <w:sz w:val="28"/>
+                <w:szCs w:val="28"/>
+              </w:rPr>
+              <m:rPr>
+                <m:sty m:val="p"/>
+              </m:rPr>
+              <m:t xml:space="preserve">Р</m:t>
+            </m:r>
+            <m:r>
+              <w:rPr>
+                <w:rFonts w:ascii="Cambria Math" w:hAnsi="Cambria Math"/>
+                <w:sz w:val="28"/>
+                <w:szCs w:val="28"/>
+                <w:vertAlign w:val="subscript"/>
+              </w:rPr>
+              <m:rPr>
+                <m:sty m:val="p"/>
+              </m:rPr>
+              <m:t xml:space="preserve">9</m:t>
+            </m:r>
+            <m:r>
+              <w:rPr>
+                <w:rFonts w:ascii="Cambria Math" w:hAnsi="Cambria Math"/>
+                <w:sz w:val="28"/>
+                <w:szCs w:val="28"/>
+              </w:rPr>
+              <m:rPr>
+                <m:sty m:val="p"/>
+              </m:rPr>
+              <m:t xml:space="preserve"> – Р</m:t>
+            </m:r>
+            <m:r>
+              <w:rPr>
+                <w:rFonts w:ascii="Cambria Math" w:hAnsi="Cambria Math"/>
+                <w:sz w:val="28"/>
+                <w:szCs w:val="28"/>
+                <w:vertAlign w:val="subscript"/>
+              </w:rPr>
+              <m:rPr>
+                <m:sty m:val="p"/>
+              </m:rPr>
+              <m:t xml:space="preserve">6</m:t>
+            </m:r>
+          </m:e>
+        </m:d>
+      </m:oMath>
     </w:p>
     <w:p>
       <w:pPr>
@@ -688,7 +1330,7 @@
           <w:i w:val="0"/>
           <w:sz w:val="28"/>
         </w:rPr>
-        <w:t>9’)  (V3 – V5) / S1 = (H1(t(k)) – H1(t(0))) / Δt = f9</w:t>
+        <w:t>9’) (V3 – V5 )/S1= (H1(t(k))- H1(t(o)))/ Δt = f9</w:t>
       </w:r>
     </w:p>
     <w:p>
@@ -702,7 +1344,7 @@
           <w:i w:val="0"/>
           <w:sz w:val="28"/>
         </w:rPr>
-        <w:t>9*)  H1(t(0)) = H1(0)</w:t>
+        <w:t>9*) H1(t(o))= H1(o)</w:t>
       </w:r>
     </w:p>
     <w:p>
@@ -716,7 +1358,7 @@
           <w:i w:val="0"/>
           <w:sz w:val="28"/>
         </w:rPr>
-        <w:t>10’)  (V1 + V3 – V4 – V6 – V7) / S2 = (H2(t(k)) – H2(t(0))) / Δt = f10</w:t>
+        <w:t>10’) (V1 + V3 – V4 – V6 – V7 )/S2= (H2(t(k))- H2(t(o)))/ Δt = f10</w:t>
       </w:r>
     </w:p>
     <w:p>
@@ -730,7 +1372,7 @@
           <w:i w:val="0"/>
           <w:sz w:val="28"/>
         </w:rPr>
-        <w:t>10*)  H2(t(0)) = H2(0)</w:t>
+        <w:t>10*) H2(t(o))= H2(o)</w:t>
       </w:r>
     </w:p>
     <w:p>
@@ -744,7 +1386,7 @@
           <w:i w:val="0"/>
           <w:sz w:val="28"/>
         </w:rPr>
-        <w:t>11’)  (V2 + V4 – V8) / S3 = (H3(t(k)) – H3(t(0))) / Δt = f11</w:t>
+        <w:t>11’) (V2 + V4 – V8 )/S3= (H3(t(k))- H3(t(o)))/ Δt = f11</w:t>
       </w:r>
     </w:p>
     <w:p>
@@ -758,22 +1400,7 @@
           <w:i w:val="0"/>
           <w:sz w:val="28"/>
         </w:rPr>
-        <w:t>11*)  H3(t(0)) = H3(0)</w:t>
-      </w:r>
-    </w:p>
-    <w:p>
-      <w:pPr>
-        <w:spacing w:after="120" w:before="0" w:line="276" w:lineRule="auto"/>
-        <w:jc w:val="both"/>
-      </w:pPr>
-      <w:r>
-        <w:rPr>
-          <w:rFonts w:ascii="Times New Roman" w:hAnsi="Times New Roman" w:eastAsia="Times New Roman"/>
-          <w:b w:val="0"/>
-          <w:i w:val="0"/>
-          <w:sz w:val="28"/>
-        </w:rPr>
-        <w:t>Для стационарного режима правые части 9’–11’ равны нулю: dHi/dt = 0.</w:t>
+        <w:t>11*) H3(t(o))= H3(o)</w:t>
       </w:r>
     </w:p>
     <w:p>
@@ -801,7 +1428,7 @@
           <w:i w:val="0"/>
           <w:sz w:val="28"/>
         </w:rPr>
-        <w:t>12)  P10 = PN * Hg1 / (Hg1 – H1)</w:t>
+        <w:t>12) Р7 = Р10 + ρ*g* H1</w:t>
       </w:r>
     </w:p>
     <w:p>
@@ -815,7 +1442,7 @@
           <w:i w:val="0"/>
           <w:sz w:val="28"/>
         </w:rPr>
-        <w:t>13)  P7  = P10 + ρ*g*H1</w:t>
+        <w:t>13) Р10 = РN * H1G/ (H1G – H1)</w:t>
       </w:r>
     </w:p>
     <w:p>
@@ -829,7 +1456,7 @@
           <w:i w:val="0"/>
           <w:sz w:val="28"/>
         </w:rPr>
-        <w:t>14)  P11 = PN * Hg2 / (Hg2 – H2)</w:t>
+        <w:t>14) Р8 = Р11 + ρ*g* H2</w:t>
       </w:r>
     </w:p>
     <w:p>
@@ -843,7 +1470,7 @@
           <w:i w:val="0"/>
           <w:sz w:val="28"/>
         </w:rPr>
-        <w:t>15)  P8  = P11 + ρ*g*H2</w:t>
+        <w:t>15) Р11 = РN * H2G/ (H2G – H2)</w:t>
       </w:r>
     </w:p>
     <w:p>
@@ -857,7 +1484,7 @@
           <w:i w:val="0"/>
           <w:sz w:val="28"/>
         </w:rPr>
-        <w:t>16)  P12 = PN * Hg3 / (Hg3 – H3)</w:t>
+        <w:t>16) Р9 = Р12 + ρ*g* H3</w:t>
       </w:r>
     </w:p>
     <w:p>
@@ -871,7 +1498,7 @@
           <w:i w:val="0"/>
           <w:sz w:val="28"/>
         </w:rPr>
-        <w:t>17)  P9  = P12 + ρ*g*H3</w:t>
+        <w:t>17) Р12 = РN * H3G/ (H3G – H3)</w:t>
       </w:r>
     </w:p>
     <w:p>

--- a/Лабораторная_работа_1_гидравлика_вариант_4.docx
+++ b/Лабораторная_работа_1_гидравлика_вариант_4.docx
@@ -1,1691 +1,6 @@
 
-<file path=word/document.xml><?xml version="1.0" encoding="utf-8"?>
-<w:document xmlns:wpc="http://schemas.microsoft.com/office/word/2010/wordprocessingCanvas" xmlns:mo="http://schemas.microsoft.com/office/mac/office/2008/main" xmlns:mc="http://schemas.openxmlformats.org/markup-compatibility/2006" xmlns:mv="urn:schemas-microsoft-com:mac:vml" xmlns:o="urn:schemas-microsoft-com:office:office" xmlns:r="http://schemas.openxmlformats.org/officeDocument/2006/relationships" xmlns:m="http://schemas.openxmlformats.org/officeDocument/2006/math" xmlns:v="urn:schemas-microsoft-com:vml" xmlns:wp14="http://schemas.microsoft.com/office/word/2010/wordprocessingDrawing" xmlns:wp="http://schemas.openxmlformats.org/drawingml/2006/wordprocessingDrawing" xmlns:w10="urn:schemas-microsoft-com:office:word" xmlns:w="http://schemas.openxmlformats.org/wordprocessingml/2006/main" xmlns:w14="http://schemas.microsoft.com/office/word/2010/wordml" xmlns:wpg="http://schemas.microsoft.com/office/word/2010/wordprocessingGroup" xmlns:wpi="http://schemas.microsoft.com/office/word/2010/wordprocessingInk" xmlns:wne="http://schemas.microsoft.com/office/word/2006/wordml" xmlns:wps="http://schemas.microsoft.com/office/word/2010/wordprocessingShape" mc:Ignorable="w14 wp14">
-  <w:body>
-    <w:p>
-      <w:pPr>
-        <w:spacing w:after="0" w:before="0" w:line="276" w:lineRule="auto"/>
-        <w:jc w:val="center"/>
-      </w:pPr>
-      <w:r>
-        <w:rPr>
-          <w:rFonts w:ascii="Times New Roman" w:hAnsi="Times New Roman" w:eastAsia="Times New Roman"/>
-          <w:b w:val="0"/>
-          <w:i w:val="0"/>
-          <w:sz w:val="24"/>
-        </w:rPr>
-        <w:t>Министерство науки и высшего образования Российской Федерации</w:t>
-      </w:r>
-    </w:p>
-    <w:p>
-      <w:pPr>
-        <w:spacing w:after="0" w:before="0" w:line="276" w:lineRule="auto"/>
-        <w:jc w:val="center"/>
-      </w:pPr>
-      <w:r>
-        <w:rPr>
-          <w:rFonts w:ascii="Times New Roman" w:hAnsi="Times New Roman" w:eastAsia="Times New Roman"/>
-          <w:b w:val="0"/>
-          <w:i w:val="0"/>
-          <w:sz w:val="24"/>
-        </w:rPr>
-        <w:t>Федеральное государственное бюджетное образовательное учреждение высшего образования</w:t>
-      </w:r>
-    </w:p>
-    <w:p>
-      <w:pPr>
-        <w:spacing w:after="0" w:before="0" w:line="276" w:lineRule="auto"/>
-        <w:jc w:val="center"/>
-      </w:pPr>
-      <w:r>
-        <w:rPr>
-          <w:rFonts w:ascii="Times New Roman" w:hAnsi="Times New Roman" w:eastAsia="Times New Roman"/>
-          <w:b w:val="0"/>
-          <w:i w:val="0"/>
-          <w:sz w:val="24"/>
-        </w:rPr>
-        <w:t>«Российский химико-технологический университет им. Д.И. Менделеева»</w:t>
-      </w:r>
-    </w:p>
-    <w:p>
-      <w:pPr>
-        <w:spacing w:after="0" w:before="0" w:line="276" w:lineRule="auto"/>
-        <w:jc w:val="center"/>
-      </w:pPr>
-      <w:r>
-        <w:rPr>
-          <w:rFonts w:ascii="Times New Roman" w:hAnsi="Times New Roman" w:eastAsia="Times New Roman"/>
-          <w:b w:val="0"/>
-          <w:i w:val="0"/>
-          <w:sz w:val="24"/>
-        </w:rPr>
-        <w:t>Кафедра информатики и компьютерного проектирования</w:t>
-      </w:r>
-    </w:p>
-    <w:p>
-      <w:pPr>
-        <w:spacing w:after="320" w:before="0" w:line="276" w:lineRule="auto"/>
-      </w:pPr>
-      <w:r>
-        <w:rPr>
-          <w:rFonts w:ascii="Times New Roman" w:hAnsi="Times New Roman" w:eastAsia="Times New Roman"/>
-          <w:b w:val="0"/>
-          <w:i w:val="0"/>
-          <w:sz w:val="24"/>
-        </w:rPr>
-      </w:r>
-    </w:p>
-    <w:p>
-      <w:pPr>
-        <w:spacing w:after="160" w:before="0" w:line="276" w:lineRule="auto"/>
-        <w:jc w:val="center"/>
-      </w:pPr>
-      <w:r>
-        <w:rPr>
-          <w:rFonts w:ascii="Times New Roman" w:hAnsi="Times New Roman" w:eastAsia="Times New Roman"/>
-          <w:b/>
-          <w:i w:val="0"/>
-          <w:sz w:val="32"/>
-        </w:rPr>
-        <w:t>ОТЧЕТ</w:t>
-      </w:r>
-    </w:p>
-    <w:p>
-      <w:pPr>
-        <w:spacing w:after="80" w:before="0" w:line="276" w:lineRule="auto"/>
-        <w:jc w:val="center"/>
-      </w:pPr>
-      <w:r>
-        <w:rPr>
-          <w:rFonts w:ascii="Times New Roman" w:hAnsi="Times New Roman" w:eastAsia="Times New Roman"/>
-          <w:b/>
-          <w:i w:val="0"/>
-          <w:sz w:val="28"/>
-        </w:rPr>
-        <w:t>По лабораторной работе №1 на тему:</w:t>
-      </w:r>
-    </w:p>
-    <w:p>
-      <w:pPr>
-        <w:spacing w:after="160" w:before="0" w:line="276" w:lineRule="auto"/>
-        <w:jc w:val="center"/>
-      </w:pPr>
-      <w:r>
-        <w:rPr>
-          <w:rFonts w:ascii="Times New Roman" w:hAnsi="Times New Roman" w:eastAsia="Times New Roman"/>
-          <w:b w:val="0"/>
-          <w:i w:val="0"/>
-          <w:sz w:val="28"/>
-        </w:rPr>
-        <w:t>«Моделирование простой гидравлической системы в статическом режиме»</w:t>
-      </w:r>
-    </w:p>
-    <w:p>
-      <w:pPr>
-        <w:spacing w:after="320" w:before="0" w:line="276" w:lineRule="auto"/>
-        <w:jc w:val="center"/>
-      </w:pPr>
-      <w:r>
-        <w:rPr>
-          <w:rFonts w:ascii="Times New Roman" w:hAnsi="Times New Roman" w:eastAsia="Times New Roman"/>
-          <w:b/>
-          <w:i w:val="0"/>
-          <w:sz w:val="28"/>
-        </w:rPr>
-        <w:t>Вариант – 4</w:t>
-      </w:r>
-    </w:p>
-    <w:p>
-      <w:pPr>
-        <w:spacing w:after="40" w:before="0" w:line="276" w:lineRule="auto"/>
-        <w:jc w:val="right"/>
-      </w:pPr>
-      <w:r>
-        <w:rPr>
-          <w:rFonts w:ascii="Times New Roman" w:hAnsi="Times New Roman" w:eastAsia="Times New Roman"/>
-          <w:b w:val="0"/>
-          <w:i w:val="0"/>
-          <w:sz w:val="28"/>
-        </w:rPr>
-        <w:t>Выполнил: ______________________________</w:t>
-      </w:r>
-    </w:p>
-    <w:p>
-      <w:pPr>
-        <w:spacing w:after="40" w:before="0" w:line="276" w:lineRule="auto"/>
-        <w:jc w:val="right"/>
-      </w:pPr>
-      <w:r>
-        <w:rPr>
-          <w:rFonts w:ascii="Times New Roman" w:hAnsi="Times New Roman" w:eastAsia="Times New Roman"/>
-          <w:b w:val="0"/>
-          <w:i w:val="0"/>
-          <w:sz w:val="28"/>
-        </w:rPr>
-        <w:t>Группа: ________________________________</w:t>
-      </w:r>
-    </w:p>
-    <w:p>
-      <w:pPr>
-        <w:spacing w:after="320" w:before="0" w:line="276" w:lineRule="auto"/>
-        <w:jc w:val="right"/>
-      </w:pPr>
-      <w:r>
-        <w:rPr>
-          <w:rFonts w:ascii="Times New Roman" w:hAnsi="Times New Roman" w:eastAsia="Times New Roman"/>
-          <w:b w:val="0"/>
-          <w:i w:val="0"/>
-          <w:sz w:val="28"/>
-        </w:rPr>
-        <w:t>Проверила: _____________________________</w:t>
-      </w:r>
-    </w:p>
-    <w:p>
-      <w:pPr>
-        <w:spacing w:after="320" w:before="0" w:line="276" w:lineRule="auto"/>
-        <w:jc w:val="center"/>
-      </w:pPr>
-      <w:r>
-        <w:rPr>
-          <w:rFonts w:ascii="Times New Roman" w:hAnsi="Times New Roman" w:eastAsia="Times New Roman"/>
-          <w:b w:val="0"/>
-          <w:i w:val="0"/>
-          <w:sz w:val="28"/>
-        </w:rPr>
-        <w:t>г. Москва, 2026</w:t>
-      </w:r>
-    </w:p>
-    <w:p>
-      <w:pPr>
-        <w:spacing w:after="120" w:before="0" w:line="276" w:lineRule="auto"/>
-      </w:pPr>
-      <w:r>
-        <w:rPr>
-          <w:rFonts w:ascii="Times New Roman" w:hAnsi="Times New Roman" w:eastAsia="Times New Roman"/>
-          <w:b/>
-          <w:i w:val="0"/>
-          <w:sz w:val="28"/>
-        </w:rPr>
-        <w:t>Схематическое изображение гидравлической модели с закрытыми ёмкостями:</w:t>
-      </w:r>
-    </w:p>
-    <w:p>
-      <w:pPr>
-        <w:jc w:val="center"/>
-      </w:pPr>
-      <w:r>
-        <w:drawing>
-          <wp:inline xmlns:a="http://schemas.openxmlformats.org/drawingml/2006/main" xmlns:pic="http://schemas.openxmlformats.org/drawingml/2006/picture">
-            <wp:extent cx="5832000" cy="5287470"/>
-            <wp:docPr id="1" name="Picture 1"/>
-            <wp:cNvGraphicFramePr>
-              <a:graphicFrameLocks noChangeAspect="1"/>
-            </wp:cNvGraphicFramePr>
-            <a:graphic>
-              <a:graphicData uri="http://schemas.openxmlformats.org/drawingml/2006/picture">
-                <pic:pic>
-                  <pic:nvPicPr>
-                    <pic:cNvPr id="0" name="схема_вариант4.png"/>
-                    <pic:cNvPicPr/>
-                  </pic:nvPicPr>
-                  <pic:blipFill>
-                    <a:blip r:embed="rId9"/>
-                    <a:stretch>
-                      <a:fillRect/>
-                    </a:stretch>
-                  </pic:blipFill>
-                  <pic:spPr>
-                    <a:xfrm>
-                      <a:off x="0" y="0"/>
-                      <a:ext cx="5832000" cy="5287470"/>
-                    </a:xfrm>
-                    <a:prstGeom prst="rect"/>
-                  </pic:spPr>
-                </pic:pic>
-              </a:graphicData>
-            </a:graphic>
-          </wp:inline>
-        </w:drawing>
-      </w:r>
-    </w:p>
-    <w:p>
-      <w:pPr>
-        <w:spacing w:after="120" w:before="200" w:line="276" w:lineRule="auto"/>
-      </w:pPr>
-      <w:r>
-        <w:rPr>
-          <w:rFonts w:ascii="Times New Roman" w:hAnsi="Times New Roman" w:eastAsia="Times New Roman"/>
-          <w:b/>
-          <w:i w:val="0"/>
-          <w:sz w:val="28"/>
-        </w:rPr>
-        <w:t>Условные обозначения:</w:t>
-      </w:r>
-    </w:p>
-    <w:p>
-      <w:pPr>
-        <w:spacing w:after="40" w:before="0" w:line="276" w:lineRule="auto"/>
-      </w:pPr>
-      <w:r>
-        <w:rPr>
-          <w:rFonts w:ascii="Times New Roman" w:hAnsi="Times New Roman" w:eastAsia="Times New Roman"/>
-          <w:b w:val="0"/>
-          <w:i w:val="0"/>
-          <w:sz w:val="28"/>
-        </w:rPr>
-        <w:t>P1, P2 – давление жидкости на входе в систему;</w:t>
-      </w:r>
-    </w:p>
-    <w:p>
-      <w:pPr>
-        <w:spacing w:after="40" w:before="0" w:line="276" w:lineRule="auto"/>
-      </w:pPr>
-      <w:r>
-        <w:rPr>
-          <w:rFonts w:ascii="Times New Roman" w:hAnsi="Times New Roman" w:eastAsia="Times New Roman"/>
-          <w:b w:val="0"/>
-          <w:i w:val="0"/>
-          <w:sz w:val="28"/>
-        </w:rPr>
-        <w:t>P3, P4, P5, P6 – давление жидкости на выходе из системы;</w:t>
-      </w:r>
-    </w:p>
-    <w:p>
-      <w:pPr>
-        <w:spacing w:after="40" w:before="0" w:line="276" w:lineRule="auto"/>
-      </w:pPr>
-      <w:r>
-        <w:rPr>
-          <w:rFonts w:ascii="Times New Roman" w:hAnsi="Times New Roman" w:eastAsia="Times New Roman"/>
-          <w:b w:val="0"/>
-          <w:i w:val="0"/>
-          <w:sz w:val="28"/>
-        </w:rPr>
-        <w:t>P7, P8, P9 – давление жидкости на дно ёмкости;</w:t>
-      </w:r>
-    </w:p>
-    <w:p>
-      <w:pPr>
-        <w:spacing w:after="40" w:before="0" w:line="276" w:lineRule="auto"/>
-      </w:pPr>
-      <w:r>
-        <w:rPr>
-          <w:rFonts w:ascii="Times New Roman" w:hAnsi="Times New Roman" w:eastAsia="Times New Roman"/>
-          <w:b w:val="0"/>
-          <w:i w:val="0"/>
-          <w:sz w:val="28"/>
-        </w:rPr>
-        <w:t>P10, P11, P12 – давление газа внутри ёмкости;</w:t>
-      </w:r>
-    </w:p>
-    <w:p>
-      <w:pPr>
-        <w:spacing w:after="40" w:before="0" w:line="276" w:lineRule="auto"/>
-      </w:pPr>
-      <w:r>
-        <w:rPr>
-          <w:rFonts w:ascii="Times New Roman" w:hAnsi="Times New Roman" w:eastAsia="Times New Roman"/>
-          <w:b w:val="0"/>
-          <w:i w:val="0"/>
-          <w:sz w:val="28"/>
-        </w:rPr>
-        <w:t>V1 – V8 – скорость истечения жидкости через клапан;</w:t>
-      </w:r>
-    </w:p>
-    <w:p>
-      <w:pPr>
-        <w:spacing w:after="40" w:before="0" w:line="276" w:lineRule="auto"/>
-      </w:pPr>
-      <w:r>
-        <w:rPr>
-          <w:rFonts w:ascii="Times New Roman" w:hAnsi="Times New Roman" w:eastAsia="Times New Roman"/>
-          <w:b w:val="0"/>
-          <w:i w:val="0"/>
-          <w:sz w:val="28"/>
-        </w:rPr>
-        <w:t>k1 – k8 – коэффициент пропускной способности клапана;</w:t>
-      </w:r>
-    </w:p>
-    <w:p>
-      <w:pPr>
-        <w:spacing w:after="40" w:before="0" w:line="276" w:lineRule="auto"/>
-      </w:pPr>
-      <w:r>
-        <w:rPr>
-          <w:rFonts w:ascii="Times New Roman" w:hAnsi="Times New Roman" w:eastAsia="Times New Roman"/>
-          <w:b w:val="0"/>
-          <w:i w:val="0"/>
-          <w:sz w:val="28"/>
-        </w:rPr>
-        <w:t>H1, H2, H3 – высоты накапливаемой жидкости в ёмкости;</w:t>
-      </w:r>
-    </w:p>
-    <w:p>
-      <w:pPr>
-        <w:spacing w:after="40" w:before="0" w:line="276" w:lineRule="auto"/>
-      </w:pPr>
-      <w:r>
-        <w:rPr>
-          <w:rFonts w:ascii="Times New Roman" w:hAnsi="Times New Roman" w:eastAsia="Times New Roman"/>
-          <w:b w:val="0"/>
-          <w:i w:val="0"/>
-          <w:sz w:val="28"/>
-        </w:rPr>
-        <w:t>H1G, H2G, H3G – геометрическая высота ёмкости.</w:t>
-      </w:r>
-    </w:p>
-    <w:p>
-      <w:pPr>
-        <w:spacing w:after="120" w:before="240" w:line="276" w:lineRule="auto"/>
-      </w:pPr>
-      <w:r>
-        <w:rPr>
-          <w:rFonts w:ascii="Times New Roman" w:hAnsi="Times New Roman" w:eastAsia="Times New Roman"/>
-          <w:b/>
-          <w:i w:val="0"/>
-          <w:sz w:val="28"/>
-        </w:rPr>
-        <w:t>Допущения</w:t>
-      </w:r>
-    </w:p>
-    <w:p>
-      <w:pPr>
-        <w:spacing w:after="60" w:before="0" w:line="276" w:lineRule="auto"/>
-        <w:jc w:val="both"/>
-      </w:pPr>
-      <w:r>
-        <w:rPr>
-          <w:rFonts w:ascii="Times New Roman" w:hAnsi="Times New Roman" w:eastAsia="Times New Roman"/>
-          <w:b w:val="0"/>
-          <w:i w:val="0"/>
-          <w:sz w:val="28"/>
-        </w:rPr>
-        <w:t>1. Газ идеален.</w:t>
-      </w:r>
-    </w:p>
-    <w:p>
-      <w:pPr>
-        <w:spacing w:after="60" w:before="0" w:line="276" w:lineRule="auto"/>
-        <w:jc w:val="both"/>
-      </w:pPr>
-      <w:r>
-        <w:rPr>
-          <w:rFonts w:ascii="Times New Roman" w:hAnsi="Times New Roman" w:eastAsia="Times New Roman"/>
-          <w:b w:val="0"/>
-          <w:i w:val="0"/>
-          <w:sz w:val="28"/>
-        </w:rPr>
-        <w:t>2. Во всех трубах протекает однофазный поток жидкости, температура которого одинакова на всех участках.</w:t>
-      </w:r>
-    </w:p>
-    <w:p>
-      <w:pPr>
-        <w:spacing w:after="60" w:before="0" w:line="276" w:lineRule="auto"/>
-        <w:jc w:val="both"/>
-      </w:pPr>
-      <w:r>
-        <w:rPr>
-          <w:rFonts w:ascii="Times New Roman" w:hAnsi="Times New Roman" w:eastAsia="Times New Roman"/>
-          <w:b w:val="0"/>
-          <w:i w:val="0"/>
-          <w:sz w:val="28"/>
-        </w:rPr>
-        <w:t>3. Форма закрытой ёмкости цилиндрическая с площадью поперечного сечения S.</w:t>
-      </w:r>
-    </w:p>
-    <w:p>
-      <w:pPr>
-        <w:spacing w:after="60" w:before="0" w:line="276" w:lineRule="auto"/>
-        <w:jc w:val="both"/>
-      </w:pPr>
-      <w:r>
-        <w:rPr>
-          <w:rFonts w:ascii="Times New Roman" w:hAnsi="Times New Roman" w:eastAsia="Times New Roman"/>
-          <w:b w:val="0"/>
-          <w:i w:val="0"/>
-          <w:sz w:val="28"/>
-        </w:rPr>
-        <w:t>4. Все трубы располагаются на одном уровне, в системе нет рециклических потоков, или рециклов, не учитываются местные сопротивления и перепады давлений в трубах, т.е. рассматриваются, так называемые короткие трубопроводы.</w:t>
-      </w:r>
-    </w:p>
-    <w:p>
-      <w:pPr>
-        <w:spacing w:after="60" w:before="0" w:line="276" w:lineRule="auto"/>
-        <w:jc w:val="both"/>
-      </w:pPr>
-      <w:r>
-        <w:rPr>
-          <w:rFonts w:ascii="Times New Roman" w:hAnsi="Times New Roman" w:eastAsia="Times New Roman"/>
-          <w:b w:val="0"/>
-          <w:i w:val="0"/>
-          <w:sz w:val="28"/>
-        </w:rPr>
-        <w:t xml:space="preserve">5. В емкостях, не занятых жидкостью, давление газа </w:t>
-      </w:r>
-      <m:oMath>
-        <m:sSup>
-          <m:e>
-            <m:r>
-              <w:rPr>
-                <w:rFonts w:ascii="Cambria Math" w:hAnsi="Cambria Math"/>
-                <w:sz w:val="28"/>
-                <w:szCs w:val="28"/>
-              </w:rPr>
-              <m:rPr>
-                <m:sty m:val="p"/>
-              </m:rPr>
-              <m:t xml:space="preserve">Р</m:t>
-            </m:r>
-          </m:e>
-          <m:sup>
-            <m:r>
-              <w:rPr>
-                <w:rFonts w:ascii="Cambria Math" w:hAnsi="Cambria Math"/>
-                <w:sz w:val="28"/>
-                <w:szCs w:val="28"/>
-              </w:rPr>
-              <m:rPr>
-                <m:sty m:val="p"/>
-              </m:rPr>
-              <m:t xml:space="preserve">N</m:t>
-            </m:r>
-          </m:sup>
-        </m:sSup>
-      </m:oMath>
-      <w:r>
-        <w:rPr>
-          <w:rFonts w:ascii="Times New Roman" w:hAnsi="Times New Roman" w:eastAsia="Times New Roman"/>
-          <w:b w:val="0"/>
-          <w:i w:val="0"/>
-          <w:sz w:val="28"/>
-        </w:rPr>
-        <w:t xml:space="preserve"> * H1G / (H1G – H1).</w:t>
-      </w:r>
-    </w:p>
-    <w:p>
-      <w:pPr>
-        <w:spacing w:after="60" w:before="0" w:line="276" w:lineRule="auto"/>
-        <w:jc w:val="both"/>
-      </w:pPr>
-      <w:r>
-        <w:rPr>
-          <w:rFonts w:ascii="Times New Roman" w:hAnsi="Times New Roman" w:eastAsia="Times New Roman"/>
-          <w:b w:val="0"/>
-          <w:i w:val="0"/>
-          <w:sz w:val="28"/>
-        </w:rPr>
-        <w:t>6. Системы включают только клапаны(вентили) с постоянными, не изменяющимися коэффициентами пропускной способности и закрытые емкости.</w:t>
-      </w:r>
-    </w:p>
-    <w:p>
-      <w:pPr>
-        <w:spacing w:after="120" w:before="240" w:line="276" w:lineRule="auto"/>
-      </w:pPr>
-      <w:r>
-        <w:rPr>
-          <w:rFonts w:ascii="Times New Roman" w:hAnsi="Times New Roman" w:eastAsia="Times New Roman"/>
-          <w:b/>
-          <w:i w:val="0"/>
-          <w:sz w:val="28"/>
-        </w:rPr>
-        <w:t>Построение системы уравнений математического описания гидравлической системы:</w:t>
-      </w:r>
-    </w:p>
-    <w:p>
-      <w:pPr>
-        <w:spacing w:after="120" w:before="0" w:line="276" w:lineRule="auto"/>
-        <w:jc w:val="center"/>
-      </w:pPr>
-      <w:r>
-        <w:rPr>
-          <w:rFonts w:ascii="Times New Roman" w:hAnsi="Times New Roman" w:eastAsia="Times New Roman"/>
-          <w:b w:val="0"/>
-          <w:i/>
-          <w:sz w:val="28"/>
-        </w:rPr>
-        <w:t xml:space="preserve">ур. Бернулли: V = k * sign (Рвх – Рвых) * </w:t>
-      </w:r>
-      <m:oMath>
-        <m:r>
-          <w:rPr>
-            <w:rFonts w:ascii="Cambria Math" w:hAnsi="Cambria Math"/>
-            <w:sz w:val="28"/>
-            <w:szCs w:val="28"/>
-          </w:rPr>
-          <m:rPr>
-            <m:sty m:val="p"/>
-          </m:rPr>
-          <m:t xml:space="preserve">√</m:t>
-        </m:r>
-        <m:d>
-          <m:dPr>
-            <m:begChr m:val="|"/>
-            <m:endChr m:val="|"/>
-          </m:dPr>
-          <m:e>
-            <m:r>
-              <w:rPr>
-                <w:rFonts w:ascii="Cambria Math" w:hAnsi="Cambria Math"/>
-                <w:sz w:val="28"/>
-                <w:szCs w:val="28"/>
-              </w:rPr>
-              <m:rPr>
-                <m:sty m:val="p"/>
-              </m:rPr>
-              <m:t xml:space="preserve">Р</m:t>
-            </m:r>
-            <m:r>
-              <w:rPr>
-                <w:rFonts w:ascii="Cambria Math" w:hAnsi="Cambria Math"/>
-                <w:sz w:val="28"/>
-                <w:szCs w:val="28"/>
-                <w:vertAlign w:val="subscript"/>
-              </w:rPr>
-              <m:rPr>
-                <m:sty m:val="p"/>
-              </m:rPr>
-              <m:t xml:space="preserve">вх</m:t>
-            </m:r>
-            <m:r>
-              <w:rPr>
-                <w:rFonts w:ascii="Cambria Math" w:hAnsi="Cambria Math"/>
-                <w:sz w:val="28"/>
-                <w:szCs w:val="28"/>
-              </w:rPr>
-              <m:rPr>
-                <m:sty m:val="p"/>
-              </m:rPr>
-              <m:t xml:space="preserve"> – Р</m:t>
-            </m:r>
-            <m:r>
-              <w:rPr>
-                <w:rFonts w:ascii="Cambria Math" w:hAnsi="Cambria Math"/>
-                <w:sz w:val="28"/>
-                <w:szCs w:val="28"/>
-                <w:vertAlign w:val="subscript"/>
-              </w:rPr>
-              <m:rPr>
-                <m:sty m:val="p"/>
-              </m:rPr>
-              <m:t xml:space="preserve">вых</m:t>
-            </m:r>
-          </m:e>
-        </m:d>
-      </m:oMath>
-    </w:p>
-    <w:p>
-      <w:pPr>
-        <w:spacing w:after="160" w:before="0" w:line="276" w:lineRule="auto"/>
-        <w:jc w:val="center"/>
-      </w:pPr>
-      <w:r>
-        <w:rPr>
-          <w:rFonts w:ascii="Times New Roman" w:hAnsi="Times New Roman" w:eastAsia="Times New Roman"/>
-          <w:b w:val="0"/>
-          <w:i w:val="0"/>
-          <w:sz w:val="28"/>
-        </w:rPr>
-        <w:t>sign – функция знака: -1, 0, +1</w:t>
-      </w:r>
-    </w:p>
-    <w:p>
-      <w:pPr>
-        <w:spacing w:after="200" w:before="0" w:line="276" w:lineRule="auto"/>
-        <w:jc w:val="center"/>
-      </w:pPr>
-      <w:r>
-        <w:rPr>
-          <w:rFonts w:ascii="Times New Roman" w:hAnsi="Times New Roman" w:eastAsia="Times New Roman"/>
-          <w:b w:val="0"/>
-          <w:i/>
-          <w:sz w:val="28"/>
-        </w:rPr>
-        <w:t>ур. Паскаля: Рж = Рг + ρ*g* H</w:t>
-      </w:r>
-    </w:p>
-    <w:p>
-      <w:pPr>
-        <w:spacing w:after="120" w:before="0" w:line="276" w:lineRule="auto"/>
-      </w:pPr>
-      <w:r>
-        <w:rPr>
-          <w:rFonts w:ascii="Times New Roman" w:hAnsi="Times New Roman" w:eastAsia="Times New Roman"/>
-          <w:b/>
-          <w:i w:val="0"/>
-          <w:sz w:val="28"/>
-        </w:rPr>
-        <w:t>Определение скорости потоков жидкости:</w:t>
-      </w:r>
-    </w:p>
-    <w:p>
-      <w:pPr>
-        <w:spacing w:after="60" w:before="0" w:line="276" w:lineRule="auto"/>
-      </w:pPr>
-      <w:r>
-        <w:rPr>
-          <w:rFonts w:ascii="Times New Roman" w:hAnsi="Times New Roman" w:eastAsia="Times New Roman"/>
-          <w:b w:val="0"/>
-          <w:i w:val="0"/>
-          <w:sz w:val="28"/>
-        </w:rPr>
-        <w:t xml:space="preserve">V1 = k1 * sign (Р1 – Р8) * </w:t>
-      </w:r>
-      <m:oMath>
-        <m:r>
-          <w:rPr>
-            <w:rFonts w:ascii="Cambria Math" w:hAnsi="Cambria Math"/>
-            <w:sz w:val="28"/>
-            <w:szCs w:val="28"/>
-          </w:rPr>
-          <m:rPr>
-            <m:sty m:val="p"/>
-          </m:rPr>
-          <m:t xml:space="preserve">√</m:t>
-        </m:r>
-        <m:d>
-          <m:dPr>
-            <m:begChr m:val="|"/>
-            <m:endChr m:val="|"/>
-          </m:dPr>
-          <m:e>
-            <m:r>
-              <w:rPr>
-                <w:rFonts w:ascii="Cambria Math" w:hAnsi="Cambria Math"/>
-                <w:sz w:val="28"/>
-                <w:szCs w:val="28"/>
-              </w:rPr>
-              <m:rPr>
-                <m:sty m:val="p"/>
-              </m:rPr>
-              <m:t xml:space="preserve">Р</m:t>
-            </m:r>
-            <m:r>
-              <w:rPr>
-                <w:rFonts w:ascii="Cambria Math" w:hAnsi="Cambria Math"/>
-                <w:sz w:val="28"/>
-                <w:szCs w:val="28"/>
-                <w:vertAlign w:val="subscript"/>
-              </w:rPr>
-              <m:rPr>
-                <m:sty m:val="p"/>
-              </m:rPr>
-              <m:t xml:space="preserve">1</m:t>
-            </m:r>
-            <m:r>
-              <w:rPr>
-                <w:rFonts w:ascii="Cambria Math" w:hAnsi="Cambria Math"/>
-                <w:sz w:val="28"/>
-                <w:szCs w:val="28"/>
-              </w:rPr>
-              <m:rPr>
-                <m:sty m:val="p"/>
-              </m:rPr>
-              <m:t xml:space="preserve"> – Р</m:t>
-            </m:r>
-            <m:r>
-              <w:rPr>
-                <w:rFonts w:ascii="Cambria Math" w:hAnsi="Cambria Math"/>
-                <w:sz w:val="28"/>
-                <w:szCs w:val="28"/>
-                <w:vertAlign w:val="subscript"/>
-              </w:rPr>
-              <m:rPr>
-                <m:sty m:val="p"/>
-              </m:rPr>
-              <m:t xml:space="preserve">8</m:t>
-            </m:r>
-          </m:e>
-        </m:d>
-      </m:oMath>
-    </w:p>
-    <w:p>
-      <w:pPr>
-        <w:spacing w:after="60" w:before="0" w:line="276" w:lineRule="auto"/>
-      </w:pPr>
-      <w:r>
-        <w:rPr>
-          <w:rFonts w:ascii="Times New Roman" w:hAnsi="Times New Roman" w:eastAsia="Times New Roman"/>
-          <w:b w:val="0"/>
-          <w:i w:val="0"/>
-          <w:sz w:val="28"/>
-        </w:rPr>
-        <w:t xml:space="preserve">V2 = k2 * sign (Р2 – Р9) * </w:t>
-      </w:r>
-      <m:oMath>
-        <m:r>
-          <w:rPr>
-            <w:rFonts w:ascii="Cambria Math" w:hAnsi="Cambria Math"/>
-            <w:sz w:val="28"/>
-            <w:szCs w:val="28"/>
-          </w:rPr>
-          <m:rPr>
-            <m:sty m:val="p"/>
-          </m:rPr>
-          <m:t xml:space="preserve">√</m:t>
-        </m:r>
-        <m:d>
-          <m:dPr>
-            <m:begChr m:val="|"/>
-            <m:endChr m:val="|"/>
-          </m:dPr>
-          <m:e>
-            <m:r>
-              <w:rPr>
-                <w:rFonts w:ascii="Cambria Math" w:hAnsi="Cambria Math"/>
-                <w:sz w:val="28"/>
-                <w:szCs w:val="28"/>
-              </w:rPr>
-              <m:rPr>
-                <m:sty m:val="p"/>
-              </m:rPr>
-              <m:t xml:space="preserve">Р</m:t>
-            </m:r>
-            <m:r>
-              <w:rPr>
-                <w:rFonts w:ascii="Cambria Math" w:hAnsi="Cambria Math"/>
-                <w:sz w:val="28"/>
-                <w:szCs w:val="28"/>
-                <w:vertAlign w:val="subscript"/>
-              </w:rPr>
-              <m:rPr>
-                <m:sty m:val="p"/>
-              </m:rPr>
-              <m:t xml:space="preserve">2</m:t>
-            </m:r>
-            <m:r>
-              <w:rPr>
-                <w:rFonts w:ascii="Cambria Math" w:hAnsi="Cambria Math"/>
-                <w:sz w:val="28"/>
-                <w:szCs w:val="28"/>
-              </w:rPr>
-              <m:rPr>
-                <m:sty m:val="p"/>
-              </m:rPr>
-              <m:t xml:space="preserve"> – Р</m:t>
-            </m:r>
-            <m:r>
-              <w:rPr>
-                <w:rFonts w:ascii="Cambria Math" w:hAnsi="Cambria Math"/>
-                <w:sz w:val="28"/>
-                <w:szCs w:val="28"/>
-                <w:vertAlign w:val="subscript"/>
-              </w:rPr>
-              <m:rPr>
-                <m:sty m:val="p"/>
-              </m:rPr>
-              <m:t xml:space="preserve">9</m:t>
-            </m:r>
-          </m:e>
-        </m:d>
-      </m:oMath>
-    </w:p>
-    <w:p>
-      <w:pPr>
-        <w:spacing w:after="60" w:before="0" w:line="276" w:lineRule="auto"/>
-      </w:pPr>
-      <w:r>
-        <w:rPr>
-          <w:rFonts w:ascii="Times New Roman" w:hAnsi="Times New Roman" w:eastAsia="Times New Roman"/>
-          <w:b w:val="0"/>
-          <w:i w:val="0"/>
-          <w:sz w:val="28"/>
-        </w:rPr>
-        <w:t xml:space="preserve">V3 = k3 * sign (Р7 – Р8) * </w:t>
-      </w:r>
-      <m:oMath>
-        <m:r>
-          <w:rPr>
-            <w:rFonts w:ascii="Cambria Math" w:hAnsi="Cambria Math"/>
-            <w:sz w:val="28"/>
-            <w:szCs w:val="28"/>
-          </w:rPr>
-          <m:rPr>
-            <m:sty m:val="p"/>
-          </m:rPr>
-          <m:t xml:space="preserve">√</m:t>
-        </m:r>
-        <m:d>
-          <m:dPr>
-            <m:begChr m:val="|"/>
-            <m:endChr m:val="|"/>
-          </m:dPr>
-          <m:e>
-            <m:r>
-              <w:rPr>
-                <w:rFonts w:ascii="Cambria Math" w:hAnsi="Cambria Math"/>
-                <w:sz w:val="28"/>
-                <w:szCs w:val="28"/>
-              </w:rPr>
-              <m:rPr>
-                <m:sty m:val="p"/>
-              </m:rPr>
-              <m:t xml:space="preserve">Р</m:t>
-            </m:r>
-            <m:r>
-              <w:rPr>
-                <w:rFonts w:ascii="Cambria Math" w:hAnsi="Cambria Math"/>
-                <w:sz w:val="28"/>
-                <w:szCs w:val="28"/>
-                <w:vertAlign w:val="subscript"/>
-              </w:rPr>
-              <m:rPr>
-                <m:sty m:val="p"/>
-              </m:rPr>
-              <m:t xml:space="preserve">7</m:t>
-            </m:r>
-            <m:r>
-              <w:rPr>
-                <w:rFonts w:ascii="Cambria Math" w:hAnsi="Cambria Math"/>
-                <w:sz w:val="28"/>
-                <w:szCs w:val="28"/>
-              </w:rPr>
-              <m:rPr>
-                <m:sty m:val="p"/>
-              </m:rPr>
-              <m:t xml:space="preserve"> – Р</m:t>
-            </m:r>
-            <m:r>
-              <w:rPr>
-                <w:rFonts w:ascii="Cambria Math" w:hAnsi="Cambria Math"/>
-                <w:sz w:val="28"/>
-                <w:szCs w:val="28"/>
-                <w:vertAlign w:val="subscript"/>
-              </w:rPr>
-              <m:rPr>
-                <m:sty m:val="p"/>
-              </m:rPr>
-              <m:t xml:space="preserve">8</m:t>
-            </m:r>
-          </m:e>
-        </m:d>
-      </m:oMath>
-    </w:p>
-    <w:p>
-      <w:pPr>
-        <w:spacing w:after="60" w:before="0" w:line="276" w:lineRule="auto"/>
-      </w:pPr>
-      <w:r>
-        <w:rPr>
-          <w:rFonts w:ascii="Times New Roman" w:hAnsi="Times New Roman" w:eastAsia="Times New Roman"/>
-          <w:b w:val="0"/>
-          <w:i w:val="0"/>
-          <w:sz w:val="28"/>
-        </w:rPr>
-        <w:t xml:space="preserve">V4 = k4 * sign (Р8 – Р9) * </w:t>
-      </w:r>
-      <m:oMath>
-        <m:r>
-          <w:rPr>
-            <w:rFonts w:ascii="Cambria Math" w:hAnsi="Cambria Math"/>
-            <w:sz w:val="28"/>
-            <w:szCs w:val="28"/>
-          </w:rPr>
-          <m:rPr>
-            <m:sty m:val="p"/>
-          </m:rPr>
-          <m:t xml:space="preserve">√</m:t>
-        </m:r>
-        <m:d>
-          <m:dPr>
-            <m:begChr m:val="|"/>
-            <m:endChr m:val="|"/>
-          </m:dPr>
-          <m:e>
-            <m:r>
-              <w:rPr>
-                <w:rFonts w:ascii="Cambria Math" w:hAnsi="Cambria Math"/>
-                <w:sz w:val="28"/>
-                <w:szCs w:val="28"/>
-              </w:rPr>
-              <m:rPr>
-                <m:sty m:val="p"/>
-              </m:rPr>
-              <m:t xml:space="preserve">Р</m:t>
-            </m:r>
-            <m:r>
-              <w:rPr>
-                <w:rFonts w:ascii="Cambria Math" w:hAnsi="Cambria Math"/>
-                <w:sz w:val="28"/>
-                <w:szCs w:val="28"/>
-                <w:vertAlign w:val="subscript"/>
-              </w:rPr>
-              <m:rPr>
-                <m:sty m:val="p"/>
-              </m:rPr>
-              <m:t xml:space="preserve">8</m:t>
-            </m:r>
-            <m:r>
-              <w:rPr>
-                <w:rFonts w:ascii="Cambria Math" w:hAnsi="Cambria Math"/>
-                <w:sz w:val="28"/>
-                <w:szCs w:val="28"/>
-              </w:rPr>
-              <m:rPr>
-                <m:sty m:val="p"/>
-              </m:rPr>
-              <m:t xml:space="preserve"> – Р</m:t>
-            </m:r>
-            <m:r>
-              <w:rPr>
-                <w:rFonts w:ascii="Cambria Math" w:hAnsi="Cambria Math"/>
-                <w:sz w:val="28"/>
-                <w:szCs w:val="28"/>
-                <w:vertAlign w:val="subscript"/>
-              </w:rPr>
-              <m:rPr>
-                <m:sty m:val="p"/>
-              </m:rPr>
-              <m:t xml:space="preserve">9</m:t>
-            </m:r>
-          </m:e>
-        </m:d>
-      </m:oMath>
-    </w:p>
-    <w:p>
-      <w:pPr>
-        <w:spacing w:after="60" w:before="0" w:line="276" w:lineRule="auto"/>
-      </w:pPr>
-      <w:r>
-        <w:rPr>
-          <w:rFonts w:ascii="Times New Roman" w:hAnsi="Times New Roman" w:eastAsia="Times New Roman"/>
-          <w:b w:val="0"/>
-          <w:i w:val="0"/>
-          <w:sz w:val="28"/>
-        </w:rPr>
-        <w:t xml:space="preserve">V5 = k5 * sign (Р7 – Р3) * </w:t>
-      </w:r>
-      <m:oMath>
-        <m:r>
-          <w:rPr>
-            <w:rFonts w:ascii="Cambria Math" w:hAnsi="Cambria Math"/>
-            <w:sz w:val="28"/>
-            <w:szCs w:val="28"/>
-          </w:rPr>
-          <m:rPr>
-            <m:sty m:val="p"/>
-          </m:rPr>
-          <m:t xml:space="preserve">√</m:t>
-        </m:r>
-        <m:d>
-          <m:dPr>
-            <m:begChr m:val="|"/>
-            <m:endChr m:val="|"/>
-          </m:dPr>
-          <m:e>
-            <m:r>
-              <w:rPr>
-                <w:rFonts w:ascii="Cambria Math" w:hAnsi="Cambria Math"/>
-                <w:sz w:val="28"/>
-                <w:szCs w:val="28"/>
-              </w:rPr>
-              <m:rPr>
-                <m:sty m:val="p"/>
-              </m:rPr>
-              <m:t xml:space="preserve">Р</m:t>
-            </m:r>
-            <m:r>
-              <w:rPr>
-                <w:rFonts w:ascii="Cambria Math" w:hAnsi="Cambria Math"/>
-                <w:sz w:val="28"/>
-                <w:szCs w:val="28"/>
-                <w:vertAlign w:val="subscript"/>
-              </w:rPr>
-              <m:rPr>
-                <m:sty m:val="p"/>
-              </m:rPr>
-              <m:t xml:space="preserve">7</m:t>
-            </m:r>
-            <m:r>
-              <w:rPr>
-                <w:rFonts w:ascii="Cambria Math" w:hAnsi="Cambria Math"/>
-                <w:sz w:val="28"/>
-                <w:szCs w:val="28"/>
-              </w:rPr>
-              <m:rPr>
-                <m:sty m:val="p"/>
-              </m:rPr>
-              <m:t xml:space="preserve"> – Р</m:t>
-            </m:r>
-            <m:r>
-              <w:rPr>
-                <w:rFonts w:ascii="Cambria Math" w:hAnsi="Cambria Math"/>
-                <w:sz w:val="28"/>
-                <w:szCs w:val="28"/>
-                <w:vertAlign w:val="subscript"/>
-              </w:rPr>
-              <m:rPr>
-                <m:sty m:val="p"/>
-              </m:rPr>
-              <m:t xml:space="preserve">3</m:t>
-            </m:r>
-          </m:e>
-        </m:d>
-      </m:oMath>
-    </w:p>
-    <w:p>
-      <w:pPr>
-        <w:spacing w:after="60" w:before="0" w:line="276" w:lineRule="auto"/>
-      </w:pPr>
-      <w:r>
-        <w:rPr>
-          <w:rFonts w:ascii="Times New Roman" w:hAnsi="Times New Roman" w:eastAsia="Times New Roman"/>
-          <w:b w:val="0"/>
-          <w:i w:val="0"/>
-          <w:sz w:val="28"/>
-        </w:rPr>
-        <w:t xml:space="preserve">V6 = k6 * sign (Р8 – Р4) * </w:t>
-      </w:r>
-      <m:oMath>
-        <m:r>
-          <w:rPr>
-            <w:rFonts w:ascii="Cambria Math" w:hAnsi="Cambria Math"/>
-            <w:sz w:val="28"/>
-            <w:szCs w:val="28"/>
-          </w:rPr>
-          <m:rPr>
-            <m:sty m:val="p"/>
-          </m:rPr>
-          <m:t xml:space="preserve">√</m:t>
-        </m:r>
-        <m:d>
-          <m:dPr>
-            <m:begChr m:val="|"/>
-            <m:endChr m:val="|"/>
-          </m:dPr>
-          <m:e>
-            <m:r>
-              <w:rPr>
-                <w:rFonts w:ascii="Cambria Math" w:hAnsi="Cambria Math"/>
-                <w:sz w:val="28"/>
-                <w:szCs w:val="28"/>
-              </w:rPr>
-              <m:rPr>
-                <m:sty m:val="p"/>
-              </m:rPr>
-              <m:t xml:space="preserve">Р</m:t>
-            </m:r>
-            <m:r>
-              <w:rPr>
-                <w:rFonts w:ascii="Cambria Math" w:hAnsi="Cambria Math"/>
-                <w:sz w:val="28"/>
-                <w:szCs w:val="28"/>
-                <w:vertAlign w:val="subscript"/>
-              </w:rPr>
-              <m:rPr>
-                <m:sty m:val="p"/>
-              </m:rPr>
-              <m:t xml:space="preserve">8</m:t>
-            </m:r>
-            <m:r>
-              <w:rPr>
-                <w:rFonts w:ascii="Cambria Math" w:hAnsi="Cambria Math"/>
-                <w:sz w:val="28"/>
-                <w:szCs w:val="28"/>
-              </w:rPr>
-              <m:rPr>
-                <m:sty m:val="p"/>
-              </m:rPr>
-              <m:t xml:space="preserve"> – Р</m:t>
-            </m:r>
-            <m:r>
-              <w:rPr>
-                <w:rFonts w:ascii="Cambria Math" w:hAnsi="Cambria Math"/>
-                <w:sz w:val="28"/>
-                <w:szCs w:val="28"/>
-                <w:vertAlign w:val="subscript"/>
-              </w:rPr>
-              <m:rPr>
-                <m:sty m:val="p"/>
-              </m:rPr>
-              <m:t xml:space="preserve">4</m:t>
-            </m:r>
-          </m:e>
-        </m:d>
-      </m:oMath>
-    </w:p>
-    <w:p>
-      <w:pPr>
-        <w:spacing w:after="60" w:before="0" w:line="276" w:lineRule="auto"/>
-      </w:pPr>
-      <w:r>
-        <w:rPr>
-          <w:rFonts w:ascii="Times New Roman" w:hAnsi="Times New Roman" w:eastAsia="Times New Roman"/>
-          <w:b w:val="0"/>
-          <w:i w:val="0"/>
-          <w:sz w:val="28"/>
-        </w:rPr>
-        <w:t xml:space="preserve">V7 = k7 * sign (Р8 – Р5) * </w:t>
-      </w:r>
-      <m:oMath>
-        <m:r>
-          <w:rPr>
-            <w:rFonts w:ascii="Cambria Math" w:hAnsi="Cambria Math"/>
-            <w:sz w:val="28"/>
-            <w:szCs w:val="28"/>
-          </w:rPr>
-          <m:rPr>
-            <m:sty m:val="p"/>
-          </m:rPr>
-          <m:t xml:space="preserve">√</m:t>
-        </m:r>
-        <m:d>
-          <m:dPr>
-            <m:begChr m:val="|"/>
-            <m:endChr m:val="|"/>
-          </m:dPr>
-          <m:e>
-            <m:r>
-              <w:rPr>
-                <w:rFonts w:ascii="Cambria Math" w:hAnsi="Cambria Math"/>
-                <w:sz w:val="28"/>
-                <w:szCs w:val="28"/>
-              </w:rPr>
-              <m:rPr>
-                <m:sty m:val="p"/>
-              </m:rPr>
-              <m:t xml:space="preserve">Р</m:t>
-            </m:r>
-            <m:r>
-              <w:rPr>
-                <w:rFonts w:ascii="Cambria Math" w:hAnsi="Cambria Math"/>
-                <w:sz w:val="28"/>
-                <w:szCs w:val="28"/>
-                <w:vertAlign w:val="subscript"/>
-              </w:rPr>
-              <m:rPr>
-                <m:sty m:val="p"/>
-              </m:rPr>
-              <m:t xml:space="preserve">8</m:t>
-            </m:r>
-            <m:r>
-              <w:rPr>
-                <w:rFonts w:ascii="Cambria Math" w:hAnsi="Cambria Math"/>
-                <w:sz w:val="28"/>
-                <w:szCs w:val="28"/>
-              </w:rPr>
-              <m:rPr>
-                <m:sty m:val="p"/>
-              </m:rPr>
-              <m:t xml:space="preserve"> – Р</m:t>
-            </m:r>
-            <m:r>
-              <w:rPr>
-                <w:rFonts w:ascii="Cambria Math" w:hAnsi="Cambria Math"/>
-                <w:sz w:val="28"/>
-                <w:szCs w:val="28"/>
-                <w:vertAlign w:val="subscript"/>
-              </w:rPr>
-              <m:rPr>
-                <m:sty m:val="p"/>
-              </m:rPr>
-              <m:t xml:space="preserve">5</m:t>
-            </m:r>
-          </m:e>
-        </m:d>
-      </m:oMath>
-    </w:p>
-    <w:p>
-      <w:pPr>
-        <w:spacing w:after="60" w:before="0" w:line="276" w:lineRule="auto"/>
-      </w:pPr>
-      <w:r>
-        <w:rPr>
-          <w:rFonts w:ascii="Times New Roman" w:hAnsi="Times New Roman" w:eastAsia="Times New Roman"/>
-          <w:b w:val="0"/>
-          <w:i w:val="0"/>
-          <w:sz w:val="28"/>
-        </w:rPr>
-        <w:t xml:space="preserve">V8 = k8 * sign (Р9 – Р6) * </w:t>
-      </w:r>
-      <m:oMath>
-        <m:r>
-          <w:rPr>
-            <w:rFonts w:ascii="Cambria Math" w:hAnsi="Cambria Math"/>
-            <w:sz w:val="28"/>
-            <w:szCs w:val="28"/>
-          </w:rPr>
-          <m:rPr>
-            <m:sty m:val="p"/>
-          </m:rPr>
-          <m:t xml:space="preserve">√</m:t>
-        </m:r>
-        <m:d>
-          <m:dPr>
-            <m:begChr m:val="|"/>
-            <m:endChr m:val="|"/>
-          </m:dPr>
-          <m:e>
-            <m:r>
-              <w:rPr>
-                <w:rFonts w:ascii="Cambria Math" w:hAnsi="Cambria Math"/>
-                <w:sz w:val="28"/>
-                <w:szCs w:val="28"/>
-              </w:rPr>
-              <m:rPr>
-                <m:sty m:val="p"/>
-              </m:rPr>
-              <m:t xml:space="preserve">Р</m:t>
-            </m:r>
-            <m:r>
-              <w:rPr>
-                <w:rFonts w:ascii="Cambria Math" w:hAnsi="Cambria Math"/>
-                <w:sz w:val="28"/>
-                <w:szCs w:val="28"/>
-                <w:vertAlign w:val="subscript"/>
-              </w:rPr>
-              <m:rPr>
-                <m:sty m:val="p"/>
-              </m:rPr>
-              <m:t xml:space="preserve">9</m:t>
-            </m:r>
-            <m:r>
-              <w:rPr>
-                <w:rFonts w:ascii="Cambria Math" w:hAnsi="Cambria Math"/>
-                <w:sz w:val="28"/>
-                <w:szCs w:val="28"/>
-              </w:rPr>
-              <m:rPr>
-                <m:sty m:val="p"/>
-              </m:rPr>
-              <m:t xml:space="preserve"> – Р</m:t>
-            </m:r>
-            <m:r>
-              <w:rPr>
-                <w:rFonts w:ascii="Cambria Math" w:hAnsi="Cambria Math"/>
-                <w:sz w:val="28"/>
-                <w:szCs w:val="28"/>
-                <w:vertAlign w:val="subscript"/>
-              </w:rPr>
-              <m:rPr>
-                <m:sty m:val="p"/>
-              </m:rPr>
-              <m:t xml:space="preserve">6</m:t>
-            </m:r>
-          </m:e>
-        </m:d>
-      </m:oMath>
-    </w:p>
-    <w:p>
-      <w:pPr>
-        <w:spacing w:after="120" w:before="200" w:line="276" w:lineRule="auto"/>
-      </w:pPr>
-      <w:r>
-        <w:rPr>
-          <w:rFonts w:ascii="Times New Roman" w:hAnsi="Times New Roman" w:eastAsia="Times New Roman"/>
-          <w:b/>
-          <w:i w:val="0"/>
-          <w:sz w:val="28"/>
-        </w:rPr>
-        <w:t>Уравнения массового баланса:</w:t>
-      </w:r>
-    </w:p>
-    <w:p>
-      <w:pPr>
-        <w:spacing w:after="40" w:before="0" w:line="276" w:lineRule="auto"/>
-      </w:pPr>
-      <w:r>
-        <w:rPr>
-          <w:rFonts w:ascii="Times New Roman" w:hAnsi="Times New Roman" w:eastAsia="Times New Roman"/>
-          <w:b w:val="0"/>
-          <w:i w:val="0"/>
-          <w:sz w:val="28"/>
-        </w:rPr>
-        <w:t>9’) (V3 – V5 )/S1= (H1(t(k))- H1(t(o)))/ Δt = f9</w:t>
-      </w:r>
-    </w:p>
-    <w:p>
-      <w:pPr>
-        <w:spacing w:after="120" w:before="0" w:line="276" w:lineRule="auto"/>
-      </w:pPr>
-      <w:r>
-        <w:rPr>
-          <w:rFonts w:ascii="Times New Roman" w:hAnsi="Times New Roman" w:eastAsia="Times New Roman"/>
-          <w:b w:val="0"/>
-          <w:i w:val="0"/>
-          <w:sz w:val="28"/>
-        </w:rPr>
-        <w:t>9*) H1(t(o))= H1(o)</w:t>
-      </w:r>
-    </w:p>
-    <w:p>
-      <w:pPr>
-        <w:spacing w:after="40" w:before="0" w:line="276" w:lineRule="auto"/>
-      </w:pPr>
-      <w:r>
-        <w:rPr>
-          <w:rFonts w:ascii="Times New Roman" w:hAnsi="Times New Roman" w:eastAsia="Times New Roman"/>
-          <w:b w:val="0"/>
-          <w:i w:val="0"/>
-          <w:sz w:val="28"/>
-        </w:rPr>
-        <w:t>10’) (V1 + V3 – V4 – V6 – V7 )/S2= (H2(t(k))- H2(t(o)))/ Δt = f10</w:t>
-      </w:r>
-    </w:p>
-    <w:p>
-      <w:pPr>
-        <w:spacing w:after="120" w:before="0" w:line="276" w:lineRule="auto"/>
-      </w:pPr>
-      <w:r>
-        <w:rPr>
-          <w:rFonts w:ascii="Times New Roman" w:hAnsi="Times New Roman" w:eastAsia="Times New Roman"/>
-          <w:b w:val="0"/>
-          <w:i w:val="0"/>
-          <w:sz w:val="28"/>
-        </w:rPr>
-        <w:t>10*) H2(t(o))= H2(o)</w:t>
-      </w:r>
-    </w:p>
-    <w:p>
-      <w:pPr>
-        <w:spacing w:after="40" w:before="0" w:line="276" w:lineRule="auto"/>
-      </w:pPr>
-      <w:r>
-        <w:rPr>
-          <w:rFonts w:ascii="Times New Roman" w:hAnsi="Times New Roman" w:eastAsia="Times New Roman"/>
-          <w:b w:val="0"/>
-          <w:i w:val="0"/>
-          <w:sz w:val="28"/>
-        </w:rPr>
-        <w:t>11’) (V2 + V4 – V8 )/S3= (H3(t(k))- H3(t(o)))/ Δt = f11</w:t>
-      </w:r>
-    </w:p>
-    <w:p>
-      <w:pPr>
-        <w:spacing w:after="160" w:before="0" w:line="276" w:lineRule="auto"/>
-      </w:pPr>
-      <w:r>
-        <w:rPr>
-          <w:rFonts w:ascii="Times New Roman" w:hAnsi="Times New Roman" w:eastAsia="Times New Roman"/>
-          <w:b w:val="0"/>
-          <w:i w:val="0"/>
-          <w:sz w:val="28"/>
-        </w:rPr>
-        <w:t>11*) H3(t(o))= H3(o)</w:t>
-      </w:r>
-    </w:p>
-    <w:p>
-      <w:pPr>
-        <w:spacing w:after="120" w:before="200" w:line="276" w:lineRule="auto"/>
-      </w:pPr>
-      <w:r>
-        <w:rPr>
-          <w:rFonts w:ascii="Times New Roman" w:hAnsi="Times New Roman" w:eastAsia="Times New Roman"/>
-          <w:b/>
-          <w:i w:val="0"/>
-          <w:sz w:val="28"/>
-        </w:rPr>
-        <w:t>Определение давлений жидкости и газа в закрытых ёмкостях:</w:t>
-      </w:r>
-    </w:p>
-    <w:p>
-      <w:pPr>
-        <w:spacing w:after="60" w:before="0" w:line="276" w:lineRule="auto"/>
-      </w:pPr>
-      <w:r>
-        <w:rPr>
-          <w:rFonts w:ascii="Times New Roman" w:hAnsi="Times New Roman" w:eastAsia="Times New Roman"/>
-          <w:b w:val="0"/>
-          <w:i w:val="0"/>
-          <w:sz w:val="28"/>
-        </w:rPr>
-        <w:t>12) Р7 = Р10 + ρ*g* H1</w:t>
-      </w:r>
-    </w:p>
-    <w:p>
-      <w:pPr>
-        <w:spacing w:after="60" w:before="0" w:line="276" w:lineRule="auto"/>
-      </w:pPr>
-      <w:r>
-        <w:rPr>
-          <w:rFonts w:ascii="Times New Roman" w:hAnsi="Times New Roman" w:eastAsia="Times New Roman"/>
-          <w:b w:val="0"/>
-          <w:i w:val="0"/>
-          <w:sz w:val="28"/>
-        </w:rPr>
-        <w:t>13) Р10 = РN * H1G/ (H1G – H1)</w:t>
-      </w:r>
-    </w:p>
-    <w:p>
-      <w:pPr>
-        <w:spacing w:after="60" w:before="0" w:line="276" w:lineRule="auto"/>
-      </w:pPr>
-      <w:r>
-        <w:rPr>
-          <w:rFonts w:ascii="Times New Roman" w:hAnsi="Times New Roman" w:eastAsia="Times New Roman"/>
-          <w:b w:val="0"/>
-          <w:i w:val="0"/>
-          <w:sz w:val="28"/>
-        </w:rPr>
-        <w:t>14) Р8 = Р11 + ρ*g* H2</w:t>
-      </w:r>
-    </w:p>
-    <w:p>
-      <w:pPr>
-        <w:spacing w:after="60" w:before="0" w:line="276" w:lineRule="auto"/>
-      </w:pPr>
-      <w:r>
-        <w:rPr>
-          <w:rFonts w:ascii="Times New Roman" w:hAnsi="Times New Roman" w:eastAsia="Times New Roman"/>
-          <w:b w:val="0"/>
-          <w:i w:val="0"/>
-          <w:sz w:val="28"/>
-        </w:rPr>
-        <w:t>15) Р11 = РN * H2G/ (H2G – H2)</w:t>
-      </w:r>
-    </w:p>
-    <w:p>
-      <w:pPr>
-        <w:spacing w:after="60" w:before="0" w:line="276" w:lineRule="auto"/>
-      </w:pPr>
-      <w:r>
-        <w:rPr>
-          <w:rFonts w:ascii="Times New Roman" w:hAnsi="Times New Roman" w:eastAsia="Times New Roman"/>
-          <w:b w:val="0"/>
-          <w:i w:val="0"/>
-          <w:sz w:val="28"/>
-        </w:rPr>
-        <w:t>16) Р9 = Р12 + ρ*g* H3</w:t>
-      </w:r>
-    </w:p>
-    <w:p>
-      <w:pPr>
-        <w:spacing w:after="60" w:before="0" w:line="276" w:lineRule="auto"/>
-      </w:pPr>
-      <w:r>
-        <w:rPr>
-          <w:rFonts w:ascii="Times New Roman" w:hAnsi="Times New Roman" w:eastAsia="Times New Roman"/>
-          <w:b w:val="0"/>
-          <w:i w:val="0"/>
-          <w:sz w:val="28"/>
-        </w:rPr>
-        <w:t>17) Р12 = РN * H3G/ (H3G – H3)</w:t>
-      </w:r>
-    </w:p>
-    <w:p>
-      <w:pPr>
-        <w:spacing w:after="120" w:before="240" w:line="276" w:lineRule="auto"/>
-      </w:pPr>
-      <w:r>
-        <w:rPr>
-          <w:rFonts w:ascii="Times New Roman" w:hAnsi="Times New Roman" w:eastAsia="Times New Roman"/>
-          <w:b/>
-          <w:i w:val="0"/>
-          <w:sz w:val="28"/>
-        </w:rPr>
-        <w:t>Информационная матрица системы уравнений:</w:t>
-      </w:r>
-    </w:p>
-    <w:p>
-      <w:pPr>
-        <w:spacing w:after="80" w:before="0" w:line="276" w:lineRule="auto"/>
-      </w:pPr>
-      <w:r>
-        <w:rPr>
-          <w:rFonts w:ascii="Times New Roman" w:hAnsi="Times New Roman" w:eastAsia="Times New Roman"/>
-          <w:b w:val="0"/>
-          <w:i w:val="0"/>
-          <w:sz w:val="28"/>
-        </w:rPr>
-        <w:t>Условные обозначения:</w:t>
-      </w:r>
-    </w:p>
-    <w:p>
-      <w:pPr>
-        <w:spacing w:after="40" w:before="0" w:line="276" w:lineRule="auto"/>
-      </w:pPr>
-      <w:r>
-        <w:rPr>
-          <w:rFonts w:ascii="Times New Roman" w:hAnsi="Times New Roman" w:eastAsia="Times New Roman"/>
-          <w:b w:val="0"/>
-          <w:i w:val="0"/>
-          <w:sz w:val="28"/>
-        </w:rPr>
-        <w:t>◇ – определяемая переменная;</w:t>
-      </w:r>
-    </w:p>
-    <w:p>
-      <w:pPr>
-        <w:spacing w:after="40" w:before="0" w:line="276" w:lineRule="auto"/>
-      </w:pPr>
-      <w:r>
-        <w:rPr>
-          <w:rFonts w:ascii="Times New Roman" w:hAnsi="Times New Roman" w:eastAsia="Times New Roman"/>
-          <w:b w:val="0"/>
-          <w:i w:val="0"/>
-          <w:sz w:val="28"/>
-        </w:rPr>
-        <w:t>○ – известная переменная (входит в уравнение);</w:t>
-      </w:r>
-    </w:p>
-    <w:p>
-      <w:pPr>
-        <w:spacing w:after="120" w:before="0" w:line="276" w:lineRule="auto"/>
-        <w:jc w:val="both"/>
-      </w:pPr>
-      <w:r>
-        <w:rPr>
-          <w:rFonts w:ascii="Times New Roman" w:hAnsi="Times New Roman" w:eastAsia="Times New Roman"/>
-          <w:b w:val="0"/>
-          <w:i w:val="0"/>
-          <w:sz w:val="28"/>
-        </w:rPr>
-        <w:t>В столбце «№ шага» отражается последовательность вычислений согласно выбранному алгоритму расчетов.</w:t>
-      </w:r>
-    </w:p>
-    <w:p>
-      <w:pPr>
-        <w:jc w:val="center"/>
-      </w:pPr>
-      <w:r>
-        <w:drawing>
-          <wp:inline xmlns:a="http://schemas.openxmlformats.org/drawingml/2006/main" xmlns:pic="http://schemas.openxmlformats.org/drawingml/2006/picture">
-            <wp:extent cx="5976000" cy="3533255"/>
-            <wp:docPr id="2" name="Picture 2"/>
-            <wp:cNvGraphicFramePr>
-              <a:graphicFrameLocks noChangeAspect="1"/>
-            </wp:cNvGraphicFramePr>
-            <a:graphic>
-              <a:graphicData uri="http://schemas.openxmlformats.org/drawingml/2006/picture">
-                <pic:pic>
-                  <pic:nvPicPr>
-                    <pic:cNvPr id="0" name="информационная_матрица.png"/>
-                    <pic:cNvPicPr/>
-                  </pic:nvPicPr>
-                  <pic:blipFill>
-                    <a:blip r:embed="rId10"/>
-                    <a:stretch>
-                      <a:fillRect/>
-                    </a:stretch>
-                  </pic:blipFill>
-                  <pic:spPr>
-                    <a:xfrm>
-                      <a:off x="0" y="0"/>
-                      <a:ext cx="5976000" cy="3533255"/>
-                    </a:xfrm>
-                    <a:prstGeom prst="rect"/>
-                  </pic:spPr>
-                </pic:pic>
-              </a:graphicData>
-            </a:graphic>
-          </wp:inline>
-        </w:drawing>
-      </w:r>
-    </w:p>
-    <w:p>
-      <w:pPr>
-        <w:spacing w:after="120" w:before="240" w:line="276" w:lineRule="auto"/>
-      </w:pPr>
-      <w:r>
-        <w:rPr>
-          <w:rFonts w:ascii="Times New Roman" w:hAnsi="Times New Roman" w:eastAsia="Times New Roman"/>
-          <w:b/>
-          <w:i w:val="0"/>
-          <w:sz w:val="28"/>
-        </w:rPr>
-        <w:t>Блок-схема алгоритма расчётов стационарного режима гидравлической системы:</w:t>
-      </w:r>
-    </w:p>
-    <w:p>
-      <w:pPr>
-        <w:jc w:val="center"/>
-      </w:pPr>
-      <w:r>
-        <w:drawing>
-          <wp:inline xmlns:a="http://schemas.openxmlformats.org/drawingml/2006/main" xmlns:pic="http://schemas.openxmlformats.org/drawingml/2006/picture">
-            <wp:extent cx="5220000" cy="6444623"/>
-            <wp:docPr id="3" name="Picture 3"/>
-            <wp:cNvGraphicFramePr>
-              <a:graphicFrameLocks noChangeAspect="1"/>
-            </wp:cNvGraphicFramePr>
-            <a:graphic>
-              <a:graphicData uri="http://schemas.openxmlformats.org/drawingml/2006/picture">
-                <pic:pic>
-                  <pic:nvPicPr>
-                    <pic:cNvPr id="0" name="блок_схема.png"/>
-                    <pic:cNvPicPr/>
-                  </pic:nvPicPr>
-                  <pic:blipFill>
-                    <a:blip r:embed="rId11"/>
-                    <a:stretch>
-                      <a:fillRect/>
-                    </a:stretch>
-                  </pic:blipFill>
-                  <pic:spPr>
-                    <a:xfrm>
-                      <a:off x="0" y="0"/>
-                      <a:ext cx="5220000" cy="6444623"/>
-                    </a:xfrm>
-                    <a:prstGeom prst="rect"/>
-                  </pic:spPr>
-                </pic:pic>
-              </a:graphicData>
-            </a:graphic>
-          </wp:inline>
-        </w:drawing>
-      </w:r>
-    </w:p>
-    <w:p>
-      <w:pPr>
-        <w:spacing w:after="120" w:before="240" w:line="276" w:lineRule="auto"/>
-      </w:pPr>
-      <w:r>
-        <w:rPr>
-          <w:rFonts w:ascii="Times New Roman" w:hAnsi="Times New Roman" w:eastAsia="Times New Roman"/>
-          <w:b w:val="0"/>
-          <w:i/>
-          <w:sz w:val="28"/>
-        </w:rPr>
-        <w:t>Компьютерная программа на языке MATLAB в данную лабораторную работу не входит.</w:t>
-      </w:r>
-    </w:p>
-    <w:sectPr>
-      <w:pgSz w:w="12240" w:h="15840"/>
-      <w:pgMar w:top="1134" w:right="850" w:bottom="1134" w:left="1417" w:header="720" w:footer="720" w:gutter="0"/>
-      <w:cols w:space="720"/>
-      <w:docGrid w:linePitch="360"/>
-    </w:sectPr>
-  </w:body>
-</w:document>
+<file path=word/document.xml><?xml version='1.0' encoding='UTF-8' standalone='yes'?>
+<w:document xmlns:wpc="http://schemas.microsoft.com/office/word/2010/wordprocessingCanvas" xmlns:mo="http://schemas.microsoft.com/office/mac/office/2008/main" xmlns:mc="http://schemas.openxmlformats.org/markup-compatibility/2006" xmlns:mv="urn:schemas-microsoft-com:mac:vml" xmlns:o="urn:schemas-microsoft-com:office:office" xmlns:r="http://schemas.openxmlformats.org/officeDocument/2006/relationships" xmlns:m="http://schemas.openxmlformats.org/officeDocument/2006/math" xmlns:v="urn:schemas-microsoft-com:vml" xmlns:wp14="http://schemas.microsoft.com/office/word/2010/wordprocessingDrawing" xmlns:wp="http://schemas.openxmlformats.org/drawingml/2006/wordprocessingDrawing" xmlns:w10="urn:schemas-microsoft-com:office:word" xmlns:w="http://schemas.openxmlformats.org/wordprocessingml/2006/main" xmlns:w14="http://schemas.microsoft.com/office/word/2010/wordml" xmlns:wpg="http://schemas.microsoft.com/office/word/2010/wordprocessingGroup" xmlns:wpi="http://schemas.microsoft.com/office/word/2010/wordprocessingInk" xmlns:wne="http://schemas.microsoft.com/office/word/2006/wordml" xmlns:wps="http://schemas.microsoft.com/office/word/2010/wordprocessingShape" xmlns:ns0="http://www.w3.org/2000/xmlns/" mc:Ignorable="w14 wp14" ns0:m="http://schemas.openxmlformats.org/officeDocument/2006/math"><w:body><w:p><w:pPr><w:spacing w:after="0" w:before="0" w:line="276" w:lineRule="auto"/><w:jc w:val="center"/></w:pPr><w:r><w:rPr><w:rFonts w:ascii="Times New Roman" w:hAnsi="Times New Roman" w:eastAsia="Times New Roman"/><w:b w:val="0"/><w:i w:val="0"/><w:sz w:val="24"/></w:rPr><w:t>Министерство науки и высшего образования Российской Федерации</w:t></w:r></w:p><w:p><w:pPr><w:spacing w:after="0" w:before="0" w:line="276" w:lineRule="auto"/><w:jc w:val="center"/></w:pPr><w:r><w:rPr><w:rFonts w:ascii="Times New Roman" w:hAnsi="Times New Roman" w:eastAsia="Times New Roman"/><w:b w:val="0"/><w:i w:val="0"/><w:sz w:val="24"/></w:rPr><w:t>Федеральное государственное бюджетное образовательное учреждение высшего образования</w:t></w:r></w:p><w:p><w:pPr><w:spacing w:after="0" w:before="0" w:line="276" w:lineRule="auto"/><w:jc w:val="center"/></w:pPr><w:r><w:rPr><w:rFonts w:ascii="Times New Roman" w:hAnsi="Times New Roman" w:eastAsia="Times New Roman"/><w:b w:val="0"/><w:i w:val="0"/><w:sz w:val="24"/></w:rPr><w:t>«Российский химико-технологический университет им. Д.И. Менделеева»</w:t></w:r></w:p><w:p><w:pPr><w:spacing w:after="0" w:before="0" w:line="276" w:lineRule="auto"/><w:jc w:val="center"/></w:pPr><w:r><w:rPr><w:rFonts w:ascii="Times New Roman" w:hAnsi="Times New Roman" w:eastAsia="Times New Roman"/><w:b w:val="0"/><w:i w:val="0"/><w:sz w:val="24"/></w:rPr><w:t>Кафедра информатики и компьютерного проектирования</w:t></w:r></w:p><w:p><w:pPr><w:spacing w:after="320" w:before="0" w:line="276" w:lineRule="auto"/></w:pPr><w:r><w:rPr><w:rFonts w:ascii="Times New Roman" w:hAnsi="Times New Roman" w:eastAsia="Times New Roman"/><w:b w:val="0"/><w:i w:val="0"/><w:sz w:val="24"/></w:rPr></w:r></w:p><w:p><w:pPr><w:spacing w:after="160" w:before="0" w:line="276" w:lineRule="auto"/><w:jc w:val="center"/></w:pPr><w:r><w:rPr><w:rFonts w:ascii="Times New Roman" w:hAnsi="Times New Roman" w:eastAsia="Times New Roman"/><w:b/><w:i w:val="0"/><w:sz w:val="32"/></w:rPr><w:t>ОТЧЕТ</w:t></w:r></w:p><w:p><w:pPr><w:spacing w:after="80" w:before="0" w:line="276" w:lineRule="auto"/><w:jc w:val="center"/></w:pPr><w:r><w:rPr><w:rFonts w:ascii="Times New Roman" w:hAnsi="Times New Roman" w:eastAsia="Times New Roman"/><w:b/><w:i w:val="0"/><w:sz w:val="28"/></w:rPr><w:t>По лабораторной работе №1 на тему:</w:t></w:r></w:p><w:p><w:pPr><w:spacing w:after="160" w:before="0" w:line="276" w:lineRule="auto"/><w:jc w:val="center"/></w:pPr><w:r><w:rPr><w:rFonts w:ascii="Times New Roman" w:hAnsi="Times New Roman" w:eastAsia="Times New Roman"/><w:b w:val="0"/><w:i w:val="0"/><w:sz w:val="28"/></w:rPr><w:t>«Моделирование простой гидравлической системы в статическом режиме»</w:t></w:r></w:p><w:p><w:pPr><w:spacing w:after="320" w:before="0" w:line="276" w:lineRule="auto"/><w:jc w:val="center"/></w:pPr><w:r><w:rPr><w:rFonts w:ascii="Times New Roman" w:hAnsi="Times New Roman" w:eastAsia="Times New Roman"/><w:b/><w:i w:val="0"/><w:sz w:val="28"/></w:rPr><w:t>Вариант – 4</w:t></w:r></w:p><w:p><w:pPr><w:spacing w:after="40" w:before="0" w:line="276" w:lineRule="auto"/><w:jc w:val="right"/></w:pPr><w:r><w:rPr><w:rFonts w:ascii="Times New Roman" w:hAnsi="Times New Roman" w:eastAsia="Times New Roman"/><w:b w:val="0"/><w:i w:val="0"/><w:sz w:val="28"/></w:rPr><w:t>Выполнил: ______________________________</w:t></w:r></w:p><w:p><w:pPr><w:spacing w:after="40" w:before="0" w:line="276" w:lineRule="auto"/><w:jc w:val="right"/></w:pPr><w:r><w:rPr><w:rFonts w:ascii="Times New Roman" w:hAnsi="Times New Roman" w:eastAsia="Times New Roman"/><w:b w:val="0"/><w:i w:val="0"/><w:sz w:val="28"/></w:rPr><w:t>Группа: ________________________________</w:t></w:r></w:p><w:p><w:pPr><w:spacing w:after="320" w:before="0" w:line="276" w:lineRule="auto"/><w:jc w:val="right"/></w:pPr><w:r><w:rPr><w:rFonts w:ascii="Times New Roman" w:hAnsi="Times New Roman" w:eastAsia="Times New Roman"/><w:b w:val="0"/><w:i w:val="0"/><w:sz w:val="28"/></w:rPr><w:t>Проверила: _____________________________</w:t></w:r></w:p><w:p><w:pPr><w:spacing w:after="320" w:before="0" w:line="276" w:lineRule="auto"/><w:jc w:val="center"/></w:pPr><w:r><w:rPr><w:rFonts w:ascii="Times New Roman" w:hAnsi="Times New Roman" w:eastAsia="Times New Roman"/><w:b w:val="0"/><w:i w:val="0"/><w:sz w:val="28"/></w:rPr><w:t>г. Москва, 2026</w:t></w:r></w:p><w:p><w:pPr><w:spacing w:after="120" w:before="0" w:line="276" w:lineRule="auto"/></w:pPr><w:r><w:rPr><w:rFonts w:ascii="Times New Roman" w:hAnsi="Times New Roman" w:eastAsia="Times New Roman"/><w:b/><w:i w:val="0"/><w:sz w:val="28"/></w:rPr><w:t>Схематическое изображение гидравлической модели с закрытыми ёмкостями:</w:t></w:r></w:p><w:p><w:pPr><w:jc w:val="center"/></w:pPr><w:r><w:drawing><wp:inline xmlns:a="http://schemas.openxmlformats.org/drawingml/2006/main" xmlns:pic="http://schemas.openxmlformats.org/drawingml/2006/picture"><wp:extent cx="5832000" cy="5287470"/><wp:docPr id="1" name="Picture 1"/><wp:cNvGraphicFramePr><a:graphicFrameLocks noChangeAspect="1"/></wp:cNvGraphicFramePr><a:graphic><a:graphicData uri="http://schemas.openxmlformats.org/drawingml/2006/picture"><pic:pic><pic:nvPicPr><pic:cNvPr id="0" name="схема_вариант4.png"/><pic:cNvPicPr/></pic:nvPicPr><pic:blipFill><a:blip r:embed="rId9"/><a:stretch><a:fillRect/></a:stretch></pic:blipFill><pic:spPr><a:xfrm><a:off x="0" y="0"/><a:ext cx="5832000" cy="5287470"/></a:xfrm><a:prstGeom prst="rect"/></pic:spPr></pic:pic></a:graphicData></a:graphic></wp:inline></w:drawing></w:r></w:p><w:p><w:pPr><w:spacing w:after="120" w:before="200" w:line="276" w:lineRule="auto"/></w:pPr><w:r><w:rPr><w:rFonts w:ascii="Times New Roman" w:hAnsi="Times New Roman" w:eastAsia="Times New Roman"/><w:b/><w:i w:val="0"/><w:sz w:val="28"/></w:rPr><w:t>Условные обозначения:</w:t></w:r></w:p><w:p><w:pPr><w:spacing w:after="40" w:before="0" w:line="276" w:lineRule="auto"/></w:pPr><w:r><w:rPr><w:rFonts w:ascii="Times New Roman" w:hAnsi="Times New Roman" w:eastAsia="Times New Roman"/><w:b w:val="0"/><w:i w:val="0"/><w:sz w:val="28"/></w:rPr><w:t>P1, P2 – давление жидкости на входе в систему;</w:t></w:r></w:p><w:p><w:pPr><w:spacing w:after="40" w:before="0" w:line="276" w:lineRule="auto"/></w:pPr><w:r><w:rPr><w:rFonts w:ascii="Times New Roman" w:hAnsi="Times New Roman" w:eastAsia="Times New Roman"/><w:b w:val="0"/><w:i w:val="0"/><w:sz w:val="28"/></w:rPr><w:t>P3, P4, P5, P6 – давление жидкости на выходе из системы;</w:t></w:r></w:p><w:p><w:pPr><w:spacing w:after="40" w:before="0" w:line="276" w:lineRule="auto"/></w:pPr><w:r><w:rPr><w:rFonts w:ascii="Times New Roman" w:hAnsi="Times New Roman" w:eastAsia="Times New Roman"/><w:b w:val="0"/><w:i w:val="0"/><w:sz w:val="28"/></w:rPr><w:t>P7, P8, P9 – давление жидкости на дно ёмкости;</w:t></w:r></w:p><w:p><w:pPr><w:spacing w:after="40" w:before="0" w:line="276" w:lineRule="auto"/></w:pPr><w:r><w:rPr><w:rFonts w:ascii="Times New Roman" w:hAnsi="Times New Roman" w:eastAsia="Times New Roman"/><w:b w:val="0"/><w:i w:val="0"/><w:sz w:val="28"/></w:rPr><w:t>P10, P11, P12 – давление газа внутри ёмкости;</w:t></w:r></w:p><w:p><w:pPr><w:spacing w:after="40" w:before="0" w:line="276" w:lineRule="auto"/></w:pPr><w:r><w:rPr><w:rFonts w:ascii="Times New Roman" w:hAnsi="Times New Roman" w:eastAsia="Times New Roman"/><w:b w:val="0"/><w:i w:val="0"/><w:sz w:val="28"/></w:rPr><w:t>V1 – V8 – скорость истечения жидкости через клапан;</w:t></w:r></w:p><w:p><w:pPr><w:spacing w:after="40" w:before="0" w:line="276" w:lineRule="auto"/></w:pPr><w:r><w:rPr><w:rFonts w:ascii="Times New Roman" w:hAnsi="Times New Roman" w:eastAsia="Times New Roman"/><w:b w:val="0"/><w:i w:val="0"/><w:sz w:val="28"/></w:rPr><w:t>k1 – k8 – коэффициент пропускной способности клапана;</w:t></w:r></w:p><w:p><w:pPr><w:spacing w:after="40" w:before="0" w:line="276" w:lineRule="auto"/></w:pPr><w:r><w:rPr><w:rFonts w:ascii="Times New Roman" w:hAnsi="Times New Roman" w:eastAsia="Times New Roman"/><w:b w:val="0"/><w:i w:val="0"/><w:sz w:val="28"/></w:rPr><w:t>H1, H2, H3 – высоты накапливаемой жидкости в ёмкости;</w:t></w:r></w:p><w:p><w:pPr><w:spacing w:after="40" w:before="0" w:line="276" w:lineRule="auto"/></w:pPr><w:r><w:rPr><w:rFonts w:ascii="Times New Roman" w:hAnsi="Times New Roman" w:eastAsia="Times New Roman"/><w:b w:val="0"/><w:i w:val="0"/><w:sz w:val="28"/></w:rPr><w:t>H1G, H2G, H3G – геометрическая высота ёмкости.</w:t></w:r></w:p><w:p><w:pPr><w:spacing w:after="120" w:before="240" w:line="276" w:lineRule="auto"/></w:pPr><w:r><w:rPr><w:rFonts w:ascii="Times New Roman" w:hAnsi="Times New Roman" w:eastAsia="Times New Roman"/><w:b/><w:i w:val="0"/><w:sz w:val="28"/></w:rPr><w:t>Допущения</w:t></w:r></w:p><w:p><w:pPr><w:spacing w:after="60" w:before="0" w:line="276" w:lineRule="auto"/><w:jc w:val="both"/></w:pPr><w:r><w:rPr><w:rFonts w:ascii="Times New Roman" w:hAnsi="Times New Roman" w:eastAsia="Times New Roman"/><w:b w:val="0"/><w:i w:val="0"/><w:sz w:val="28"/></w:rPr><w:t>1. Газ идеален.</w:t></w:r></w:p><w:p><w:pPr><w:spacing w:after="60" w:before="0" w:line="276" w:lineRule="auto"/><w:jc w:val="both"/></w:pPr><w:r><w:rPr><w:rFonts w:ascii="Times New Roman" w:hAnsi="Times New Roman" w:eastAsia="Times New Roman"/><w:b w:val="0"/><w:i w:val="0"/><w:sz w:val="28"/></w:rPr><w:t>2. Во всех трубах протекает однофазный поток жидкости, температура которого одинакова на всех участках.</w:t></w:r></w:p><w:p><w:pPr><w:spacing w:after="60" w:before="0" w:line="276" w:lineRule="auto"/><w:jc w:val="both"/></w:pPr><w:r><w:rPr><w:rFonts w:ascii="Times New Roman" w:hAnsi="Times New Roman" w:eastAsia="Times New Roman"/><w:b w:val="0"/><w:i w:val="0"/><w:sz w:val="28"/></w:rPr><w:t>3. Форма закрытой ёмкости цилиндрическая с площадью поперечного сечения S.</w:t></w:r></w:p><w:p><w:pPr><w:spacing w:after="60" w:before="0" w:line="276" w:lineRule="auto"/><w:jc w:val="both"/></w:pPr><w:r><w:rPr><w:rFonts w:ascii="Times New Roman" w:hAnsi="Times New Roman" w:eastAsia="Times New Roman"/><w:b w:val="0"/><w:i w:val="0"/><w:sz w:val="28"/></w:rPr><w:t>4. Все трубы располагаются на одном уровне, в системе нет рециклических потоков, или рециклов, не учитываются местные сопротивления и перепады давлений в трубах, т.е. рассматриваются, так называемые короткие трубопроводы.</w:t></w:r></w:p><w:p><w:pPr><w:spacing w:after="60" w:before="0" w:line="276" w:lineRule="auto"/><w:jc w:val="both"/></w:pPr><w:r><w:rPr><w:rFonts w:ascii="Times New Roman" w:hAnsi="Times New Roman" w:eastAsia="Times New Roman"/><w:b w:val="0"/><w:i w:val="0"/><w:sz w:val="28"/></w:rPr><w:t xml:space="preserve">5. В емкостях, не занятых жидкостью, давление газа </w:t></w:r><m:oMath><m:sSup><m:e><m:r><w:rPr><w:rFonts w:ascii="Cambria Math" w:hAnsi="Cambria Math"/><w:sz w:val="28"/><w:szCs w:val="28"/></w:rPr><m:rPr><m:sty m:val="p"/></m:rPr><m:t xml:space="preserve">Р</m:t></m:r></m:e><m:sup><m:r><w:rPr><w:rFonts w:ascii="Cambria Math" w:hAnsi="Cambria Math"/><w:sz w:val="28"/><w:szCs w:val="28"/></w:rPr><m:rPr><m:sty m:val="p"/></m:rPr><m:t xml:space="preserve">N</m:t></m:r></m:sup></m:sSup></m:oMath><w:r><w:rPr><w:rFonts w:ascii="Times New Roman" w:hAnsi="Times New Roman" w:eastAsia="Times New Roman"/><w:b w:val="0"/><w:i w:val="0"/><w:sz w:val="28"/></w:rPr><w:t xml:space="preserve"> * H1G / (H1G – H1).</w:t></w:r></w:p><w:p><w:pPr><w:spacing w:after="60" w:before="0" w:line="276" w:lineRule="auto"/><w:jc w:val="both"/></w:pPr><w:r><w:rPr><w:rFonts w:ascii="Times New Roman" w:hAnsi="Times New Roman" w:eastAsia="Times New Roman"/><w:b w:val="0"/><w:i w:val="0"/><w:sz w:val="28"/></w:rPr><w:t>6. Системы включают только клапаны(вентили) с постоянными, не изменяющимися коэффициентами пропускной способности и закрытые емкости.</w:t></w:r></w:p><w:p><w:pPr><w:spacing w:after="120" w:before="240" w:line="276" w:lineRule="auto"/></w:pPr><w:r><w:rPr><w:rFonts w:ascii="Times New Roman" w:hAnsi="Times New Roman" w:eastAsia="Times New Roman"/><w:b/><w:i w:val="0"/><w:sz w:val="28"/></w:rPr><w:t>Построение системы уравнений математического описания гидравлической системы:</w:t></w:r></w:p><w:p><w:pPr><w:spacing w:after="120" w:before="0" w:line="276" w:lineRule="auto"/><w:jc w:val="center"/></w:pPr><w:r><w:rPr><w:rFonts w:ascii="Times New Roman" w:hAnsi="Times New Roman" w:eastAsia="Times New Roman"/><w:b w:val="0"/><w:i/><w:sz w:val="28"/></w:rPr><w:t xml:space="preserve">ур. Бернулли: V = k * sign (Рвх – Рвых) * </w:t></w:r><m:oMath><m:r><w:rPr><w:rFonts w:ascii="Cambria Math" w:hAnsi="Cambria Math"/><w:sz w:val="28"/><w:szCs w:val="28"/></w:rPr><m:rPr><m:sty m:val="p"/></m:rPr><m:t xml:space="preserve">√</m:t></m:r><m:d><m:dPr><m:begChr m:val="|"/><m:endChr m:val="|"/></m:dPr><m:e><m:r><w:rPr><w:rFonts w:ascii="Cambria Math" w:hAnsi="Cambria Math"/><w:sz w:val="28"/><w:szCs w:val="28"/></w:rPr><m:rPr><m:sty m:val="p"/></m:rPr><m:t xml:space="preserve">Р</m:t></m:r><m:r><w:rPr><w:rFonts w:ascii="Cambria Math" w:hAnsi="Cambria Math"/><w:sz w:val="28"/><w:szCs w:val="28"/><w:vertAlign w:val="subscript"/></w:rPr><m:rPr><m:sty m:val="p"/></m:rPr><m:t xml:space="preserve">вх</m:t></m:r><m:r><w:rPr><w:rFonts w:ascii="Cambria Math" w:hAnsi="Cambria Math"/><w:sz w:val="28"/><w:szCs w:val="28"/></w:rPr><m:rPr><m:sty m:val="p"/></m:rPr><m:t xml:space="preserve"> – Р</m:t></m:r><m:r><w:rPr><w:rFonts w:ascii="Cambria Math" w:hAnsi="Cambria Math"/><w:sz w:val="28"/><w:szCs w:val="28"/><w:vertAlign w:val="subscript"/></w:rPr><m:rPr><m:sty m:val="p"/></m:rPr><m:t xml:space="preserve">вых</m:t></m:r></m:e></m:d></m:oMath></w:p><w:p><w:pPr><w:spacing w:after="160" w:before="0" w:line="276" w:lineRule="auto"/><w:jc w:val="center"/></w:pPr><w:r><w:rPr><w:rFonts w:ascii="Times New Roman" w:hAnsi="Times New Roman" w:eastAsia="Times New Roman"/><w:b w:val="0"/><w:i w:val="0"/><w:sz w:val="28"/></w:rPr><w:t>sign – функция знака: -1, 0, +1</w:t></w:r></w:p><w:p><w:pPr><w:spacing w:after="200" w:before="0" w:line="276" w:lineRule="auto"/><w:jc w:val="center"/></w:pPr><w:r><w:rPr><w:rFonts w:ascii="Times New Roman" w:hAnsi="Times New Roman" w:eastAsia="Times New Roman"/><w:b w:val="0"/><w:i/><w:sz w:val="28"/></w:rPr><w:t>ур. Паскаля: Рж = Рг + ρ*g* H</w:t></w:r></w:p><w:p><w:pPr><w:spacing w:after="120" w:before="0" w:line="276" w:lineRule="auto"/></w:pPr><w:r><w:rPr><w:rFonts w:ascii="Times New Roman" w:hAnsi="Times New Roman" w:eastAsia="Times New Roman"/><w:b/><w:i w:val="0"/><w:sz w:val="28"/></w:rPr><w:t>Определение скорости потоков жидкости:</w:t></w:r></w:p><w:p><w:pPr><w:spacing w:after="60" w:before="0" w:line="276" w:lineRule="auto"/></w:pPr><w:r><w:rPr><w:rFonts w:ascii="Times New Roman" w:hAnsi="Times New Roman" w:eastAsia="Times New Roman"/><w:b w:val="0"/><w:i w:val="0"/><w:sz w:val="28"/></w:rPr><w:t xml:space="preserve">V1 = k1 * sign (Р1 – Р8) * </w:t></w:r><m:oMath><m:r><w:rPr><w:rFonts w:ascii="Cambria Math" w:hAnsi="Cambria Math"/><w:sz w:val="28"/><w:szCs w:val="28"/></w:rPr><m:rPr><m:sty m:val="p"/></m:rPr><m:t xml:space="preserve">√</m:t></m:r><m:d><m:dPr><m:begChr m:val="|"/><m:endChr m:val="|"/></m:dPr><m:e><m:r><w:rPr><w:rFonts w:ascii="Cambria Math" w:hAnsi="Cambria Math"/><w:sz w:val="28"/><w:szCs w:val="28"/></w:rPr><m:rPr><m:sty m:val="p"/></m:rPr><m:t xml:space="preserve">Р</m:t></m:r><m:r><w:rPr><w:rFonts w:ascii="Cambria Math" w:hAnsi="Cambria Math"/><w:sz w:val="28"/><w:szCs w:val="28"/><w:vertAlign w:val="subscript"/></w:rPr><m:rPr><m:sty m:val="p"/></m:rPr><m:t xml:space="preserve">1</m:t></m:r><m:r><w:rPr><w:rFonts w:ascii="Cambria Math" w:hAnsi="Cambria Math"/><w:sz w:val="28"/><w:szCs w:val="28"/></w:rPr><m:rPr><m:sty m:val="p"/></m:rPr><m:t xml:space="preserve"> – Р</m:t></m:r><m:r><w:rPr><w:rFonts w:ascii="Cambria Math" w:hAnsi="Cambria Math"/><w:sz w:val="28"/><w:szCs w:val="28"/><w:vertAlign w:val="subscript"/></w:rPr><m:rPr><m:sty m:val="p"/></m:rPr><m:t xml:space="preserve">8</m:t></m:r></m:e></m:d></m:oMath></w:p><w:p><w:pPr><w:spacing w:after="60" w:before="0" w:line="276" w:lineRule="auto"/></w:pPr><w:r><w:rPr><w:rFonts w:ascii="Times New Roman" w:hAnsi="Times New Roman" w:eastAsia="Times New Roman"/><w:b w:val="0"/><w:i w:val="0"/><w:sz w:val="28"/></w:rPr><w:t xml:space="preserve">V2 = k2 * sign (Р2 – Р9) * </w:t></w:r><m:oMath><m:r><w:rPr><w:rFonts w:ascii="Cambria Math" w:hAnsi="Cambria Math"/><w:sz w:val="28"/><w:szCs w:val="28"/></w:rPr><m:rPr><m:sty m:val="p"/></m:rPr><m:t xml:space="preserve">√</m:t></m:r><m:d><m:dPr><m:begChr m:val="|"/><m:endChr m:val="|"/></m:dPr><m:e><m:r><w:rPr><w:rFonts w:ascii="Cambria Math" w:hAnsi="Cambria Math"/><w:sz w:val="28"/><w:szCs w:val="28"/></w:rPr><m:rPr><m:sty m:val="p"/></m:rPr><m:t xml:space="preserve">Р</m:t></m:r><m:r><w:rPr><w:rFonts w:ascii="Cambria Math" w:hAnsi="Cambria Math"/><w:sz w:val="28"/><w:szCs w:val="28"/><w:vertAlign w:val="subscript"/></w:rPr><m:rPr><m:sty m:val="p"/></m:rPr><m:t xml:space="preserve">2</m:t></m:r><m:r><w:rPr><w:rFonts w:ascii="Cambria Math" w:hAnsi="Cambria Math"/><w:sz w:val="28"/><w:szCs w:val="28"/></w:rPr><m:rPr><m:sty m:val="p"/></m:rPr><m:t xml:space="preserve"> – Р</m:t></m:r><m:r><w:rPr><w:rFonts w:ascii="Cambria Math" w:hAnsi="Cambria Math"/><w:sz w:val="28"/><w:szCs w:val="28"/><w:vertAlign w:val="subscript"/></w:rPr><m:rPr><m:sty m:val="p"/></m:rPr><m:t xml:space="preserve">9</m:t></m:r></m:e></m:d></m:oMath></w:p><w:p><w:pPr><w:spacing w:after="60" w:before="0" w:line="276" w:lineRule="auto"/></w:pPr><w:r><w:rPr><w:rFonts w:ascii="Times New Roman" w:hAnsi="Times New Roman" w:eastAsia="Times New Roman"/><w:b w:val="0"/><w:i w:val="0"/><w:sz w:val="28"/></w:rPr><w:t xml:space="preserve">V3 = k3 * sign (Р7 – Р8) * </w:t></w:r><m:oMath><m:r><w:rPr><w:rFonts w:ascii="Cambria Math" w:hAnsi="Cambria Math"/><w:sz w:val="28"/><w:szCs w:val="28"/></w:rPr><m:rPr><m:sty m:val="p"/></m:rPr><m:t xml:space="preserve">√</m:t></m:r><m:d><m:dPr><m:begChr m:val="|"/><m:endChr m:val="|"/></m:dPr><m:e><m:r><w:rPr><w:rFonts w:ascii="Cambria Math" w:hAnsi="Cambria Math"/><w:sz w:val="28"/><w:szCs w:val="28"/></w:rPr><m:rPr><m:sty m:val="p"/></m:rPr><m:t xml:space="preserve">Р</m:t></m:r><m:r><w:rPr><w:rFonts w:ascii="Cambria Math" w:hAnsi="Cambria Math"/><w:sz w:val="28"/><w:szCs w:val="28"/><w:vertAlign w:val="subscript"/></w:rPr><m:rPr><m:sty m:val="p"/></m:rPr><m:t xml:space="preserve">7</m:t></m:r><m:r><w:rPr><w:rFonts w:ascii="Cambria Math" w:hAnsi="Cambria Math"/><w:sz w:val="28"/><w:szCs w:val="28"/></w:rPr><m:rPr><m:sty m:val="p"/></m:rPr><m:t xml:space="preserve"> – Р</m:t></m:r><m:r><w:rPr><w:rFonts w:ascii="Cambria Math" w:hAnsi="Cambria Math"/><w:sz w:val="28"/><w:szCs w:val="28"/><w:vertAlign w:val="subscript"/></w:rPr><m:rPr><m:sty m:val="p"/></m:rPr><m:t xml:space="preserve">8</m:t></m:r></m:e></m:d></m:oMath></w:p><w:p><w:pPr><w:spacing w:after="60" w:before="0" w:line="276" w:lineRule="auto"/></w:pPr><w:r><w:rPr><w:rFonts w:ascii="Times New Roman" w:hAnsi="Times New Roman" w:eastAsia="Times New Roman"/><w:b w:val="0"/><w:i w:val="0"/><w:sz w:val="28"/></w:rPr><w:t xml:space="preserve">V4 = k4 * sign (Р8 – Р9) * </w:t></w:r><m:oMath><m:r><w:rPr><w:rFonts w:ascii="Cambria Math" w:hAnsi="Cambria Math"/><w:sz w:val="28"/><w:szCs w:val="28"/></w:rPr><m:rPr><m:sty m:val="p"/></m:rPr><m:t xml:space="preserve">√</m:t></m:r><m:d><m:dPr><m:begChr m:val="|"/><m:endChr m:val="|"/></m:dPr><m:e><m:r><w:rPr><w:rFonts w:ascii="Cambria Math" w:hAnsi="Cambria Math"/><w:sz w:val="28"/><w:szCs w:val="28"/></w:rPr><m:rPr><m:sty m:val="p"/></m:rPr><m:t xml:space="preserve">Р</m:t></m:r><m:r><w:rPr><w:rFonts w:ascii="Cambria Math" w:hAnsi="Cambria Math"/><w:sz w:val="28"/><w:szCs w:val="28"/><w:vertAlign w:val="subscript"/></w:rPr><m:rPr><m:sty m:val="p"/></m:rPr><m:t xml:space="preserve">8</m:t></m:r><m:r><w:rPr><w:rFonts w:ascii="Cambria Math" w:hAnsi="Cambria Math"/><w:sz w:val="28"/><w:szCs w:val="28"/></w:rPr><m:rPr><m:sty m:val="p"/></m:rPr><m:t xml:space="preserve"> – Р</m:t></m:r><m:r><w:rPr><w:rFonts w:ascii="Cambria Math" w:hAnsi="Cambria Math"/><w:sz w:val="28"/><w:szCs w:val="28"/><w:vertAlign w:val="subscript"/></w:rPr><m:rPr><m:sty m:val="p"/></m:rPr><m:t xml:space="preserve">9</m:t></m:r></m:e></m:d></m:oMath></w:p><w:p><w:pPr><w:spacing w:after="60" w:before="0" w:line="276" w:lineRule="auto"/></w:pPr><w:r><w:rPr><w:rFonts w:ascii="Times New Roman" w:hAnsi="Times New Roman" w:eastAsia="Times New Roman"/><w:b w:val="0"/><w:i w:val="0"/><w:sz w:val="28"/></w:rPr><w:t xml:space="preserve">V5 = k5 * sign (Р7 – Р3) * </w:t></w:r><m:oMath><m:r><w:rPr><w:rFonts w:ascii="Cambria Math" w:hAnsi="Cambria Math"/><w:sz w:val="28"/><w:szCs w:val="28"/></w:rPr><m:rPr><m:sty m:val="p"/></m:rPr><m:t xml:space="preserve">√</m:t></m:r><m:d><m:dPr><m:begChr m:val="|"/><m:endChr m:val="|"/></m:dPr><m:e><m:r><w:rPr><w:rFonts w:ascii="Cambria Math" w:hAnsi="Cambria Math"/><w:sz w:val="28"/><w:szCs w:val="28"/></w:rPr><m:rPr><m:sty m:val="p"/></m:rPr><m:t xml:space="preserve">Р</m:t></m:r><m:r><w:rPr><w:rFonts w:ascii="Cambria Math" w:hAnsi="Cambria Math"/><w:sz w:val="28"/><w:szCs w:val="28"/><w:vertAlign w:val="subscript"/></w:rPr><m:rPr><m:sty m:val="p"/></m:rPr><m:t xml:space="preserve">7</m:t></m:r><m:r><w:rPr><w:rFonts w:ascii="Cambria Math" w:hAnsi="Cambria Math"/><w:sz w:val="28"/><w:szCs w:val="28"/></w:rPr><m:rPr><m:sty m:val="p"/></m:rPr><m:t xml:space="preserve"> – Р</m:t></m:r><m:r><w:rPr><w:rFonts w:ascii="Cambria Math" w:hAnsi="Cambria Math"/><w:sz w:val="28"/><w:szCs w:val="28"/><w:vertAlign w:val="subscript"/></w:rPr><m:rPr><m:sty m:val="p"/></m:rPr><m:t xml:space="preserve">3</m:t></m:r></m:e></m:d></m:oMath></w:p><w:p><w:pPr><w:spacing w:after="60" w:before="0" w:line="276" w:lineRule="auto"/></w:pPr><w:r><w:rPr><w:rFonts w:ascii="Times New Roman" w:hAnsi="Times New Roman" w:eastAsia="Times New Roman"/><w:b w:val="0"/><w:i w:val="0"/><w:sz w:val="28"/></w:rPr><w:t xml:space="preserve">V6 = k6 * sign (Р8 – Р4) * </w:t></w:r><m:oMath><m:r><w:rPr><w:rFonts w:ascii="Cambria Math" w:hAnsi="Cambria Math"/><w:sz w:val="28"/><w:szCs w:val="28"/></w:rPr><m:rPr><m:sty m:val="p"/></m:rPr><m:t xml:space="preserve">√</m:t></m:r><m:d><m:dPr><m:begChr m:val="|"/><m:endChr m:val="|"/></m:dPr><m:e><m:r><w:rPr><w:rFonts w:ascii="Cambria Math" w:hAnsi="Cambria Math"/><w:sz w:val="28"/><w:szCs w:val="28"/></w:rPr><m:rPr><m:sty m:val="p"/></m:rPr><m:t xml:space="preserve">Р</m:t></m:r><m:r><w:rPr><w:rFonts w:ascii="Cambria Math" w:hAnsi="Cambria Math"/><w:sz w:val="28"/><w:szCs w:val="28"/><w:vertAlign w:val="subscript"/></w:rPr><m:rPr><m:sty m:val="p"/></m:rPr><m:t xml:space="preserve">8</m:t></m:r><m:r><w:rPr><w:rFonts w:ascii="Cambria Math" w:hAnsi="Cambria Math"/><w:sz w:val="28"/><w:szCs w:val="28"/></w:rPr><m:rPr><m:sty m:val="p"/></m:rPr><m:t xml:space="preserve"> – Р</m:t></m:r><m:r><w:rPr><w:rFonts w:ascii="Cambria Math" w:hAnsi="Cambria Math"/><w:sz w:val="28"/><w:szCs w:val="28"/><w:vertAlign w:val="subscript"/></w:rPr><m:rPr><m:sty m:val="p"/></m:rPr><m:t xml:space="preserve">4</m:t></m:r></m:e></m:d></m:oMath></w:p><w:p><w:pPr><w:spacing w:after="60" w:before="0" w:line="276" w:lineRule="auto"/></w:pPr><w:r><w:rPr><w:rFonts w:ascii="Times New Roman" w:hAnsi="Times New Roman" w:eastAsia="Times New Roman"/><w:b w:val="0"/><w:i w:val="0"/><w:sz w:val="28"/></w:rPr><w:t xml:space="preserve">V7 = k7 * sign (Р8 – Р5) * </w:t></w:r><m:oMath><m:r><w:rPr><w:rFonts w:ascii="Cambria Math" w:hAnsi="Cambria Math"/><w:sz w:val="28"/><w:szCs w:val="28"/></w:rPr><m:rPr><m:sty m:val="p"/></m:rPr><m:t xml:space="preserve">√</m:t></m:r><m:d><m:dPr><m:begChr m:val="|"/><m:endChr m:val="|"/></m:dPr><m:e><m:r><w:rPr><w:rFonts w:ascii="Cambria Math" w:hAnsi="Cambria Math"/><w:sz w:val="28"/><w:szCs w:val="28"/></w:rPr><m:rPr><m:sty m:val="p"/></m:rPr><m:t xml:space="preserve">Р</m:t></m:r><m:r><w:rPr><w:rFonts w:ascii="Cambria Math" w:hAnsi="Cambria Math"/><w:sz w:val="28"/><w:szCs w:val="28"/><w:vertAlign w:val="subscript"/></w:rPr><m:rPr><m:sty m:val="p"/></m:rPr><m:t xml:space="preserve">8</m:t></m:r><m:r><w:rPr><w:rFonts w:ascii="Cambria Math" w:hAnsi="Cambria Math"/><w:sz w:val="28"/><w:szCs w:val="28"/></w:rPr><m:rPr><m:sty m:val="p"/></m:rPr><m:t xml:space="preserve"> – Р</m:t></m:r><m:r><w:rPr><w:rFonts w:ascii="Cambria Math" w:hAnsi="Cambria Math"/><w:sz w:val="28"/><w:szCs w:val="28"/><w:vertAlign w:val="subscript"/></w:rPr><m:rPr><m:sty m:val="p"/></m:rPr><m:t xml:space="preserve">5</m:t></m:r></m:e></m:d></m:oMath></w:p><w:p><w:pPr><w:spacing w:after="60" w:before="0" w:line="276" w:lineRule="auto"/></w:pPr><w:r><w:rPr><w:rFonts w:ascii="Times New Roman" w:hAnsi="Times New Roman" w:eastAsia="Times New Roman"/><w:b w:val="0"/><w:i w:val="0"/><w:sz w:val="28"/></w:rPr><w:t xml:space="preserve">V8 = k8 * sign (Р9 – Р6) * </w:t></w:r><m:oMath><m:r><w:rPr><w:rFonts w:ascii="Cambria Math" w:hAnsi="Cambria Math"/><w:sz w:val="28"/><w:szCs w:val="28"/></w:rPr><m:rPr><m:sty m:val="p"/></m:rPr><m:t xml:space="preserve">√</m:t></m:r><m:d><m:dPr><m:begChr m:val="|"/><m:endChr m:val="|"/></m:dPr><m:e><m:r><w:rPr><w:rFonts w:ascii="Cambria Math" w:hAnsi="Cambria Math"/><w:sz w:val="28"/><w:szCs w:val="28"/></w:rPr><m:rPr><m:sty m:val="p"/></m:rPr><m:t xml:space="preserve">Р</m:t></m:r><m:r><w:rPr><w:rFonts w:ascii="Cambria Math" w:hAnsi="Cambria Math"/><w:sz w:val="28"/><w:szCs w:val="28"/><w:vertAlign w:val="subscript"/></w:rPr><m:rPr><m:sty m:val="p"/></m:rPr><m:t xml:space="preserve">9</m:t></m:r><m:r><w:rPr><w:rFonts w:ascii="Cambria Math" w:hAnsi="Cambria Math"/><w:sz w:val="28"/><w:szCs w:val="28"/></w:rPr><m:rPr><m:sty m:val="p"/></m:rPr><m:t xml:space="preserve"> – Р</m:t></m:r><m:r><w:rPr><w:rFonts w:ascii="Cambria Math" w:hAnsi="Cambria Math"/><w:sz w:val="28"/><w:szCs w:val="28"/><w:vertAlign w:val="subscript"/></w:rPr><m:rPr><m:sty m:val="p"/></m:rPr><m:t xml:space="preserve">6</m:t></m:r></m:e></m:d></m:oMath></w:p><w:p><w:pPr><w:spacing w:after="120" w:before="200" w:line="276" w:lineRule="auto"/></w:pPr><w:r><w:rPr><w:rFonts w:ascii="Times New Roman" w:hAnsi="Times New Roman" w:eastAsia="Times New Roman"/><w:b/><w:i w:val="0"/><w:sz w:val="28"/></w:rPr><w:t>Уравнения массового баланса:</w:t></w:r></w:p><w:p><w:pPr><w:spacing w:after="40" w:before="0" w:line="276" w:lineRule="auto"/></w:pPr><w:r><w:rPr><w:rFonts w:ascii="Times New Roman" w:hAnsi="Times New Roman" w:eastAsia="Times New Roman"/><w:b w:val="0"/><w:i w:val="0"/><w:sz w:val="28"/></w:rPr><w:t>9’) (V3 – V5 )/S1= (H1(t(k))- H1(t(o)))/ Δt = f9</w:t></w:r></w:p><w:p><w:pPr><w:spacing w:after="120" w:before="0" w:line="276" w:lineRule="auto"/></w:pPr><w:r><w:rPr><w:rFonts w:ascii="Times New Roman" w:hAnsi="Times New Roman" w:eastAsia="Times New Roman"/><w:b w:val="0"/><w:i w:val="0"/><w:sz w:val="28"/></w:rPr><w:t>9*) H1(t(o))= H1(o)</w:t></w:r></w:p><w:p><w:pPr><w:spacing w:after="40" w:before="0" w:line="276" w:lineRule="auto"/></w:pPr><w:r><w:rPr><w:rFonts w:ascii="Times New Roman" w:hAnsi="Times New Roman" w:eastAsia="Times New Roman"/><w:b w:val="0"/><w:i w:val="0"/><w:sz w:val="28"/></w:rPr><w:t>10’) (V1 + V3 – V4 – V6 – V7 )/S2= (H2(t(k))- H2(t(o)))/ Δt = f10</w:t></w:r></w:p><w:p><w:pPr><w:spacing w:after="120" w:before="0" w:line="276" w:lineRule="auto"/></w:pPr><w:r><w:rPr><w:rFonts w:ascii="Times New Roman" w:hAnsi="Times New Roman" w:eastAsia="Times New Roman"/><w:b w:val="0"/><w:i w:val="0"/><w:sz w:val="28"/></w:rPr><w:t>10*) H2(t(o))= H2(o)</w:t></w:r></w:p><w:p><w:pPr><w:spacing w:after="40" w:before="0" w:line="276" w:lineRule="auto"/></w:pPr><w:r><w:rPr><w:rFonts w:ascii="Times New Roman" w:hAnsi="Times New Roman" w:eastAsia="Times New Roman"/><w:b w:val="0"/><w:i w:val="0"/><w:sz w:val="28"/></w:rPr><w:t>11’) (V2 + V4 – V8 )/S3= (H3(t(k))- H3(t(o)))/ Δt = f11</w:t></w:r></w:p><w:p><w:pPr><w:spacing w:after="160" w:before="0" w:line="276" w:lineRule="auto"/></w:pPr><w:r><w:rPr><w:rFonts w:ascii="Times New Roman" w:hAnsi="Times New Roman" w:eastAsia="Times New Roman"/><w:b w:val="0"/><w:i w:val="0"/><w:sz w:val="28"/></w:rPr><w:t>11*) H3(t(o))= H3(o)</w:t></w:r></w:p><w:p><w:pPr><w:spacing w:after="120" w:before="200" w:line="276" w:lineRule="auto"/></w:pPr><w:r><w:rPr><w:rFonts w:ascii="Times New Roman" w:hAnsi="Times New Roman" w:eastAsia="Times New Roman"/><w:b/><w:i w:val="0"/><w:sz w:val="28"/></w:rPr><w:t>Определение давлений жидкости и газа в закрытых ёмкостях:</w:t></w:r></w:p><w:p><w:pPr><w:spacing w:after="60" w:before="0" w:line="276" w:lineRule="auto"/></w:pPr><w:r><w:rPr><w:rFonts w:ascii="Times New Roman" w:hAnsi="Times New Roman" w:eastAsia="Times New Roman"/><w:b w:val="0"/><w:i w:val="0"/><w:sz w:val="28"/></w:rPr><w:t>12) Р7 = Р10 + ρ*g* H1</w:t></w:r></w:p><w:p><w:pPr><w:spacing w:after="60" w:before="0" w:line="276" w:lineRule="auto"/></w:pPr><w:r><w:rPr><w:rFonts w:ascii="Times New Roman" w:hAnsi="Times New Roman" w:eastAsia="Times New Roman"/><w:b w:val="0"/><w:i w:val="0"/><w:sz w:val="28"/></w:rPr><w:t>13) Р10 = РN * H1G/ (H1G – H1)</w:t></w:r></w:p><w:p><w:pPr><w:spacing w:after="60" w:before="0" w:line="276" w:lineRule="auto"/></w:pPr><w:r><w:rPr><w:rFonts w:ascii="Times New Roman" w:hAnsi="Times New Roman" w:eastAsia="Times New Roman"/><w:b w:val="0"/><w:i w:val="0"/><w:sz w:val="28"/></w:rPr><w:t>14) Р8 = Р11 + ρ*g* H2</w:t></w:r></w:p><w:p><w:pPr><w:spacing w:after="60" w:before="0" w:line="276" w:lineRule="auto"/></w:pPr><w:r><w:rPr><w:rFonts w:ascii="Times New Roman" w:hAnsi="Times New Roman" w:eastAsia="Times New Roman"/><w:b w:val="0"/><w:i w:val="0"/><w:sz w:val="28"/></w:rPr><w:t>15) Р11 = РN * H2G/ (H2G – H2)</w:t></w:r></w:p><w:p><w:pPr><w:spacing w:after="60" w:before="0" w:line="276" w:lineRule="auto"/></w:pPr><w:r><w:rPr><w:rFonts w:ascii="Times New Roman" w:hAnsi="Times New Roman" w:eastAsia="Times New Roman"/><w:b w:val="0"/><w:i w:val="0"/><w:sz w:val="28"/></w:rPr><w:t>16) Р9 = Р12 + ρ*g* H3</w:t></w:r></w:p><w:p><w:pPr><w:spacing w:after="60" w:before="0" w:line="276" w:lineRule="auto"/></w:pPr><w:r><w:rPr><w:rFonts w:ascii="Times New Roman" w:hAnsi="Times New Roman" w:eastAsia="Times New Roman"/><w:b w:val="0"/><w:i w:val="0"/><w:sz w:val="28"/></w:rPr><w:t>17) Р12 = РN * H3G/ (H3G – H3)</w:t></w:r></w:p><w:p><w:pPr><w:spacing w:after="120" w:before="240" w:line="276" w:lineRule="auto"/></w:pPr><w:r><w:rPr><w:rFonts w:ascii="Times New Roman" w:hAnsi="Times New Roman" w:eastAsia="Times New Roman"/><w:b/><w:i w:val="0"/><w:sz w:val="28"/></w:rPr><w:t>Информационная матрица системы уравнений:</w:t></w:r></w:p><w:p><w:pPr><w:spacing w:after="80" w:before="0" w:line="276" w:lineRule="auto"/></w:pPr><w:r><w:rPr><w:rFonts w:ascii="Times New Roman" w:hAnsi="Times New Roman" w:eastAsia="Times New Roman"/><w:b w:val="0"/><w:i w:val="0"/><w:sz w:val="28"/></w:rPr><w:t>Условные обозначения:</w:t></w:r></w:p><w:p><w:pPr><w:spacing w:after="40" w:before="0" w:line="276" w:lineRule="auto"/></w:pPr><w:r><w:rPr><w:rFonts w:ascii="Times New Roman" w:hAnsi="Times New Roman" w:eastAsia="Times New Roman"/><w:b w:val="0"/><w:i w:val="0"/><w:sz w:val="28"/></w:rPr><w:t>◇ – определяемая переменная;</w:t></w:r></w:p><w:p><w:pPr><w:spacing w:after="40" w:before="0" w:line="276" w:lineRule="auto"/></w:pPr><w:r><w:rPr><w:rFonts w:ascii="Times New Roman" w:hAnsi="Times New Roman" w:eastAsia="Times New Roman"/><w:b w:val="0"/><w:i w:val="0"/><w:sz w:val="28"/></w:rPr><w:t>○ – известная переменная (входит в уравнение);</w:t></w:r></w:p><w:p><w:pPr><w:spacing w:after="120" w:before="0" w:line="276" w:lineRule="auto"/><w:jc w:val="both"/></w:pPr><w:r><w:rPr><w:rFonts w:ascii="Times New Roman" w:hAnsi="Times New Roman" w:eastAsia="Times New Roman"/><w:b w:val="0"/><w:i w:val="0"/><w:sz w:val="28"/></w:rPr><w:t>В столбце «№ шага» отражается последовательность вычислений согласно выбранному алгоритму расчетов.</w:t></w:r></w:p><w:p><w:pPr><w:jc w:val="center"/></w:pPr><w:r><w:drawing><wp:inline xmlns:a="http://schemas.openxmlformats.org/drawingml/2006/main" xmlns:pic="http://schemas.openxmlformats.org/drawingml/2006/picture"><wp:extent cx="5976000" cy="3533255"/><wp:docPr id="2" name="Picture 2"/><wp:cNvGraphicFramePr><a:graphicFrameLocks noChangeAspect="1"/></wp:cNvGraphicFramePr><a:graphic><a:graphicData uri="http://schemas.openxmlformats.org/drawingml/2006/picture"><pic:pic><pic:nvPicPr><pic:cNvPr id="0" name="информационная_матрица.png"/><pic:cNvPicPr/></pic:nvPicPr><pic:blipFill><a:blip r:embed="rId10"/><a:stretch><a:fillRect/></a:stretch></pic:blipFill><pic:spPr><a:xfrm><a:off x="0" y="0"/><a:ext cx="5976000" cy="3533255"/></a:xfrm><a:prstGeom prst="rect"/></pic:spPr></pic:pic></a:graphicData></a:graphic></wp:inline></w:drawing></w:r></w:p><w:p><w:pPr><w:spacing w:after="120" w:before="240" w:line="276" w:lineRule="auto"/></w:pPr><w:r><w:rPr><w:rFonts w:ascii="Times New Roman" w:hAnsi="Times New Roman" w:eastAsia="Times New Roman"/><w:b/><w:i w:val="0"/><w:sz w:val="28"/></w:rPr><w:t>Блок-схема алгоритма расчётов стационарного режима гидравлической системы:</w:t></w:r></w:p><w:p><w:pPr><w:jc w:val="center"/></w:pPr><w:r><w:drawing><wp:inline xmlns:a="http://schemas.openxmlformats.org/drawingml/2006/main" xmlns:pic="http://schemas.openxmlformats.org/drawingml/2006/picture"><wp:extent cx="5976000" cy="2970108"/><wp:docPr id="3" name="Picture 3"/><wp:cNvGraphicFramePr><a:graphicFrameLocks noChangeAspect="1"/></wp:cNvGraphicFramePr><a:graphic><a:graphicData uri="http://schemas.openxmlformats.org/drawingml/2006/picture"><pic:pic><pic:nvPicPr><pic:cNvPr id="0" name="блок_схема.png"/><pic:cNvPicPr/></pic:nvPicPr><pic:blipFill><a:blip r:embed="rId11"/><a:stretch><a:fillRect/></a:stretch></pic:blipFill><pic:spPr><a:xfrm><a:off x="0" y="0"/><a:ext cx="5976000" cy="2970108"/></a:xfrm><a:prstGeom prst="rect"/></pic:spPr></pic:pic></a:graphicData></a:graphic></wp:inline></w:drawing></w:r></w:p><w:p><w:pPr><w:spacing w:after="120" w:before="240" w:line="276" w:lineRule="auto"/></w:pPr><w:r><w:rPr><w:rFonts w:ascii="Times New Roman" w:hAnsi="Times New Roman" w:eastAsia="Times New Roman"/><w:b w:val="0"/><w:i/><w:sz w:val="28"/></w:rPr><w:t>Компьютерная программа на языке MATLAB в данную лабораторную работу не входит.</w:t></w:r></w:p><w:sectPr><w:pgSz w:w="12240" w:h="15840"/><w:pgMar w:top="1134" w:right="850" w:bottom="1134" w:left="1417" w:header="720" w:footer="720" w:gutter="0"/><w:cols w:space="720"/><w:docGrid w:linePitch="360"/></w:sectPr></w:body></w:document>
 </file>
 
 <file path=word/numbering.xml><?xml version="1.0" encoding="utf-8"?>

--- a/Лабораторная_работа_1_гидравлика_вариант_4.docx
+++ b/Лабораторная_работа_1_гидравлика_вариант_4.docx
@@ -1,6 +1,6 @@
 
 <file path=word/document.xml><?xml version='1.0' encoding='UTF-8' standalone='yes'?>
-<w:document xmlns:wpc="http://schemas.microsoft.com/office/word/2010/wordprocessingCanvas" xmlns:mo="http://schemas.microsoft.com/office/mac/office/2008/main" xmlns:mc="http://schemas.openxmlformats.org/markup-compatibility/2006" xmlns:mv="urn:schemas-microsoft-com:mac:vml" xmlns:o="urn:schemas-microsoft-com:office:office" xmlns:r="http://schemas.openxmlformats.org/officeDocument/2006/relationships" xmlns:m="http://schemas.openxmlformats.org/officeDocument/2006/math" xmlns:v="urn:schemas-microsoft-com:vml" xmlns:wp14="http://schemas.microsoft.com/office/word/2010/wordprocessingDrawing" xmlns:wp="http://schemas.openxmlformats.org/drawingml/2006/wordprocessingDrawing" xmlns:w10="urn:schemas-microsoft-com:office:word" xmlns:w="http://schemas.openxmlformats.org/wordprocessingml/2006/main" xmlns:w14="http://schemas.microsoft.com/office/word/2010/wordml" xmlns:wpg="http://schemas.microsoft.com/office/word/2010/wordprocessingGroup" xmlns:wpi="http://schemas.microsoft.com/office/word/2010/wordprocessingInk" xmlns:wne="http://schemas.microsoft.com/office/word/2006/wordml" xmlns:wps="http://schemas.microsoft.com/office/word/2010/wordprocessingShape" xmlns:ns0="http://www.w3.org/2000/xmlns/" mc:Ignorable="w14 wp14" ns0:m="http://schemas.openxmlformats.org/officeDocument/2006/math"><w:body><w:p><w:pPr><w:spacing w:after="0" w:before="0" w:line="276" w:lineRule="auto"/><w:jc w:val="center"/></w:pPr><w:r><w:rPr><w:rFonts w:ascii="Times New Roman" w:hAnsi="Times New Roman" w:eastAsia="Times New Roman"/><w:b w:val="0"/><w:i w:val="0"/><w:sz w:val="24"/></w:rPr><w:t>Министерство науки и высшего образования Российской Федерации</w:t></w:r></w:p><w:p><w:pPr><w:spacing w:after="0" w:before="0" w:line="276" w:lineRule="auto"/><w:jc w:val="center"/></w:pPr><w:r><w:rPr><w:rFonts w:ascii="Times New Roman" w:hAnsi="Times New Roman" w:eastAsia="Times New Roman"/><w:b w:val="0"/><w:i w:val="0"/><w:sz w:val="24"/></w:rPr><w:t>Федеральное государственное бюджетное образовательное учреждение высшего образования</w:t></w:r></w:p><w:p><w:pPr><w:spacing w:after="0" w:before="0" w:line="276" w:lineRule="auto"/><w:jc w:val="center"/></w:pPr><w:r><w:rPr><w:rFonts w:ascii="Times New Roman" w:hAnsi="Times New Roman" w:eastAsia="Times New Roman"/><w:b w:val="0"/><w:i w:val="0"/><w:sz w:val="24"/></w:rPr><w:t>«Российский химико-технологический университет им. Д.И. Менделеева»</w:t></w:r></w:p><w:p><w:pPr><w:spacing w:after="0" w:before="0" w:line="276" w:lineRule="auto"/><w:jc w:val="center"/></w:pPr><w:r><w:rPr><w:rFonts w:ascii="Times New Roman" w:hAnsi="Times New Roman" w:eastAsia="Times New Roman"/><w:b w:val="0"/><w:i w:val="0"/><w:sz w:val="24"/></w:rPr><w:t>Кафедра информатики и компьютерного проектирования</w:t></w:r></w:p><w:p><w:pPr><w:spacing w:after="320" w:before="0" w:line="276" w:lineRule="auto"/></w:pPr><w:r><w:rPr><w:rFonts w:ascii="Times New Roman" w:hAnsi="Times New Roman" w:eastAsia="Times New Roman"/><w:b w:val="0"/><w:i w:val="0"/><w:sz w:val="24"/></w:rPr></w:r></w:p><w:p><w:pPr><w:spacing w:after="160" w:before="0" w:line="276" w:lineRule="auto"/><w:jc w:val="center"/></w:pPr><w:r><w:rPr><w:rFonts w:ascii="Times New Roman" w:hAnsi="Times New Roman" w:eastAsia="Times New Roman"/><w:b/><w:i w:val="0"/><w:sz w:val="32"/></w:rPr><w:t>ОТЧЕТ</w:t></w:r></w:p><w:p><w:pPr><w:spacing w:after="80" w:before="0" w:line="276" w:lineRule="auto"/><w:jc w:val="center"/></w:pPr><w:r><w:rPr><w:rFonts w:ascii="Times New Roman" w:hAnsi="Times New Roman" w:eastAsia="Times New Roman"/><w:b/><w:i w:val="0"/><w:sz w:val="28"/></w:rPr><w:t>По лабораторной работе №1 на тему:</w:t></w:r></w:p><w:p><w:pPr><w:spacing w:after="160" w:before="0" w:line="276" w:lineRule="auto"/><w:jc w:val="center"/></w:pPr><w:r><w:rPr><w:rFonts w:ascii="Times New Roman" w:hAnsi="Times New Roman" w:eastAsia="Times New Roman"/><w:b w:val="0"/><w:i w:val="0"/><w:sz w:val="28"/></w:rPr><w:t>«Моделирование простой гидравлической системы в статическом режиме»</w:t></w:r></w:p><w:p><w:pPr><w:spacing w:after="320" w:before="0" w:line="276" w:lineRule="auto"/><w:jc w:val="center"/></w:pPr><w:r><w:rPr><w:rFonts w:ascii="Times New Roman" w:hAnsi="Times New Roman" w:eastAsia="Times New Roman"/><w:b/><w:i w:val="0"/><w:sz w:val="28"/></w:rPr><w:t>Вариант – 4</w:t></w:r></w:p><w:p><w:pPr><w:spacing w:after="40" w:before="0" w:line="276" w:lineRule="auto"/><w:jc w:val="right"/></w:pPr><w:r><w:rPr><w:rFonts w:ascii="Times New Roman" w:hAnsi="Times New Roman" w:eastAsia="Times New Roman"/><w:b w:val="0"/><w:i w:val="0"/><w:sz w:val="28"/></w:rPr><w:t>Выполнил: ______________________________</w:t></w:r></w:p><w:p><w:pPr><w:spacing w:after="40" w:before="0" w:line="276" w:lineRule="auto"/><w:jc w:val="right"/></w:pPr><w:r><w:rPr><w:rFonts w:ascii="Times New Roman" w:hAnsi="Times New Roman" w:eastAsia="Times New Roman"/><w:b w:val="0"/><w:i w:val="0"/><w:sz w:val="28"/></w:rPr><w:t>Группа: ________________________________</w:t></w:r></w:p><w:p><w:pPr><w:spacing w:after="320" w:before="0" w:line="276" w:lineRule="auto"/><w:jc w:val="right"/></w:pPr><w:r><w:rPr><w:rFonts w:ascii="Times New Roman" w:hAnsi="Times New Roman" w:eastAsia="Times New Roman"/><w:b w:val="0"/><w:i w:val="0"/><w:sz w:val="28"/></w:rPr><w:t>Проверила: _____________________________</w:t></w:r></w:p><w:p><w:pPr><w:spacing w:after="320" w:before="0" w:line="276" w:lineRule="auto"/><w:jc w:val="center"/></w:pPr><w:r><w:rPr><w:rFonts w:ascii="Times New Roman" w:hAnsi="Times New Roman" w:eastAsia="Times New Roman"/><w:b w:val="0"/><w:i w:val="0"/><w:sz w:val="28"/></w:rPr><w:t>г. Москва, 2026</w:t></w:r></w:p><w:p><w:pPr><w:spacing w:after="120" w:before="0" w:line="276" w:lineRule="auto"/></w:pPr><w:r><w:rPr><w:rFonts w:ascii="Times New Roman" w:hAnsi="Times New Roman" w:eastAsia="Times New Roman"/><w:b/><w:i w:val="0"/><w:sz w:val="28"/></w:rPr><w:t>Схематическое изображение гидравлической модели с закрытыми ёмкостями:</w:t></w:r></w:p><w:p><w:pPr><w:jc w:val="center"/></w:pPr><w:r><w:drawing><wp:inline xmlns:a="http://schemas.openxmlformats.org/drawingml/2006/main" xmlns:pic="http://schemas.openxmlformats.org/drawingml/2006/picture"><wp:extent cx="5832000" cy="5287470"/><wp:docPr id="1" name="Picture 1"/><wp:cNvGraphicFramePr><a:graphicFrameLocks noChangeAspect="1"/></wp:cNvGraphicFramePr><a:graphic><a:graphicData uri="http://schemas.openxmlformats.org/drawingml/2006/picture"><pic:pic><pic:nvPicPr><pic:cNvPr id="0" name="схема_вариант4.png"/><pic:cNvPicPr/></pic:nvPicPr><pic:blipFill><a:blip r:embed="rId9"/><a:stretch><a:fillRect/></a:stretch></pic:blipFill><pic:spPr><a:xfrm><a:off x="0" y="0"/><a:ext cx="5832000" cy="5287470"/></a:xfrm><a:prstGeom prst="rect"/></pic:spPr></pic:pic></a:graphicData></a:graphic></wp:inline></w:drawing></w:r></w:p><w:p><w:pPr><w:spacing w:after="120" w:before="200" w:line="276" w:lineRule="auto"/></w:pPr><w:r><w:rPr><w:rFonts w:ascii="Times New Roman" w:hAnsi="Times New Roman" w:eastAsia="Times New Roman"/><w:b/><w:i w:val="0"/><w:sz w:val="28"/></w:rPr><w:t>Условные обозначения:</w:t></w:r></w:p><w:p><w:pPr><w:spacing w:after="40" w:before="0" w:line="276" w:lineRule="auto"/></w:pPr><w:r><w:rPr><w:rFonts w:ascii="Times New Roman" w:hAnsi="Times New Roman" w:eastAsia="Times New Roman"/><w:b w:val="0"/><w:i w:val="0"/><w:sz w:val="28"/></w:rPr><w:t>P1, P2 – давление жидкости на входе в систему;</w:t></w:r></w:p><w:p><w:pPr><w:spacing w:after="40" w:before="0" w:line="276" w:lineRule="auto"/></w:pPr><w:r><w:rPr><w:rFonts w:ascii="Times New Roman" w:hAnsi="Times New Roman" w:eastAsia="Times New Roman"/><w:b w:val="0"/><w:i w:val="0"/><w:sz w:val="28"/></w:rPr><w:t>P3, P4, P5, P6 – давление жидкости на выходе из системы;</w:t></w:r></w:p><w:p><w:pPr><w:spacing w:after="40" w:before="0" w:line="276" w:lineRule="auto"/></w:pPr><w:r><w:rPr><w:rFonts w:ascii="Times New Roman" w:hAnsi="Times New Roman" w:eastAsia="Times New Roman"/><w:b w:val="0"/><w:i w:val="0"/><w:sz w:val="28"/></w:rPr><w:t>P7, P8, P9 – давление жидкости на дно ёмкости;</w:t></w:r></w:p><w:p><w:pPr><w:spacing w:after="40" w:before="0" w:line="276" w:lineRule="auto"/></w:pPr><w:r><w:rPr><w:rFonts w:ascii="Times New Roman" w:hAnsi="Times New Roman" w:eastAsia="Times New Roman"/><w:b w:val="0"/><w:i w:val="0"/><w:sz w:val="28"/></w:rPr><w:t>P10, P11, P12 – давление газа внутри ёмкости;</w:t></w:r></w:p><w:p><w:pPr><w:spacing w:after="40" w:before="0" w:line="276" w:lineRule="auto"/></w:pPr><w:r><w:rPr><w:rFonts w:ascii="Times New Roman" w:hAnsi="Times New Roman" w:eastAsia="Times New Roman"/><w:b w:val="0"/><w:i w:val="0"/><w:sz w:val="28"/></w:rPr><w:t>V1 – V8 – скорость истечения жидкости через клапан;</w:t></w:r></w:p><w:p><w:pPr><w:spacing w:after="40" w:before="0" w:line="276" w:lineRule="auto"/></w:pPr><w:r><w:rPr><w:rFonts w:ascii="Times New Roman" w:hAnsi="Times New Roman" w:eastAsia="Times New Roman"/><w:b w:val="0"/><w:i w:val="0"/><w:sz w:val="28"/></w:rPr><w:t>k1 – k8 – коэффициент пропускной способности клапана;</w:t></w:r></w:p><w:p><w:pPr><w:spacing w:after="40" w:before="0" w:line="276" w:lineRule="auto"/></w:pPr><w:r><w:rPr><w:rFonts w:ascii="Times New Roman" w:hAnsi="Times New Roman" w:eastAsia="Times New Roman"/><w:b w:val="0"/><w:i w:val="0"/><w:sz w:val="28"/></w:rPr><w:t>H1, H2, H3 – высоты накапливаемой жидкости в ёмкости;</w:t></w:r></w:p><w:p><w:pPr><w:spacing w:after="40" w:before="0" w:line="276" w:lineRule="auto"/></w:pPr><w:r><w:rPr><w:rFonts w:ascii="Times New Roman" w:hAnsi="Times New Roman" w:eastAsia="Times New Roman"/><w:b w:val="0"/><w:i w:val="0"/><w:sz w:val="28"/></w:rPr><w:t>H1G, H2G, H3G – геометрическая высота ёмкости.</w:t></w:r></w:p><w:p><w:pPr><w:spacing w:after="120" w:before="240" w:line="276" w:lineRule="auto"/></w:pPr><w:r><w:rPr><w:rFonts w:ascii="Times New Roman" w:hAnsi="Times New Roman" w:eastAsia="Times New Roman"/><w:b/><w:i w:val="0"/><w:sz w:val="28"/></w:rPr><w:t>Допущения</w:t></w:r></w:p><w:p><w:pPr><w:spacing w:after="60" w:before="0" w:line="276" w:lineRule="auto"/><w:jc w:val="both"/></w:pPr><w:r><w:rPr><w:rFonts w:ascii="Times New Roman" w:hAnsi="Times New Roman" w:eastAsia="Times New Roman"/><w:b w:val="0"/><w:i w:val="0"/><w:sz w:val="28"/></w:rPr><w:t>1. Газ идеален.</w:t></w:r></w:p><w:p><w:pPr><w:spacing w:after="60" w:before="0" w:line="276" w:lineRule="auto"/><w:jc w:val="both"/></w:pPr><w:r><w:rPr><w:rFonts w:ascii="Times New Roman" w:hAnsi="Times New Roman" w:eastAsia="Times New Roman"/><w:b w:val="0"/><w:i w:val="0"/><w:sz w:val="28"/></w:rPr><w:t>2. Во всех трубах протекает однофазный поток жидкости, температура которого одинакова на всех участках.</w:t></w:r></w:p><w:p><w:pPr><w:spacing w:after="60" w:before="0" w:line="276" w:lineRule="auto"/><w:jc w:val="both"/></w:pPr><w:r><w:rPr><w:rFonts w:ascii="Times New Roman" w:hAnsi="Times New Roman" w:eastAsia="Times New Roman"/><w:b w:val="0"/><w:i w:val="0"/><w:sz w:val="28"/></w:rPr><w:t>3. Форма закрытой ёмкости цилиндрическая с площадью поперечного сечения S.</w:t></w:r></w:p><w:p><w:pPr><w:spacing w:after="60" w:before="0" w:line="276" w:lineRule="auto"/><w:jc w:val="both"/></w:pPr><w:r><w:rPr><w:rFonts w:ascii="Times New Roman" w:hAnsi="Times New Roman" w:eastAsia="Times New Roman"/><w:b w:val="0"/><w:i w:val="0"/><w:sz w:val="28"/></w:rPr><w:t>4. Все трубы располагаются на одном уровне, в системе нет рециклических потоков, или рециклов, не учитываются местные сопротивления и перепады давлений в трубах, т.е. рассматриваются, так называемые короткие трубопроводы.</w:t></w:r></w:p><w:p><w:pPr><w:spacing w:after="60" w:before="0" w:line="276" w:lineRule="auto"/><w:jc w:val="both"/></w:pPr><w:r><w:rPr><w:rFonts w:ascii="Times New Roman" w:hAnsi="Times New Roman" w:eastAsia="Times New Roman"/><w:b w:val="0"/><w:i w:val="0"/><w:sz w:val="28"/></w:rPr><w:t xml:space="preserve">5. В емкостях, не занятых жидкостью, давление газа </w:t></w:r><m:oMath><m:sSup><m:e><m:r><w:rPr><w:rFonts w:ascii="Cambria Math" w:hAnsi="Cambria Math"/><w:sz w:val="28"/><w:szCs w:val="28"/></w:rPr><m:rPr><m:sty m:val="p"/></m:rPr><m:t xml:space="preserve">Р</m:t></m:r></m:e><m:sup><m:r><w:rPr><w:rFonts w:ascii="Cambria Math" w:hAnsi="Cambria Math"/><w:sz w:val="28"/><w:szCs w:val="28"/></w:rPr><m:rPr><m:sty m:val="p"/></m:rPr><m:t xml:space="preserve">N</m:t></m:r></m:sup></m:sSup></m:oMath><w:r><w:rPr><w:rFonts w:ascii="Times New Roman" w:hAnsi="Times New Roman" w:eastAsia="Times New Roman"/><w:b w:val="0"/><w:i w:val="0"/><w:sz w:val="28"/></w:rPr><w:t xml:space="preserve"> * H1G / (H1G – H1).</w:t></w:r></w:p><w:p><w:pPr><w:spacing w:after="60" w:before="0" w:line="276" w:lineRule="auto"/><w:jc w:val="both"/></w:pPr><w:r><w:rPr><w:rFonts w:ascii="Times New Roman" w:hAnsi="Times New Roman" w:eastAsia="Times New Roman"/><w:b w:val="0"/><w:i w:val="0"/><w:sz w:val="28"/></w:rPr><w:t>6. Системы включают только клапаны(вентили) с постоянными, не изменяющимися коэффициентами пропускной способности и закрытые емкости.</w:t></w:r></w:p><w:p><w:pPr><w:spacing w:after="120" w:before="240" w:line="276" w:lineRule="auto"/></w:pPr><w:r><w:rPr><w:rFonts w:ascii="Times New Roman" w:hAnsi="Times New Roman" w:eastAsia="Times New Roman"/><w:b/><w:i w:val="0"/><w:sz w:val="28"/></w:rPr><w:t>Построение системы уравнений математического описания гидравлической системы:</w:t></w:r></w:p><w:p><w:pPr><w:spacing w:after="120" w:before="0" w:line="276" w:lineRule="auto"/><w:jc w:val="center"/></w:pPr><w:r><w:rPr><w:rFonts w:ascii="Times New Roman" w:hAnsi="Times New Roman" w:eastAsia="Times New Roman"/><w:b w:val="0"/><w:i/><w:sz w:val="28"/></w:rPr><w:t xml:space="preserve">ур. Бернулли: V = k * sign (Рвх – Рвых) * </w:t></w:r><m:oMath><m:r><w:rPr><w:rFonts w:ascii="Cambria Math" w:hAnsi="Cambria Math"/><w:sz w:val="28"/><w:szCs w:val="28"/></w:rPr><m:rPr><m:sty m:val="p"/></m:rPr><m:t xml:space="preserve">√</m:t></m:r><m:d><m:dPr><m:begChr m:val="|"/><m:endChr m:val="|"/></m:dPr><m:e><m:r><w:rPr><w:rFonts w:ascii="Cambria Math" w:hAnsi="Cambria Math"/><w:sz w:val="28"/><w:szCs w:val="28"/></w:rPr><m:rPr><m:sty m:val="p"/></m:rPr><m:t xml:space="preserve">Р</m:t></m:r><m:r><w:rPr><w:rFonts w:ascii="Cambria Math" w:hAnsi="Cambria Math"/><w:sz w:val="28"/><w:szCs w:val="28"/><w:vertAlign w:val="subscript"/></w:rPr><m:rPr><m:sty m:val="p"/></m:rPr><m:t xml:space="preserve">вх</m:t></m:r><m:r><w:rPr><w:rFonts w:ascii="Cambria Math" w:hAnsi="Cambria Math"/><w:sz w:val="28"/><w:szCs w:val="28"/></w:rPr><m:rPr><m:sty m:val="p"/></m:rPr><m:t xml:space="preserve"> – Р</m:t></m:r><m:r><w:rPr><w:rFonts w:ascii="Cambria Math" w:hAnsi="Cambria Math"/><w:sz w:val="28"/><w:szCs w:val="28"/><w:vertAlign w:val="subscript"/></w:rPr><m:rPr><m:sty m:val="p"/></m:rPr><m:t xml:space="preserve">вых</m:t></m:r></m:e></m:d></m:oMath></w:p><w:p><w:pPr><w:spacing w:after="160" w:before="0" w:line="276" w:lineRule="auto"/><w:jc w:val="center"/></w:pPr><w:r><w:rPr><w:rFonts w:ascii="Times New Roman" w:hAnsi="Times New Roman" w:eastAsia="Times New Roman"/><w:b w:val="0"/><w:i w:val="0"/><w:sz w:val="28"/></w:rPr><w:t>sign – функция знака: -1, 0, +1</w:t></w:r></w:p><w:p><w:pPr><w:spacing w:after="200" w:before="0" w:line="276" w:lineRule="auto"/><w:jc w:val="center"/></w:pPr><w:r><w:rPr><w:rFonts w:ascii="Times New Roman" w:hAnsi="Times New Roman" w:eastAsia="Times New Roman"/><w:b w:val="0"/><w:i/><w:sz w:val="28"/></w:rPr><w:t>ур. Паскаля: Рж = Рг + ρ*g* H</w:t></w:r></w:p><w:p><w:pPr><w:spacing w:after="120" w:before="0" w:line="276" w:lineRule="auto"/></w:pPr><w:r><w:rPr><w:rFonts w:ascii="Times New Roman" w:hAnsi="Times New Roman" w:eastAsia="Times New Roman"/><w:b/><w:i w:val="0"/><w:sz w:val="28"/></w:rPr><w:t>Определение скорости потоков жидкости:</w:t></w:r></w:p><w:p><w:pPr><w:spacing w:after="60" w:before="0" w:line="276" w:lineRule="auto"/></w:pPr><w:r><w:rPr><w:rFonts w:ascii="Times New Roman" w:hAnsi="Times New Roman" w:eastAsia="Times New Roman"/><w:b w:val="0"/><w:i w:val="0"/><w:sz w:val="28"/></w:rPr><w:t xml:space="preserve">V1 = k1 * sign (Р1 – Р8) * </w:t></w:r><m:oMath><m:r><w:rPr><w:rFonts w:ascii="Cambria Math" w:hAnsi="Cambria Math"/><w:sz w:val="28"/><w:szCs w:val="28"/></w:rPr><m:rPr><m:sty m:val="p"/></m:rPr><m:t xml:space="preserve">√</m:t></m:r><m:d><m:dPr><m:begChr m:val="|"/><m:endChr m:val="|"/></m:dPr><m:e><m:r><w:rPr><w:rFonts w:ascii="Cambria Math" w:hAnsi="Cambria Math"/><w:sz w:val="28"/><w:szCs w:val="28"/></w:rPr><m:rPr><m:sty m:val="p"/></m:rPr><m:t xml:space="preserve">Р</m:t></m:r><m:r><w:rPr><w:rFonts w:ascii="Cambria Math" w:hAnsi="Cambria Math"/><w:sz w:val="28"/><w:szCs w:val="28"/><w:vertAlign w:val="subscript"/></w:rPr><m:rPr><m:sty m:val="p"/></m:rPr><m:t xml:space="preserve">1</m:t></m:r><m:r><w:rPr><w:rFonts w:ascii="Cambria Math" w:hAnsi="Cambria Math"/><w:sz w:val="28"/><w:szCs w:val="28"/></w:rPr><m:rPr><m:sty m:val="p"/></m:rPr><m:t xml:space="preserve"> – Р</m:t></m:r><m:r><w:rPr><w:rFonts w:ascii="Cambria Math" w:hAnsi="Cambria Math"/><w:sz w:val="28"/><w:szCs w:val="28"/><w:vertAlign w:val="subscript"/></w:rPr><m:rPr><m:sty m:val="p"/></m:rPr><m:t xml:space="preserve">8</m:t></m:r></m:e></m:d></m:oMath></w:p><w:p><w:pPr><w:spacing w:after="60" w:before="0" w:line="276" w:lineRule="auto"/></w:pPr><w:r><w:rPr><w:rFonts w:ascii="Times New Roman" w:hAnsi="Times New Roman" w:eastAsia="Times New Roman"/><w:b w:val="0"/><w:i w:val="0"/><w:sz w:val="28"/></w:rPr><w:t xml:space="preserve">V2 = k2 * sign (Р2 – Р9) * </w:t></w:r><m:oMath><m:r><w:rPr><w:rFonts w:ascii="Cambria Math" w:hAnsi="Cambria Math"/><w:sz w:val="28"/><w:szCs w:val="28"/></w:rPr><m:rPr><m:sty m:val="p"/></m:rPr><m:t xml:space="preserve">√</m:t></m:r><m:d><m:dPr><m:begChr m:val="|"/><m:endChr m:val="|"/></m:dPr><m:e><m:r><w:rPr><w:rFonts w:ascii="Cambria Math" w:hAnsi="Cambria Math"/><w:sz w:val="28"/><w:szCs w:val="28"/></w:rPr><m:rPr><m:sty m:val="p"/></m:rPr><m:t xml:space="preserve">Р</m:t></m:r><m:r><w:rPr><w:rFonts w:ascii="Cambria Math" w:hAnsi="Cambria Math"/><w:sz w:val="28"/><w:szCs w:val="28"/><w:vertAlign w:val="subscript"/></w:rPr><m:rPr><m:sty m:val="p"/></m:rPr><m:t xml:space="preserve">2</m:t></m:r><m:r><w:rPr><w:rFonts w:ascii="Cambria Math" w:hAnsi="Cambria Math"/><w:sz w:val="28"/><w:szCs w:val="28"/></w:rPr><m:rPr><m:sty m:val="p"/></m:rPr><m:t xml:space="preserve"> – Р</m:t></m:r><m:r><w:rPr><w:rFonts w:ascii="Cambria Math" w:hAnsi="Cambria Math"/><w:sz w:val="28"/><w:szCs w:val="28"/><w:vertAlign w:val="subscript"/></w:rPr><m:rPr><m:sty m:val="p"/></m:rPr><m:t xml:space="preserve">9</m:t></m:r></m:e></m:d></m:oMath></w:p><w:p><w:pPr><w:spacing w:after="60" w:before="0" w:line="276" w:lineRule="auto"/></w:pPr><w:r><w:rPr><w:rFonts w:ascii="Times New Roman" w:hAnsi="Times New Roman" w:eastAsia="Times New Roman"/><w:b w:val="0"/><w:i w:val="0"/><w:sz w:val="28"/></w:rPr><w:t xml:space="preserve">V3 = k3 * sign (Р7 – Р8) * </w:t></w:r><m:oMath><m:r><w:rPr><w:rFonts w:ascii="Cambria Math" w:hAnsi="Cambria Math"/><w:sz w:val="28"/><w:szCs w:val="28"/></w:rPr><m:rPr><m:sty m:val="p"/></m:rPr><m:t xml:space="preserve">√</m:t></m:r><m:d><m:dPr><m:begChr m:val="|"/><m:endChr m:val="|"/></m:dPr><m:e><m:r><w:rPr><w:rFonts w:ascii="Cambria Math" w:hAnsi="Cambria Math"/><w:sz w:val="28"/><w:szCs w:val="28"/></w:rPr><m:rPr><m:sty m:val="p"/></m:rPr><m:t xml:space="preserve">Р</m:t></m:r><m:r><w:rPr><w:rFonts w:ascii="Cambria Math" w:hAnsi="Cambria Math"/><w:sz w:val="28"/><w:szCs w:val="28"/><w:vertAlign w:val="subscript"/></w:rPr><m:rPr><m:sty m:val="p"/></m:rPr><m:t xml:space="preserve">7</m:t></m:r><m:r><w:rPr><w:rFonts w:ascii="Cambria Math" w:hAnsi="Cambria Math"/><w:sz w:val="28"/><w:szCs w:val="28"/></w:rPr><m:rPr><m:sty m:val="p"/></m:rPr><m:t xml:space="preserve"> – Р</m:t></m:r><m:r><w:rPr><w:rFonts w:ascii="Cambria Math" w:hAnsi="Cambria Math"/><w:sz w:val="28"/><w:szCs w:val="28"/><w:vertAlign w:val="subscript"/></w:rPr><m:rPr><m:sty m:val="p"/></m:rPr><m:t xml:space="preserve">8</m:t></m:r></m:e></m:d></m:oMath></w:p><w:p><w:pPr><w:spacing w:after="60" w:before="0" w:line="276" w:lineRule="auto"/></w:pPr><w:r><w:rPr><w:rFonts w:ascii="Times New Roman" w:hAnsi="Times New Roman" w:eastAsia="Times New Roman"/><w:b w:val="0"/><w:i w:val="0"/><w:sz w:val="28"/></w:rPr><w:t xml:space="preserve">V4 = k4 * sign (Р8 – Р9) * </w:t></w:r><m:oMath><m:r><w:rPr><w:rFonts w:ascii="Cambria Math" w:hAnsi="Cambria Math"/><w:sz w:val="28"/><w:szCs w:val="28"/></w:rPr><m:rPr><m:sty m:val="p"/></m:rPr><m:t xml:space="preserve">√</m:t></m:r><m:d><m:dPr><m:begChr m:val="|"/><m:endChr m:val="|"/></m:dPr><m:e><m:r><w:rPr><w:rFonts w:ascii="Cambria Math" w:hAnsi="Cambria Math"/><w:sz w:val="28"/><w:szCs w:val="28"/></w:rPr><m:rPr><m:sty m:val="p"/></m:rPr><m:t xml:space="preserve">Р</m:t></m:r><m:r><w:rPr><w:rFonts w:ascii="Cambria Math" w:hAnsi="Cambria Math"/><w:sz w:val="28"/><w:szCs w:val="28"/><w:vertAlign w:val="subscript"/></w:rPr><m:rPr><m:sty m:val="p"/></m:rPr><m:t xml:space="preserve">8</m:t></m:r><m:r><w:rPr><w:rFonts w:ascii="Cambria Math" w:hAnsi="Cambria Math"/><w:sz w:val="28"/><w:szCs w:val="28"/></w:rPr><m:rPr><m:sty m:val="p"/></m:rPr><m:t xml:space="preserve"> – Р</m:t></m:r><m:r><w:rPr><w:rFonts w:ascii="Cambria Math" w:hAnsi="Cambria Math"/><w:sz w:val="28"/><w:szCs w:val="28"/><w:vertAlign w:val="subscript"/></w:rPr><m:rPr><m:sty m:val="p"/></m:rPr><m:t xml:space="preserve">9</m:t></m:r></m:e></m:d></m:oMath></w:p><w:p><w:pPr><w:spacing w:after="60" w:before="0" w:line="276" w:lineRule="auto"/></w:pPr><w:r><w:rPr><w:rFonts w:ascii="Times New Roman" w:hAnsi="Times New Roman" w:eastAsia="Times New Roman"/><w:b w:val="0"/><w:i w:val="0"/><w:sz w:val="28"/></w:rPr><w:t xml:space="preserve">V5 = k5 * sign (Р7 – Р3) * </w:t></w:r><m:oMath><m:r><w:rPr><w:rFonts w:ascii="Cambria Math" w:hAnsi="Cambria Math"/><w:sz w:val="28"/><w:szCs w:val="28"/></w:rPr><m:rPr><m:sty m:val="p"/></m:rPr><m:t xml:space="preserve">√</m:t></m:r><m:d><m:dPr><m:begChr m:val="|"/><m:endChr m:val="|"/></m:dPr><m:e><m:r><w:rPr><w:rFonts w:ascii="Cambria Math" w:hAnsi="Cambria Math"/><w:sz w:val="28"/><w:szCs w:val="28"/></w:rPr><m:rPr><m:sty m:val="p"/></m:rPr><m:t xml:space="preserve">Р</m:t></m:r><m:r><w:rPr><w:rFonts w:ascii="Cambria Math" w:hAnsi="Cambria Math"/><w:sz w:val="28"/><w:szCs w:val="28"/><w:vertAlign w:val="subscript"/></w:rPr><m:rPr><m:sty m:val="p"/></m:rPr><m:t xml:space="preserve">7</m:t></m:r><m:r><w:rPr><w:rFonts w:ascii="Cambria Math" w:hAnsi="Cambria Math"/><w:sz w:val="28"/><w:szCs w:val="28"/></w:rPr><m:rPr><m:sty m:val="p"/></m:rPr><m:t xml:space="preserve"> – Р</m:t></m:r><m:r><w:rPr><w:rFonts w:ascii="Cambria Math" w:hAnsi="Cambria Math"/><w:sz w:val="28"/><w:szCs w:val="28"/><w:vertAlign w:val="subscript"/></w:rPr><m:rPr><m:sty m:val="p"/></m:rPr><m:t xml:space="preserve">3</m:t></m:r></m:e></m:d></m:oMath></w:p><w:p><w:pPr><w:spacing w:after="60" w:before="0" w:line="276" w:lineRule="auto"/></w:pPr><w:r><w:rPr><w:rFonts w:ascii="Times New Roman" w:hAnsi="Times New Roman" w:eastAsia="Times New Roman"/><w:b w:val="0"/><w:i w:val="0"/><w:sz w:val="28"/></w:rPr><w:t xml:space="preserve">V6 = k6 * sign (Р8 – Р4) * </w:t></w:r><m:oMath><m:r><w:rPr><w:rFonts w:ascii="Cambria Math" w:hAnsi="Cambria Math"/><w:sz w:val="28"/><w:szCs w:val="28"/></w:rPr><m:rPr><m:sty m:val="p"/></m:rPr><m:t xml:space="preserve">√</m:t></m:r><m:d><m:dPr><m:begChr m:val="|"/><m:endChr m:val="|"/></m:dPr><m:e><m:r><w:rPr><w:rFonts w:ascii="Cambria Math" w:hAnsi="Cambria Math"/><w:sz w:val="28"/><w:szCs w:val="28"/></w:rPr><m:rPr><m:sty m:val="p"/></m:rPr><m:t xml:space="preserve">Р</m:t></m:r><m:r><w:rPr><w:rFonts w:ascii="Cambria Math" w:hAnsi="Cambria Math"/><w:sz w:val="28"/><w:szCs w:val="28"/><w:vertAlign w:val="subscript"/></w:rPr><m:rPr><m:sty m:val="p"/></m:rPr><m:t xml:space="preserve">8</m:t></m:r><m:r><w:rPr><w:rFonts w:ascii="Cambria Math" w:hAnsi="Cambria Math"/><w:sz w:val="28"/><w:szCs w:val="28"/></w:rPr><m:rPr><m:sty m:val="p"/></m:rPr><m:t xml:space="preserve"> – Р</m:t></m:r><m:r><w:rPr><w:rFonts w:ascii="Cambria Math" w:hAnsi="Cambria Math"/><w:sz w:val="28"/><w:szCs w:val="28"/><w:vertAlign w:val="subscript"/></w:rPr><m:rPr><m:sty m:val="p"/></m:rPr><m:t xml:space="preserve">4</m:t></m:r></m:e></m:d></m:oMath></w:p><w:p><w:pPr><w:spacing w:after="60" w:before="0" w:line="276" w:lineRule="auto"/></w:pPr><w:r><w:rPr><w:rFonts w:ascii="Times New Roman" w:hAnsi="Times New Roman" w:eastAsia="Times New Roman"/><w:b w:val="0"/><w:i w:val="0"/><w:sz w:val="28"/></w:rPr><w:t xml:space="preserve">V7 = k7 * sign (Р8 – Р5) * </w:t></w:r><m:oMath><m:r><w:rPr><w:rFonts w:ascii="Cambria Math" w:hAnsi="Cambria Math"/><w:sz w:val="28"/><w:szCs w:val="28"/></w:rPr><m:rPr><m:sty m:val="p"/></m:rPr><m:t xml:space="preserve">√</m:t></m:r><m:d><m:dPr><m:begChr m:val="|"/><m:endChr m:val="|"/></m:dPr><m:e><m:r><w:rPr><w:rFonts w:ascii="Cambria Math" w:hAnsi="Cambria Math"/><w:sz w:val="28"/><w:szCs w:val="28"/></w:rPr><m:rPr><m:sty m:val="p"/></m:rPr><m:t xml:space="preserve">Р</m:t></m:r><m:r><w:rPr><w:rFonts w:ascii="Cambria Math" w:hAnsi="Cambria Math"/><w:sz w:val="28"/><w:szCs w:val="28"/><w:vertAlign w:val="subscript"/></w:rPr><m:rPr><m:sty m:val="p"/></m:rPr><m:t xml:space="preserve">8</m:t></m:r><m:r><w:rPr><w:rFonts w:ascii="Cambria Math" w:hAnsi="Cambria Math"/><w:sz w:val="28"/><w:szCs w:val="28"/></w:rPr><m:rPr><m:sty m:val="p"/></m:rPr><m:t xml:space="preserve"> – Р</m:t></m:r><m:r><w:rPr><w:rFonts w:ascii="Cambria Math" w:hAnsi="Cambria Math"/><w:sz w:val="28"/><w:szCs w:val="28"/><w:vertAlign w:val="subscript"/></w:rPr><m:rPr><m:sty m:val="p"/></m:rPr><m:t xml:space="preserve">5</m:t></m:r></m:e></m:d></m:oMath></w:p><w:p><w:pPr><w:spacing w:after="60" w:before="0" w:line="276" w:lineRule="auto"/></w:pPr><w:r><w:rPr><w:rFonts w:ascii="Times New Roman" w:hAnsi="Times New Roman" w:eastAsia="Times New Roman"/><w:b w:val="0"/><w:i w:val="0"/><w:sz w:val="28"/></w:rPr><w:t xml:space="preserve">V8 = k8 * sign (Р9 – Р6) * </w:t></w:r><m:oMath><m:r><w:rPr><w:rFonts w:ascii="Cambria Math" w:hAnsi="Cambria Math"/><w:sz w:val="28"/><w:szCs w:val="28"/></w:rPr><m:rPr><m:sty m:val="p"/></m:rPr><m:t xml:space="preserve">√</m:t></m:r><m:d><m:dPr><m:begChr m:val="|"/><m:endChr m:val="|"/></m:dPr><m:e><m:r><w:rPr><w:rFonts w:ascii="Cambria Math" w:hAnsi="Cambria Math"/><w:sz w:val="28"/><w:szCs w:val="28"/></w:rPr><m:rPr><m:sty m:val="p"/></m:rPr><m:t xml:space="preserve">Р</m:t></m:r><m:r><w:rPr><w:rFonts w:ascii="Cambria Math" w:hAnsi="Cambria Math"/><w:sz w:val="28"/><w:szCs w:val="28"/><w:vertAlign w:val="subscript"/></w:rPr><m:rPr><m:sty m:val="p"/></m:rPr><m:t xml:space="preserve">9</m:t></m:r><m:r><w:rPr><w:rFonts w:ascii="Cambria Math" w:hAnsi="Cambria Math"/><w:sz w:val="28"/><w:szCs w:val="28"/></w:rPr><m:rPr><m:sty m:val="p"/></m:rPr><m:t xml:space="preserve"> – Р</m:t></m:r><m:r><w:rPr><w:rFonts w:ascii="Cambria Math" w:hAnsi="Cambria Math"/><w:sz w:val="28"/><w:szCs w:val="28"/><w:vertAlign w:val="subscript"/></w:rPr><m:rPr><m:sty m:val="p"/></m:rPr><m:t xml:space="preserve">6</m:t></m:r></m:e></m:d></m:oMath></w:p><w:p><w:pPr><w:spacing w:after="120" w:before="200" w:line="276" w:lineRule="auto"/></w:pPr><w:r><w:rPr><w:rFonts w:ascii="Times New Roman" w:hAnsi="Times New Roman" w:eastAsia="Times New Roman"/><w:b/><w:i w:val="0"/><w:sz w:val="28"/></w:rPr><w:t>Уравнения массового баланса:</w:t></w:r></w:p><w:p><w:pPr><w:spacing w:after="40" w:before="0" w:line="276" w:lineRule="auto"/></w:pPr><w:r><w:rPr><w:rFonts w:ascii="Times New Roman" w:hAnsi="Times New Roman" w:eastAsia="Times New Roman"/><w:b w:val="0"/><w:i w:val="0"/><w:sz w:val="28"/></w:rPr><w:t>9’) (V3 – V5 )/S1= (H1(t(k))- H1(t(o)))/ Δt = f9</w:t></w:r></w:p><w:p><w:pPr><w:spacing w:after="120" w:before="0" w:line="276" w:lineRule="auto"/></w:pPr><w:r><w:rPr><w:rFonts w:ascii="Times New Roman" w:hAnsi="Times New Roman" w:eastAsia="Times New Roman"/><w:b w:val="0"/><w:i w:val="0"/><w:sz w:val="28"/></w:rPr><w:t>9*) H1(t(o))= H1(o)</w:t></w:r></w:p><w:p><w:pPr><w:spacing w:after="40" w:before="0" w:line="276" w:lineRule="auto"/></w:pPr><w:r><w:rPr><w:rFonts w:ascii="Times New Roman" w:hAnsi="Times New Roman" w:eastAsia="Times New Roman"/><w:b w:val="0"/><w:i w:val="0"/><w:sz w:val="28"/></w:rPr><w:t>10’) (V1 + V3 – V4 – V6 – V7 )/S2= (H2(t(k))- H2(t(o)))/ Δt = f10</w:t></w:r></w:p><w:p><w:pPr><w:spacing w:after="120" w:before="0" w:line="276" w:lineRule="auto"/></w:pPr><w:r><w:rPr><w:rFonts w:ascii="Times New Roman" w:hAnsi="Times New Roman" w:eastAsia="Times New Roman"/><w:b w:val="0"/><w:i w:val="0"/><w:sz w:val="28"/></w:rPr><w:t>10*) H2(t(o))= H2(o)</w:t></w:r></w:p><w:p><w:pPr><w:spacing w:after="40" w:before="0" w:line="276" w:lineRule="auto"/></w:pPr><w:r><w:rPr><w:rFonts w:ascii="Times New Roman" w:hAnsi="Times New Roman" w:eastAsia="Times New Roman"/><w:b w:val="0"/><w:i w:val="0"/><w:sz w:val="28"/></w:rPr><w:t>11’) (V2 + V4 – V8 )/S3= (H3(t(k))- H3(t(o)))/ Δt = f11</w:t></w:r></w:p><w:p><w:pPr><w:spacing w:after="160" w:before="0" w:line="276" w:lineRule="auto"/></w:pPr><w:r><w:rPr><w:rFonts w:ascii="Times New Roman" w:hAnsi="Times New Roman" w:eastAsia="Times New Roman"/><w:b w:val="0"/><w:i w:val="0"/><w:sz w:val="28"/></w:rPr><w:t>11*) H3(t(o))= H3(o)</w:t></w:r></w:p><w:p><w:pPr><w:spacing w:after="120" w:before="200" w:line="276" w:lineRule="auto"/></w:pPr><w:r><w:rPr><w:rFonts w:ascii="Times New Roman" w:hAnsi="Times New Roman" w:eastAsia="Times New Roman"/><w:b/><w:i w:val="0"/><w:sz w:val="28"/></w:rPr><w:t>Определение давлений жидкости и газа в закрытых ёмкостях:</w:t></w:r></w:p><w:p><w:pPr><w:spacing w:after="60" w:before="0" w:line="276" w:lineRule="auto"/></w:pPr><w:r><w:rPr><w:rFonts w:ascii="Times New Roman" w:hAnsi="Times New Roman" w:eastAsia="Times New Roman"/><w:b w:val="0"/><w:i w:val="0"/><w:sz w:val="28"/></w:rPr><w:t>12) Р7 = Р10 + ρ*g* H1</w:t></w:r></w:p><w:p><w:pPr><w:spacing w:after="60" w:before="0" w:line="276" w:lineRule="auto"/></w:pPr><w:r><w:rPr><w:rFonts w:ascii="Times New Roman" w:hAnsi="Times New Roman" w:eastAsia="Times New Roman"/><w:b w:val="0"/><w:i w:val="0"/><w:sz w:val="28"/></w:rPr><w:t>13) Р10 = РN * H1G/ (H1G – H1)</w:t></w:r></w:p><w:p><w:pPr><w:spacing w:after="60" w:before="0" w:line="276" w:lineRule="auto"/></w:pPr><w:r><w:rPr><w:rFonts w:ascii="Times New Roman" w:hAnsi="Times New Roman" w:eastAsia="Times New Roman"/><w:b w:val="0"/><w:i w:val="0"/><w:sz w:val="28"/></w:rPr><w:t>14) Р8 = Р11 + ρ*g* H2</w:t></w:r></w:p><w:p><w:pPr><w:spacing w:after="60" w:before="0" w:line="276" w:lineRule="auto"/></w:pPr><w:r><w:rPr><w:rFonts w:ascii="Times New Roman" w:hAnsi="Times New Roman" w:eastAsia="Times New Roman"/><w:b w:val="0"/><w:i w:val="0"/><w:sz w:val="28"/></w:rPr><w:t>15) Р11 = РN * H2G/ (H2G – H2)</w:t></w:r></w:p><w:p><w:pPr><w:spacing w:after="60" w:before="0" w:line="276" w:lineRule="auto"/></w:pPr><w:r><w:rPr><w:rFonts w:ascii="Times New Roman" w:hAnsi="Times New Roman" w:eastAsia="Times New Roman"/><w:b w:val="0"/><w:i w:val="0"/><w:sz w:val="28"/></w:rPr><w:t>16) Р9 = Р12 + ρ*g* H3</w:t></w:r></w:p><w:p><w:pPr><w:spacing w:after="60" w:before="0" w:line="276" w:lineRule="auto"/></w:pPr><w:r><w:rPr><w:rFonts w:ascii="Times New Roman" w:hAnsi="Times New Roman" w:eastAsia="Times New Roman"/><w:b w:val="0"/><w:i w:val="0"/><w:sz w:val="28"/></w:rPr><w:t>17) Р12 = РN * H3G/ (H3G – H3)</w:t></w:r></w:p><w:p><w:pPr><w:spacing w:after="120" w:before="240" w:line="276" w:lineRule="auto"/></w:pPr><w:r><w:rPr><w:rFonts w:ascii="Times New Roman" w:hAnsi="Times New Roman" w:eastAsia="Times New Roman"/><w:b/><w:i w:val="0"/><w:sz w:val="28"/></w:rPr><w:t>Информационная матрица системы уравнений:</w:t></w:r></w:p><w:p><w:pPr><w:spacing w:after="80" w:before="0" w:line="276" w:lineRule="auto"/></w:pPr><w:r><w:rPr><w:rFonts w:ascii="Times New Roman" w:hAnsi="Times New Roman" w:eastAsia="Times New Roman"/><w:b w:val="0"/><w:i w:val="0"/><w:sz w:val="28"/></w:rPr><w:t>Условные обозначения:</w:t></w:r></w:p><w:p><w:pPr><w:spacing w:after="40" w:before="0" w:line="276" w:lineRule="auto"/></w:pPr><w:r><w:rPr><w:rFonts w:ascii="Times New Roman" w:hAnsi="Times New Roman" w:eastAsia="Times New Roman"/><w:b w:val="0"/><w:i w:val="0"/><w:sz w:val="28"/></w:rPr><w:t>◇ – определяемая переменная;</w:t></w:r></w:p><w:p><w:pPr><w:spacing w:after="40" w:before="0" w:line="276" w:lineRule="auto"/></w:pPr><w:r><w:rPr><w:rFonts w:ascii="Times New Roman" w:hAnsi="Times New Roman" w:eastAsia="Times New Roman"/><w:b w:val="0"/><w:i w:val="0"/><w:sz w:val="28"/></w:rPr><w:t>○ – известная переменная (входит в уравнение);</w:t></w:r></w:p><w:p><w:pPr><w:spacing w:after="120" w:before="0" w:line="276" w:lineRule="auto"/><w:jc w:val="both"/></w:pPr><w:r><w:rPr><w:rFonts w:ascii="Times New Roman" w:hAnsi="Times New Roman" w:eastAsia="Times New Roman"/><w:b w:val="0"/><w:i w:val="0"/><w:sz w:val="28"/></w:rPr><w:t>В столбце «№ шага» отражается последовательность вычислений согласно выбранному алгоритму расчетов.</w:t></w:r></w:p><w:p><w:pPr><w:jc w:val="center"/></w:pPr><w:r><w:drawing><wp:inline xmlns:a="http://schemas.openxmlformats.org/drawingml/2006/main" xmlns:pic="http://schemas.openxmlformats.org/drawingml/2006/picture"><wp:extent cx="5976000" cy="3533255"/><wp:docPr id="2" name="Picture 2"/><wp:cNvGraphicFramePr><a:graphicFrameLocks noChangeAspect="1"/></wp:cNvGraphicFramePr><a:graphic><a:graphicData uri="http://schemas.openxmlformats.org/drawingml/2006/picture"><pic:pic><pic:nvPicPr><pic:cNvPr id="0" name="информационная_матрица.png"/><pic:cNvPicPr/></pic:nvPicPr><pic:blipFill><a:blip r:embed="rId10"/><a:stretch><a:fillRect/></a:stretch></pic:blipFill><pic:spPr><a:xfrm><a:off x="0" y="0"/><a:ext cx="5976000" cy="3533255"/></a:xfrm><a:prstGeom prst="rect"/></pic:spPr></pic:pic></a:graphicData></a:graphic></wp:inline></w:drawing></w:r></w:p><w:p><w:pPr><w:spacing w:after="120" w:before="240" w:line="276" w:lineRule="auto"/></w:pPr><w:r><w:rPr><w:rFonts w:ascii="Times New Roman" w:hAnsi="Times New Roman" w:eastAsia="Times New Roman"/><w:b/><w:i w:val="0"/><w:sz w:val="28"/></w:rPr><w:t>Блок-схема алгоритма расчётов стационарного режима гидравлической системы:</w:t></w:r></w:p><w:p><w:pPr><w:jc w:val="center"/></w:pPr><w:r><w:drawing><wp:inline xmlns:a="http://schemas.openxmlformats.org/drawingml/2006/main" xmlns:pic="http://schemas.openxmlformats.org/drawingml/2006/picture"><wp:extent cx="5976000" cy="2970108"/><wp:docPr id="3" name="Picture 3"/><wp:cNvGraphicFramePr><a:graphicFrameLocks noChangeAspect="1"/></wp:cNvGraphicFramePr><a:graphic><a:graphicData uri="http://schemas.openxmlformats.org/drawingml/2006/picture"><pic:pic><pic:nvPicPr><pic:cNvPr id="0" name="блок_схема.png"/><pic:cNvPicPr/></pic:nvPicPr><pic:blipFill><a:blip r:embed="rId11"/><a:stretch><a:fillRect/></a:stretch></pic:blipFill><pic:spPr><a:xfrm><a:off x="0" y="0"/><a:ext cx="5976000" cy="2970108"/></a:xfrm><a:prstGeom prst="rect"/></pic:spPr></pic:pic></a:graphicData></a:graphic></wp:inline></w:drawing></w:r></w:p><w:p><w:pPr><w:spacing w:after="120" w:before="240" w:line="276" w:lineRule="auto"/></w:pPr><w:r><w:rPr><w:rFonts w:ascii="Times New Roman" w:hAnsi="Times New Roman" w:eastAsia="Times New Roman"/><w:b w:val="0"/><w:i/><w:sz w:val="28"/></w:rPr><w:t>Компьютерная программа на языке MATLAB в данную лабораторную работу не входит.</w:t></w:r></w:p><w:sectPr><w:pgSz w:w="12240" w:h="15840"/><w:pgMar w:top="1134" w:right="850" w:bottom="1134" w:left="1417" w:header="720" w:footer="720" w:gutter="0"/><w:cols w:space="720"/><w:docGrid w:linePitch="360"/></w:sectPr></w:body></w:document>
+<w:document xmlns:wpc="http://schemas.microsoft.com/office/word/2010/wordprocessingCanvas" xmlns:mo="http://schemas.microsoft.com/office/mac/office/2008/main" xmlns:mc="http://schemas.openxmlformats.org/markup-compatibility/2006" xmlns:mv="urn:schemas-microsoft-com:mac:vml" xmlns:o="urn:schemas-microsoft-com:office:office" xmlns:r="http://schemas.openxmlformats.org/officeDocument/2006/relationships" xmlns:m="http://schemas.openxmlformats.org/officeDocument/2006/math" xmlns:v="urn:schemas-microsoft-com:vml" xmlns:wp14="http://schemas.microsoft.com/office/word/2010/wordprocessingDrawing" xmlns:wp="http://schemas.openxmlformats.org/drawingml/2006/wordprocessingDrawing" xmlns:w10="urn:schemas-microsoft-com:office:word" xmlns:w="http://schemas.openxmlformats.org/wordprocessingml/2006/main" xmlns:w14="http://schemas.microsoft.com/office/word/2010/wordml" xmlns:wpg="http://schemas.microsoft.com/office/word/2010/wordprocessingGroup" xmlns:wpi="http://schemas.microsoft.com/office/word/2010/wordprocessingInk" xmlns:wne="http://schemas.microsoft.com/office/word/2006/wordml" xmlns:wps="http://schemas.microsoft.com/office/word/2010/wordprocessingShape" xmlns:ns0="http://www.w3.org/2000/xmlns/" mc:Ignorable="w14 wp14" ns0:m="http://schemas.openxmlformats.org/officeDocument/2006/math"><w:body><w:p><w:pPr><w:spacing w:after="0" w:before="0" w:line="276" w:lineRule="auto"/><w:jc w:val="center"/></w:pPr><w:r><w:rPr><w:rFonts w:ascii="Times New Roman" w:hAnsi="Times New Roman" w:eastAsia="Times New Roman"/><w:b w:val="0"/><w:i w:val="0"/><w:sz w:val="24"/></w:rPr><w:t>Министерство науки и высшего образования Российской Федерации</w:t></w:r></w:p><w:p><w:pPr><w:spacing w:after="0" w:before="0" w:line="276" w:lineRule="auto"/><w:jc w:val="center"/></w:pPr><w:r><w:rPr><w:rFonts w:ascii="Times New Roman" w:hAnsi="Times New Roman" w:eastAsia="Times New Roman"/><w:b w:val="0"/><w:i w:val="0"/><w:sz w:val="24"/></w:rPr><w:t>Федеральное государственное бюджетное образовательное учреждение высшего образования</w:t></w:r></w:p><w:p><w:pPr><w:spacing w:after="0" w:before="0" w:line="276" w:lineRule="auto"/><w:jc w:val="center"/></w:pPr><w:r><w:rPr><w:rFonts w:ascii="Times New Roman" w:hAnsi="Times New Roman" w:eastAsia="Times New Roman"/><w:b w:val="0"/><w:i w:val="0"/><w:sz w:val="24"/></w:rPr><w:t>«Российский химико-технологический университет им. Д.И. Менделеева»</w:t></w:r></w:p><w:p><w:pPr><w:spacing w:after="0" w:before="0" w:line="276" w:lineRule="auto"/><w:jc w:val="center"/></w:pPr><w:r><w:rPr><w:rFonts w:ascii="Times New Roman" w:hAnsi="Times New Roman" w:eastAsia="Times New Roman"/><w:b w:val="0"/><w:i w:val="0"/><w:sz w:val="24"/></w:rPr><w:t>Кафедра информатики и компьютерного проектирования</w:t></w:r></w:p><w:p><w:pPr><w:spacing w:after="320" w:before="0" w:line="276" w:lineRule="auto"/></w:pPr><w:r><w:rPr><w:rFonts w:ascii="Times New Roman" w:hAnsi="Times New Roman" w:eastAsia="Times New Roman"/><w:b w:val="0"/><w:i w:val="0"/><w:sz w:val="24"/></w:rPr></w:r></w:p><w:p><w:pPr><w:spacing w:after="160" w:before="0" w:line="276" w:lineRule="auto"/><w:jc w:val="center"/></w:pPr><w:r><w:rPr><w:rFonts w:ascii="Times New Roman" w:hAnsi="Times New Roman" w:eastAsia="Times New Roman"/><w:b/><w:i w:val="0"/><w:sz w:val="32"/></w:rPr><w:t>ОТЧЕТ</w:t></w:r></w:p><w:p><w:pPr><w:spacing w:after="80" w:before="0" w:line="276" w:lineRule="auto"/><w:jc w:val="center"/></w:pPr><w:r><w:rPr><w:rFonts w:ascii="Times New Roman" w:hAnsi="Times New Roman" w:eastAsia="Times New Roman"/><w:b/><w:i w:val="0"/><w:sz w:val="28"/></w:rPr><w:t>По лабораторной работе №1 на тему:</w:t></w:r></w:p><w:p><w:pPr><w:spacing w:after="160" w:before="0" w:line="276" w:lineRule="auto"/><w:jc w:val="center"/></w:pPr><w:r><w:rPr><w:rFonts w:ascii="Times New Roman" w:hAnsi="Times New Roman" w:eastAsia="Times New Roman"/><w:b w:val="0"/><w:i w:val="0"/><w:sz w:val="28"/></w:rPr><w:t>«Моделирование простой гидравлической системы в статическом режиме»</w:t></w:r></w:p><w:p><w:pPr><w:spacing w:after="320" w:before="0" w:line="276" w:lineRule="auto"/><w:jc w:val="center"/></w:pPr><w:r><w:rPr><w:rFonts w:ascii="Times New Roman" w:hAnsi="Times New Roman" w:eastAsia="Times New Roman"/><w:b/><w:i w:val="0"/><w:sz w:val="28"/></w:rPr><w:t>Вариант – 4</w:t></w:r></w:p><w:p><w:pPr><w:spacing w:after="40" w:before="0" w:line="276" w:lineRule="auto"/><w:jc w:val="right"/></w:pPr><w:r><w:rPr><w:rFonts w:ascii="Times New Roman" w:hAnsi="Times New Roman" w:eastAsia="Times New Roman"/><w:b w:val="0"/><w:i w:val="0"/><w:sz w:val="28"/></w:rPr><w:t>Выполнил: ______________________________</w:t></w:r></w:p><w:p><w:pPr><w:spacing w:after="40" w:before="0" w:line="276" w:lineRule="auto"/><w:jc w:val="right"/></w:pPr><w:r><w:rPr><w:rFonts w:ascii="Times New Roman" w:hAnsi="Times New Roman" w:eastAsia="Times New Roman"/><w:b w:val="0"/><w:i w:val="0"/><w:sz w:val="28"/></w:rPr><w:t>Группа: ________________________________</w:t></w:r></w:p><w:p><w:pPr><w:spacing w:after="320" w:before="0" w:line="276" w:lineRule="auto"/><w:jc w:val="right"/></w:pPr><w:r><w:rPr><w:rFonts w:ascii="Times New Roman" w:hAnsi="Times New Roman" w:eastAsia="Times New Roman"/><w:b w:val="0"/><w:i w:val="0"/><w:sz w:val="28"/></w:rPr><w:t>Проверила: _____________________________</w:t></w:r></w:p><w:p><w:pPr><w:spacing w:after="320" w:before="0" w:line="276" w:lineRule="auto"/><w:jc w:val="center"/></w:pPr><w:r><w:rPr><w:rFonts w:ascii="Times New Roman" w:hAnsi="Times New Roman" w:eastAsia="Times New Roman"/><w:b w:val="0"/><w:i w:val="0"/><w:sz w:val="28"/></w:rPr><w:t>г. Москва, 2026</w:t></w:r></w:p><w:p><w:pPr><w:spacing w:after="120" w:before="0" w:line="276" w:lineRule="auto"/></w:pPr><w:r><w:rPr><w:rFonts w:ascii="Times New Roman" w:hAnsi="Times New Roman" w:eastAsia="Times New Roman"/><w:b/><w:i w:val="0"/><w:sz w:val="28"/></w:rPr><w:t>Схематическое изображение гидравлической модели с закрытыми ёмкостями:</w:t></w:r></w:p><w:p><w:pPr><w:jc w:val="center"/></w:pPr><w:r><w:drawing><wp:inline xmlns:a="http://schemas.openxmlformats.org/drawingml/2006/main" xmlns:pic="http://schemas.openxmlformats.org/drawingml/2006/picture"><wp:extent cx="5832000" cy="5287470"/><wp:docPr id="1" name="Picture 1"/><wp:cNvGraphicFramePr><a:graphicFrameLocks noChangeAspect="1"/></wp:cNvGraphicFramePr><a:graphic><a:graphicData uri="http://schemas.openxmlformats.org/drawingml/2006/picture"><pic:pic><pic:nvPicPr><pic:cNvPr id="0" name="схема_вариант4.png"/><pic:cNvPicPr/></pic:nvPicPr><pic:blipFill><a:blip r:embed="rId9"/><a:stretch><a:fillRect/></a:stretch></pic:blipFill><pic:spPr><a:xfrm><a:off x="0" y="0"/><a:ext cx="5832000" cy="5287470"/></a:xfrm><a:prstGeom prst="rect"/></pic:spPr></pic:pic></a:graphicData></a:graphic></wp:inline></w:drawing></w:r></w:p><w:p><w:pPr><w:spacing w:after="120" w:before="200" w:line="276" w:lineRule="auto"/></w:pPr><w:r><w:rPr><w:rFonts w:ascii="Times New Roman" w:hAnsi="Times New Roman" w:eastAsia="Times New Roman"/><w:b/><w:i w:val="0"/><w:sz w:val="28"/></w:rPr><w:t>Условные обозначения:</w:t></w:r></w:p><w:p><w:pPr><w:spacing w:after="40" w:before="0" w:line="276" w:lineRule="auto"/></w:pPr><w:r><w:rPr><w:rFonts w:ascii="Times New Roman" w:hAnsi="Times New Roman" w:eastAsia="Times New Roman"/><w:b w:val="0"/><w:i w:val="0"/><w:sz w:val="28"/></w:rPr><w:t>P1, P2 – давление жидкости на входе в систему;</w:t></w:r></w:p><w:p><w:pPr><w:spacing w:after="40" w:before="0" w:line="276" w:lineRule="auto"/></w:pPr><w:r><w:rPr><w:rFonts w:ascii="Times New Roman" w:hAnsi="Times New Roman" w:eastAsia="Times New Roman"/><w:b w:val="0"/><w:i w:val="0"/><w:sz w:val="28"/></w:rPr><w:t>P3, P4, P5, P6 – давление жидкости на выходе из системы;</w:t></w:r></w:p><w:p><w:pPr><w:spacing w:after="40" w:before="0" w:line="276" w:lineRule="auto"/></w:pPr><w:r><w:rPr><w:rFonts w:ascii="Times New Roman" w:hAnsi="Times New Roman" w:eastAsia="Times New Roman"/><w:b w:val="0"/><w:i w:val="0"/><w:sz w:val="28"/></w:rPr><w:t>P7, P8, P9 – давление жидкости на дно ёмкости;</w:t></w:r></w:p><w:p><w:pPr><w:spacing w:after="40" w:before="0" w:line="276" w:lineRule="auto"/></w:pPr><w:r><w:rPr><w:rFonts w:ascii="Times New Roman" w:hAnsi="Times New Roman" w:eastAsia="Times New Roman"/><w:b w:val="0"/><w:i w:val="0"/><w:sz w:val="28"/></w:rPr><w:t>P10, P11, P12 – давление газа внутри ёмкости;</w:t></w:r></w:p><w:p><w:pPr><w:spacing w:after="40" w:before="0" w:line="276" w:lineRule="auto"/></w:pPr><w:r><w:rPr><w:rFonts w:ascii="Times New Roman" w:hAnsi="Times New Roman" w:eastAsia="Times New Roman"/><w:b w:val="0"/><w:i w:val="0"/><w:sz w:val="28"/></w:rPr><w:t>V1 – V8 – скорость истечения жидкости через клапан;</w:t></w:r></w:p><w:p><w:pPr><w:spacing w:after="40" w:before="0" w:line="276" w:lineRule="auto"/></w:pPr><w:r><w:rPr><w:rFonts w:ascii="Times New Roman" w:hAnsi="Times New Roman" w:eastAsia="Times New Roman"/><w:b w:val="0"/><w:i w:val="0"/><w:sz w:val="28"/></w:rPr><w:t>k1 – k8 – коэффициент пропускной способности клапана;</w:t></w:r></w:p><w:p><w:pPr><w:spacing w:after="40" w:before="0" w:line="276" w:lineRule="auto"/></w:pPr><w:r><w:rPr><w:rFonts w:ascii="Times New Roman" w:hAnsi="Times New Roman" w:eastAsia="Times New Roman"/><w:b w:val="0"/><w:i w:val="0"/><w:sz w:val="28"/></w:rPr><w:t>H1, H2, H3 – высоты накапливаемой жидкости в ёмкости;</w:t></w:r></w:p><w:p><w:pPr><w:spacing w:after="40" w:before="0" w:line="276" w:lineRule="auto"/></w:pPr><w:r><w:rPr><w:rFonts w:ascii="Times New Roman" w:hAnsi="Times New Roman" w:eastAsia="Times New Roman"/><w:b w:val="0"/><w:i w:val="0"/><w:sz w:val="28"/></w:rPr><w:t>H1G, H2G, H3G – геометрическая высота ёмкости.</w:t></w:r></w:p><w:p><w:pPr><w:spacing w:after="120" w:before="240" w:line="276" w:lineRule="auto"/></w:pPr><w:r><w:rPr><w:rFonts w:ascii="Times New Roman" w:hAnsi="Times New Roman" w:eastAsia="Times New Roman"/><w:b/><w:i w:val="0"/><w:sz w:val="28"/></w:rPr><w:t>Допущения</w:t></w:r></w:p><w:p><w:pPr><w:spacing w:after="60" w:before="0" w:line="276" w:lineRule="auto"/><w:jc w:val="both"/></w:pPr><w:r><w:rPr><w:rFonts w:ascii="Times New Roman" w:hAnsi="Times New Roman" w:eastAsia="Times New Roman"/><w:b w:val="0"/><w:i w:val="0"/><w:sz w:val="28"/></w:rPr><w:t>1. Газ идеален.</w:t></w:r></w:p><w:p><w:pPr><w:spacing w:after="60" w:before="0" w:line="276" w:lineRule="auto"/><w:jc w:val="both"/></w:pPr><w:r><w:rPr><w:rFonts w:ascii="Times New Roman" w:hAnsi="Times New Roman" w:eastAsia="Times New Roman"/><w:b w:val="0"/><w:i w:val="0"/><w:sz w:val="28"/></w:rPr><w:t>2. Во всех трубах протекает однофазный поток жидкости, температура которого одинакова на всех участках.</w:t></w:r></w:p><w:p><w:pPr><w:spacing w:after="60" w:before="0" w:line="276" w:lineRule="auto"/><w:jc w:val="both"/></w:pPr><w:r><w:rPr><w:rFonts w:ascii="Times New Roman" w:hAnsi="Times New Roman" w:eastAsia="Times New Roman"/><w:b w:val="0"/><w:i w:val="0"/><w:sz w:val="28"/></w:rPr><w:t>3. Форма закрытой ёмкости цилиндрическая с площадью поперечного сечения S.</w:t></w:r></w:p><w:p><w:pPr><w:spacing w:after="60" w:before="0" w:line="276" w:lineRule="auto"/><w:jc w:val="both"/></w:pPr><w:r><w:rPr><w:rFonts w:ascii="Times New Roman" w:hAnsi="Times New Roman" w:eastAsia="Times New Roman"/><w:b w:val="0"/><w:i w:val="0"/><w:sz w:val="28"/></w:rPr><w:t>4. Все трубы располагаются на одном уровне, в системе нет рециклических потоков, или рециклов, не учитываются местные сопротивления и перепады давлений в трубах, т.е. рассматриваются, так называемые короткие трубопроводы.</w:t></w:r></w:p><w:p><w:pPr><w:spacing w:after="60" w:before="0" w:line="276" w:lineRule="auto"/><w:jc w:val="both"/></w:pPr><w:r><w:rPr><w:rFonts w:ascii="Times New Roman" w:hAnsi="Times New Roman" w:eastAsia="Times New Roman"/><w:b w:val="0"/><w:i w:val="0"/><w:sz w:val="28"/></w:rPr><w:t xml:space="preserve">5. В емкостях, не занятых жидкостью, давление газа </w:t></w:r><m:oMath><m:sSup><m:e><m:r><w:rPr><w:rFonts w:ascii="Cambria Math" w:hAnsi="Cambria Math"/><w:sz w:val="28"/><w:szCs w:val="28"/></w:rPr><m:rPr><m:sty m:val="p"/></m:rPr><m:t xml:space="preserve">Р</m:t></m:r></m:e><m:sup><m:r><w:rPr><w:rFonts w:ascii="Cambria Math" w:hAnsi="Cambria Math"/><w:sz w:val="28"/><w:szCs w:val="28"/></w:rPr><m:rPr><m:sty m:val="p"/></m:rPr><m:t xml:space="preserve">N</m:t></m:r></m:sup></m:sSup></m:oMath><w:r><w:rPr><w:rFonts w:ascii="Times New Roman" w:hAnsi="Times New Roman" w:eastAsia="Times New Roman"/><w:b w:val="0"/><w:i w:val="0"/><w:sz w:val="28"/></w:rPr><w:t xml:space="preserve"> * H1G / (H1G – H1).</w:t></w:r></w:p><w:p><w:pPr><w:spacing w:after="60" w:before="0" w:line="276" w:lineRule="auto"/><w:jc w:val="both"/></w:pPr><w:r><w:rPr><w:rFonts w:ascii="Times New Roman" w:hAnsi="Times New Roman" w:eastAsia="Times New Roman"/><w:b w:val="0"/><w:i w:val="0"/><w:sz w:val="28"/></w:rPr><w:t>6. Системы включают только клапаны(вентили) с постоянными, не изменяющимися коэффициентами пропускной способности и закрытые емкости.</w:t></w:r></w:p><w:p><w:pPr><w:spacing w:after="120" w:before="240" w:line="276" w:lineRule="auto"/></w:pPr><w:r><w:rPr><w:rFonts w:ascii="Times New Roman" w:hAnsi="Times New Roman" w:eastAsia="Times New Roman"/><w:b/><w:i w:val="0"/><w:sz w:val="28"/></w:rPr><w:t>Построение системы уравнений математического описания гидравлической системы:</w:t></w:r></w:p><w:p><w:pPr><w:spacing w:after="120" w:before="0" w:line="276" w:lineRule="auto"/><w:jc w:val="center"/></w:pPr><w:r><w:rPr><w:rFonts w:ascii="Times New Roman" w:hAnsi="Times New Roman" w:eastAsia="Times New Roman"/><w:b w:val="0"/><w:i/><w:sz w:val="28"/></w:rPr><w:t xml:space="preserve">ур. Бернулли: V = k * sign (Рвх – Рвых) * </w:t></w:r><m:oMath><m:r><w:rPr><w:rFonts w:ascii="Cambria Math" w:hAnsi="Cambria Math"/><w:sz w:val="28"/><w:szCs w:val="28"/></w:rPr><m:rPr><m:sty m:val="p"/></m:rPr><m:t xml:space="preserve">√</m:t></m:r><m:d><m:dPr><m:begChr m:val="|"/><m:endChr m:val="|"/></m:dPr><m:e><m:r><w:rPr><w:rFonts w:ascii="Cambria Math" w:hAnsi="Cambria Math"/><w:sz w:val="28"/><w:szCs w:val="28"/></w:rPr><m:rPr><m:sty m:val="p"/></m:rPr><m:t xml:space="preserve">Р</m:t></m:r><m:r><w:rPr><w:rFonts w:ascii="Cambria Math" w:hAnsi="Cambria Math"/><w:sz w:val="28"/><w:szCs w:val="28"/><w:vertAlign w:val="subscript"/></w:rPr><m:rPr><m:sty m:val="p"/></m:rPr><m:t xml:space="preserve">вх</m:t></m:r><m:r><w:rPr><w:rFonts w:ascii="Cambria Math" w:hAnsi="Cambria Math"/><w:sz w:val="28"/><w:szCs w:val="28"/></w:rPr><m:rPr><m:sty m:val="p"/></m:rPr><m:t xml:space="preserve"> – Р</m:t></m:r><m:r><w:rPr><w:rFonts w:ascii="Cambria Math" w:hAnsi="Cambria Math"/><w:sz w:val="28"/><w:szCs w:val="28"/><w:vertAlign w:val="subscript"/></w:rPr><m:rPr><m:sty m:val="p"/></m:rPr><m:t xml:space="preserve">вых</m:t></m:r></m:e></m:d></m:oMath></w:p><w:p><w:pPr><w:spacing w:after="160" w:before="0" w:line="276" w:lineRule="auto"/><w:jc w:val="center"/></w:pPr><w:r><w:rPr><w:rFonts w:ascii="Times New Roman" w:hAnsi="Times New Roman" w:eastAsia="Times New Roman"/><w:b w:val="0"/><w:i w:val="0"/><w:sz w:val="28"/></w:rPr><w:t>sign – функция знака: -1, 0, +1</w:t></w:r></w:p><w:p><w:pPr><w:spacing w:after="200" w:before="0" w:line="276" w:lineRule="auto"/><w:jc w:val="center"/></w:pPr><w:r><w:rPr><w:rFonts w:ascii="Times New Roman" w:hAnsi="Times New Roman" w:eastAsia="Times New Roman"/><w:b w:val="0"/><w:i/><w:sz w:val="28"/></w:rPr><w:t>ур. Паскаля: Рж = Рг + ρ*g* H</w:t></w:r></w:p><w:p><w:pPr><w:spacing w:after="120" w:before="0" w:line="276" w:lineRule="auto"/></w:pPr><w:r><w:rPr><w:rFonts w:ascii="Times New Roman" w:hAnsi="Times New Roman" w:eastAsia="Times New Roman"/><w:b/><w:i w:val="0"/><w:sz w:val="28"/></w:rPr><w:t>Определение скорости потоков жидкости:</w:t></w:r></w:p><w:p><w:pPr><w:spacing w:after="60" w:before="0" w:line="276" w:lineRule="auto"/></w:pPr><w:r><w:rPr><w:rFonts w:ascii="Times New Roman" w:hAnsi="Times New Roman" w:eastAsia="Times New Roman"/><w:b w:val="0"/><w:i w:val="0"/><w:sz w:val="28"/></w:rPr><w:t xml:space="preserve">V1 = k1 * sign (Р1 – Р8) * </w:t></w:r><m:oMath><m:r><w:rPr><w:rFonts w:ascii="Cambria Math" w:hAnsi="Cambria Math"/><w:sz w:val="28"/><w:szCs w:val="28"/></w:rPr><m:rPr><m:sty m:val="p"/></m:rPr><m:t xml:space="preserve">√</m:t></m:r><m:d><m:dPr><m:begChr m:val="|"/><m:endChr m:val="|"/></m:dPr><m:e><m:r><w:rPr><w:rFonts w:ascii="Cambria Math" w:hAnsi="Cambria Math"/><w:sz w:val="28"/><w:szCs w:val="28"/></w:rPr><m:rPr><m:sty m:val="p"/></m:rPr><m:t xml:space="preserve">Р</m:t></m:r><m:r><w:rPr><w:rFonts w:ascii="Cambria Math" w:hAnsi="Cambria Math"/><w:sz w:val="28"/><w:szCs w:val="28"/><w:vertAlign w:val="subscript"/></w:rPr><m:rPr><m:sty m:val="p"/></m:rPr><m:t xml:space="preserve">1</m:t></m:r><m:r><w:rPr><w:rFonts w:ascii="Cambria Math" w:hAnsi="Cambria Math"/><w:sz w:val="28"/><w:szCs w:val="28"/></w:rPr><m:rPr><m:sty m:val="p"/></m:rPr><m:t xml:space="preserve"> – Р</m:t></m:r><m:r><w:rPr><w:rFonts w:ascii="Cambria Math" w:hAnsi="Cambria Math"/><w:sz w:val="28"/><w:szCs w:val="28"/><w:vertAlign w:val="subscript"/></w:rPr><m:rPr><m:sty m:val="p"/></m:rPr><m:t xml:space="preserve">8</m:t></m:r></m:e></m:d></m:oMath></w:p><w:p><w:pPr><w:spacing w:after="60" w:before="0" w:line="276" w:lineRule="auto"/></w:pPr><w:r><w:rPr><w:rFonts w:ascii="Times New Roman" w:hAnsi="Times New Roman" w:eastAsia="Times New Roman"/><w:b w:val="0"/><w:i w:val="0"/><w:sz w:val="28"/></w:rPr><w:t xml:space="preserve">V2 = k2 * sign (Р2 – Р9) * </w:t></w:r><m:oMath><m:r><w:rPr><w:rFonts w:ascii="Cambria Math" w:hAnsi="Cambria Math"/><w:sz w:val="28"/><w:szCs w:val="28"/></w:rPr><m:rPr><m:sty m:val="p"/></m:rPr><m:t xml:space="preserve">√</m:t></m:r><m:d><m:dPr><m:begChr m:val="|"/><m:endChr m:val="|"/></m:dPr><m:e><m:r><w:rPr><w:rFonts w:ascii="Cambria Math" w:hAnsi="Cambria Math"/><w:sz w:val="28"/><w:szCs w:val="28"/></w:rPr><m:rPr><m:sty m:val="p"/></m:rPr><m:t xml:space="preserve">Р</m:t></m:r><m:r><w:rPr><w:rFonts w:ascii="Cambria Math" w:hAnsi="Cambria Math"/><w:sz w:val="28"/><w:szCs w:val="28"/><w:vertAlign w:val="subscript"/></w:rPr><m:rPr><m:sty m:val="p"/></m:rPr><m:t xml:space="preserve">2</m:t></m:r><m:r><w:rPr><w:rFonts w:ascii="Cambria Math" w:hAnsi="Cambria Math"/><w:sz w:val="28"/><w:szCs w:val="28"/></w:rPr><m:rPr><m:sty m:val="p"/></m:rPr><m:t xml:space="preserve"> – Р</m:t></m:r><m:r><w:rPr><w:rFonts w:ascii="Cambria Math" w:hAnsi="Cambria Math"/><w:sz w:val="28"/><w:szCs w:val="28"/><w:vertAlign w:val="subscript"/></w:rPr><m:rPr><m:sty m:val="p"/></m:rPr><m:t xml:space="preserve">9</m:t></m:r></m:e></m:d></m:oMath></w:p><w:p><w:pPr><w:spacing w:after="60" w:before="0" w:line="276" w:lineRule="auto"/></w:pPr><w:r><w:rPr><w:rFonts w:ascii="Times New Roman" w:hAnsi="Times New Roman" w:eastAsia="Times New Roman"/><w:b w:val="0"/><w:i w:val="0"/><w:sz w:val="28"/></w:rPr><w:t xml:space="preserve">V3 = k3 * sign (Р7 – Р8) * </w:t></w:r><m:oMath><m:r><w:rPr><w:rFonts w:ascii="Cambria Math" w:hAnsi="Cambria Math"/><w:sz w:val="28"/><w:szCs w:val="28"/></w:rPr><m:rPr><m:sty m:val="p"/></m:rPr><m:t xml:space="preserve">√</m:t></m:r><m:d><m:dPr><m:begChr m:val="|"/><m:endChr m:val="|"/></m:dPr><m:e><m:r><w:rPr><w:rFonts w:ascii="Cambria Math" w:hAnsi="Cambria Math"/><w:sz w:val="28"/><w:szCs w:val="28"/></w:rPr><m:rPr><m:sty m:val="p"/></m:rPr><m:t xml:space="preserve">Р</m:t></m:r><m:r><w:rPr><w:rFonts w:ascii="Cambria Math" w:hAnsi="Cambria Math"/><w:sz w:val="28"/><w:szCs w:val="28"/><w:vertAlign w:val="subscript"/></w:rPr><m:rPr><m:sty m:val="p"/></m:rPr><m:t xml:space="preserve">7</m:t></m:r><m:r><w:rPr><w:rFonts w:ascii="Cambria Math" w:hAnsi="Cambria Math"/><w:sz w:val="28"/><w:szCs w:val="28"/></w:rPr><m:rPr><m:sty m:val="p"/></m:rPr><m:t xml:space="preserve"> – Р</m:t></m:r><m:r><w:rPr><w:rFonts w:ascii="Cambria Math" w:hAnsi="Cambria Math"/><w:sz w:val="28"/><w:szCs w:val="28"/><w:vertAlign w:val="subscript"/></w:rPr><m:rPr><m:sty m:val="p"/></m:rPr><m:t xml:space="preserve">8</m:t></m:r></m:e></m:d></m:oMath></w:p><w:p><w:pPr><w:spacing w:after="60" w:before="0" w:line="276" w:lineRule="auto"/></w:pPr><w:r><w:rPr><w:rFonts w:ascii="Times New Roman" w:hAnsi="Times New Roman" w:eastAsia="Times New Roman"/><w:b w:val="0"/><w:i w:val="0"/><w:sz w:val="28"/></w:rPr><w:t xml:space="preserve">V4 = k4 * sign (Р8 – Р9) * </w:t></w:r><m:oMath><m:r><w:rPr><w:rFonts w:ascii="Cambria Math" w:hAnsi="Cambria Math"/><w:sz w:val="28"/><w:szCs w:val="28"/></w:rPr><m:rPr><m:sty m:val="p"/></m:rPr><m:t xml:space="preserve">√</m:t></m:r><m:d><m:dPr><m:begChr m:val="|"/><m:endChr m:val="|"/></m:dPr><m:e><m:r><w:rPr><w:rFonts w:ascii="Cambria Math" w:hAnsi="Cambria Math"/><w:sz w:val="28"/><w:szCs w:val="28"/></w:rPr><m:rPr><m:sty m:val="p"/></m:rPr><m:t xml:space="preserve">Р</m:t></m:r><m:r><w:rPr><w:rFonts w:ascii="Cambria Math" w:hAnsi="Cambria Math"/><w:sz w:val="28"/><w:szCs w:val="28"/><w:vertAlign w:val="subscript"/></w:rPr><m:rPr><m:sty m:val="p"/></m:rPr><m:t xml:space="preserve">8</m:t></m:r><m:r><w:rPr><w:rFonts w:ascii="Cambria Math" w:hAnsi="Cambria Math"/><w:sz w:val="28"/><w:szCs w:val="28"/></w:rPr><m:rPr><m:sty m:val="p"/></m:rPr><m:t xml:space="preserve"> – Р</m:t></m:r><m:r><w:rPr><w:rFonts w:ascii="Cambria Math" w:hAnsi="Cambria Math"/><w:sz w:val="28"/><w:szCs w:val="28"/><w:vertAlign w:val="subscript"/></w:rPr><m:rPr><m:sty m:val="p"/></m:rPr><m:t xml:space="preserve">9</m:t></m:r></m:e></m:d></m:oMath></w:p><w:p><w:pPr><w:spacing w:after="60" w:before="0" w:line="276" w:lineRule="auto"/></w:pPr><w:r><w:rPr><w:rFonts w:ascii="Times New Roman" w:hAnsi="Times New Roman" w:eastAsia="Times New Roman"/><w:b w:val="0"/><w:i w:val="0"/><w:sz w:val="28"/></w:rPr><w:t xml:space="preserve">V5 = k5 * sign (Р7 – Р3) * </w:t></w:r><m:oMath><m:r><w:rPr><w:rFonts w:ascii="Cambria Math" w:hAnsi="Cambria Math"/><w:sz w:val="28"/><w:szCs w:val="28"/></w:rPr><m:rPr><m:sty m:val="p"/></m:rPr><m:t xml:space="preserve">√</m:t></m:r><m:d><m:dPr><m:begChr m:val="|"/><m:endChr m:val="|"/></m:dPr><m:e><m:r><w:rPr><w:rFonts w:ascii="Cambria Math" w:hAnsi="Cambria Math"/><w:sz w:val="28"/><w:szCs w:val="28"/></w:rPr><m:rPr><m:sty m:val="p"/></m:rPr><m:t xml:space="preserve">Р</m:t></m:r><m:r><w:rPr><w:rFonts w:ascii="Cambria Math" w:hAnsi="Cambria Math"/><w:sz w:val="28"/><w:szCs w:val="28"/><w:vertAlign w:val="subscript"/></w:rPr><m:rPr><m:sty m:val="p"/></m:rPr><m:t xml:space="preserve">7</m:t></m:r><m:r><w:rPr><w:rFonts w:ascii="Cambria Math" w:hAnsi="Cambria Math"/><w:sz w:val="28"/><w:szCs w:val="28"/></w:rPr><m:rPr><m:sty m:val="p"/></m:rPr><m:t xml:space="preserve"> – Р</m:t></m:r><m:r><w:rPr><w:rFonts w:ascii="Cambria Math" w:hAnsi="Cambria Math"/><w:sz w:val="28"/><w:szCs w:val="28"/><w:vertAlign w:val="subscript"/></w:rPr><m:rPr><m:sty m:val="p"/></m:rPr><m:t xml:space="preserve">3</m:t></m:r></m:e></m:d></m:oMath></w:p><w:p><w:pPr><w:spacing w:after="60" w:before="0" w:line="276" w:lineRule="auto"/></w:pPr><w:r><w:rPr><w:rFonts w:ascii="Times New Roman" w:hAnsi="Times New Roman" w:eastAsia="Times New Roman"/><w:b w:val="0"/><w:i w:val="0"/><w:sz w:val="28"/></w:rPr><w:t xml:space="preserve">V6 = k6 * sign (Р8 – Р4) * </w:t></w:r><m:oMath><m:r><w:rPr><w:rFonts w:ascii="Cambria Math" w:hAnsi="Cambria Math"/><w:sz w:val="28"/><w:szCs w:val="28"/></w:rPr><m:rPr><m:sty m:val="p"/></m:rPr><m:t xml:space="preserve">√</m:t></m:r><m:d><m:dPr><m:begChr m:val="|"/><m:endChr m:val="|"/></m:dPr><m:e><m:r><w:rPr><w:rFonts w:ascii="Cambria Math" w:hAnsi="Cambria Math"/><w:sz w:val="28"/><w:szCs w:val="28"/></w:rPr><m:rPr><m:sty m:val="p"/></m:rPr><m:t xml:space="preserve">Р</m:t></m:r><m:r><w:rPr><w:rFonts w:ascii="Cambria Math" w:hAnsi="Cambria Math"/><w:sz w:val="28"/><w:szCs w:val="28"/><w:vertAlign w:val="subscript"/></w:rPr><m:rPr><m:sty m:val="p"/></m:rPr><m:t xml:space="preserve">8</m:t></m:r><m:r><w:rPr><w:rFonts w:ascii="Cambria Math" w:hAnsi="Cambria Math"/><w:sz w:val="28"/><w:szCs w:val="28"/></w:rPr><m:rPr><m:sty m:val="p"/></m:rPr><m:t xml:space="preserve"> – Р</m:t></m:r><m:r><w:rPr><w:rFonts w:ascii="Cambria Math" w:hAnsi="Cambria Math"/><w:sz w:val="28"/><w:szCs w:val="28"/><w:vertAlign w:val="subscript"/></w:rPr><m:rPr><m:sty m:val="p"/></m:rPr><m:t xml:space="preserve">4</m:t></m:r></m:e></m:d></m:oMath></w:p><w:p><w:pPr><w:spacing w:after="60" w:before="0" w:line="276" w:lineRule="auto"/></w:pPr><w:r><w:rPr><w:rFonts w:ascii="Times New Roman" w:hAnsi="Times New Roman" w:eastAsia="Times New Roman"/><w:b w:val="0"/><w:i w:val="0"/><w:sz w:val="28"/></w:rPr><w:t xml:space="preserve">V7 = k7 * sign (Р8 – Р5) * </w:t></w:r><m:oMath><m:r><w:rPr><w:rFonts w:ascii="Cambria Math" w:hAnsi="Cambria Math"/><w:sz w:val="28"/><w:szCs w:val="28"/></w:rPr><m:rPr><m:sty m:val="p"/></m:rPr><m:t xml:space="preserve">√</m:t></m:r><m:d><m:dPr><m:begChr m:val="|"/><m:endChr m:val="|"/></m:dPr><m:e><m:r><w:rPr><w:rFonts w:ascii="Cambria Math" w:hAnsi="Cambria Math"/><w:sz w:val="28"/><w:szCs w:val="28"/></w:rPr><m:rPr><m:sty m:val="p"/></m:rPr><m:t xml:space="preserve">Р</m:t></m:r><m:r><w:rPr><w:rFonts w:ascii="Cambria Math" w:hAnsi="Cambria Math"/><w:sz w:val="28"/><w:szCs w:val="28"/><w:vertAlign w:val="subscript"/></w:rPr><m:rPr><m:sty m:val="p"/></m:rPr><m:t xml:space="preserve">8</m:t></m:r><m:r><w:rPr><w:rFonts w:ascii="Cambria Math" w:hAnsi="Cambria Math"/><w:sz w:val="28"/><w:szCs w:val="28"/></w:rPr><m:rPr><m:sty m:val="p"/></m:rPr><m:t xml:space="preserve"> – Р</m:t></m:r><m:r><w:rPr><w:rFonts w:ascii="Cambria Math" w:hAnsi="Cambria Math"/><w:sz w:val="28"/><w:szCs w:val="28"/><w:vertAlign w:val="subscript"/></w:rPr><m:rPr><m:sty m:val="p"/></m:rPr><m:t xml:space="preserve">5</m:t></m:r></m:e></m:d></m:oMath></w:p><w:p><w:pPr><w:spacing w:after="60" w:before="0" w:line="276" w:lineRule="auto"/></w:pPr><w:r><w:rPr><w:rFonts w:ascii="Times New Roman" w:hAnsi="Times New Roman" w:eastAsia="Times New Roman"/><w:b w:val="0"/><w:i w:val="0"/><w:sz w:val="28"/></w:rPr><w:t xml:space="preserve">V8 = k8 * sign (Р9 – Р6) * </w:t></w:r><m:oMath><m:r><w:rPr><w:rFonts w:ascii="Cambria Math" w:hAnsi="Cambria Math"/><w:sz w:val="28"/><w:szCs w:val="28"/></w:rPr><m:rPr><m:sty m:val="p"/></m:rPr><m:t xml:space="preserve">√</m:t></m:r><m:d><m:dPr><m:begChr m:val="|"/><m:endChr m:val="|"/></m:dPr><m:e><m:r><w:rPr><w:rFonts w:ascii="Cambria Math" w:hAnsi="Cambria Math"/><w:sz w:val="28"/><w:szCs w:val="28"/></w:rPr><m:rPr><m:sty m:val="p"/></m:rPr><m:t xml:space="preserve">Р</m:t></m:r><m:r><w:rPr><w:rFonts w:ascii="Cambria Math" w:hAnsi="Cambria Math"/><w:sz w:val="28"/><w:szCs w:val="28"/><w:vertAlign w:val="subscript"/></w:rPr><m:rPr><m:sty m:val="p"/></m:rPr><m:t xml:space="preserve">9</m:t></m:r><m:r><w:rPr><w:rFonts w:ascii="Cambria Math" w:hAnsi="Cambria Math"/><w:sz w:val="28"/><w:szCs w:val="28"/></w:rPr><m:rPr><m:sty m:val="p"/></m:rPr><m:t xml:space="preserve"> – Р</m:t></m:r><m:r><w:rPr><w:rFonts w:ascii="Cambria Math" w:hAnsi="Cambria Math"/><w:sz w:val="28"/><w:szCs w:val="28"/><w:vertAlign w:val="subscript"/></w:rPr><m:rPr><m:sty m:val="p"/></m:rPr><m:t xml:space="preserve">6</m:t></m:r></m:e></m:d></m:oMath></w:p><w:p><w:pPr><w:spacing w:after="120" w:before="200" w:line="276" w:lineRule="auto"/></w:pPr><w:r><w:rPr><w:rFonts w:ascii="Times New Roman" w:hAnsi="Times New Roman" w:eastAsia="Times New Roman"/><w:b/><w:i w:val="0"/><w:sz w:val="28"/></w:rPr><w:t>Уравнения массового баланса:</w:t></w:r></w:p><w:p><w:pPr><w:spacing w:after="40" w:before="0" w:line="276" w:lineRule="auto"/></w:pPr><w:r><w:rPr><w:rFonts w:ascii="Times New Roman" w:hAnsi="Times New Roman" w:eastAsia="Times New Roman"/><w:b w:val="0"/><w:i w:val="0"/><w:sz w:val="28"/></w:rPr><w:t>9’) (–V3 – V5 )/S1= (H1(t(k))- H1(t(o)))/ Δt = f9</w:t></w:r></w:p><w:p><w:pPr><w:spacing w:after="120" w:before="0" w:line="276" w:lineRule="auto"/></w:pPr><w:r><w:rPr><w:rFonts w:ascii="Times New Roman" w:hAnsi="Times New Roman" w:eastAsia="Times New Roman"/><w:b w:val="0"/><w:i w:val="0"/><w:sz w:val="28"/></w:rPr><w:t>9*) H1(t(o))= H1(o)</w:t></w:r></w:p><w:p><w:pPr><w:spacing w:after="40" w:before="0" w:line="276" w:lineRule="auto"/></w:pPr><w:r><w:rPr><w:rFonts w:ascii="Times New Roman" w:hAnsi="Times New Roman" w:eastAsia="Times New Roman"/><w:b w:val="0"/><w:i w:val="0"/><w:sz w:val="28"/></w:rPr><w:t>10’) (V1 + V3 – V4 – V6 – V7 )/S2= (H2(t(k))- H2(t(o)))/ Δt = f10</w:t></w:r></w:p><w:p><w:pPr><w:spacing w:after="120" w:before="0" w:line="276" w:lineRule="auto"/></w:pPr><w:r><w:rPr><w:rFonts w:ascii="Times New Roman" w:hAnsi="Times New Roman" w:eastAsia="Times New Roman"/><w:b w:val="0"/><w:i w:val="0"/><w:sz w:val="28"/></w:rPr><w:t>10*) H2(t(o))= H2(o)</w:t></w:r></w:p><w:p><w:pPr><w:spacing w:after="40" w:before="0" w:line="276" w:lineRule="auto"/></w:pPr><w:r><w:rPr><w:rFonts w:ascii="Times New Roman" w:hAnsi="Times New Roman" w:eastAsia="Times New Roman"/><w:b w:val="0"/><w:i w:val="0"/><w:sz w:val="28"/></w:rPr><w:t>11’) (V2 + V4 – V8 )/S3= (H3(t(k))- H3(t(o)))/ Δt = f11</w:t></w:r></w:p><w:p><w:pPr><w:spacing w:after="160" w:before="0" w:line="276" w:lineRule="auto"/></w:pPr><w:r><w:rPr><w:rFonts w:ascii="Times New Roman" w:hAnsi="Times New Roman" w:eastAsia="Times New Roman"/><w:b w:val="0"/><w:i w:val="0"/><w:sz w:val="28"/></w:rPr><w:t>11*) H3(t(o))= H3(o)</w:t></w:r></w:p><w:p><w:pPr><w:spacing w:after="120" w:before="200" w:line="276" w:lineRule="auto"/></w:pPr><w:r><w:rPr><w:rFonts w:ascii="Times New Roman" w:hAnsi="Times New Roman" w:eastAsia="Times New Roman"/><w:b/><w:i w:val="0"/><w:sz w:val="28"/></w:rPr><w:t>Определение давлений жидкости и газа в закрытых ёмкостях:</w:t></w:r></w:p><w:p><w:pPr><w:spacing w:after="60" w:before="0" w:line="276" w:lineRule="auto"/></w:pPr><w:r><w:rPr><w:rFonts w:ascii="Times New Roman" w:hAnsi="Times New Roman" w:eastAsia="Times New Roman"/><w:b w:val="0"/><w:i w:val="0"/><w:sz w:val="28"/></w:rPr><w:t>12) Р7 = Р10 + ρ*g* H1</w:t></w:r></w:p><w:p><w:pPr><w:spacing w:after="60" w:before="0" w:line="276" w:lineRule="auto"/></w:pPr><w:r><w:rPr><w:rFonts w:ascii="Times New Roman" w:hAnsi="Times New Roman" w:eastAsia="Times New Roman"/><w:b w:val="0"/><w:i w:val="0"/><w:sz w:val="28"/></w:rPr><w:t>13) Р10 = РN * H1G/ (H1G – H1)</w:t></w:r></w:p><w:p><w:pPr><w:spacing w:after="60" w:before="0" w:line="276" w:lineRule="auto"/></w:pPr><w:r><w:rPr><w:rFonts w:ascii="Times New Roman" w:hAnsi="Times New Roman" w:eastAsia="Times New Roman"/><w:b w:val="0"/><w:i w:val="0"/><w:sz w:val="28"/></w:rPr><w:t>14) Р8 = Р11 + ρ*g* H2</w:t></w:r></w:p><w:p><w:pPr><w:spacing w:after="60" w:before="0" w:line="276" w:lineRule="auto"/></w:pPr><w:r><w:rPr><w:rFonts w:ascii="Times New Roman" w:hAnsi="Times New Roman" w:eastAsia="Times New Roman"/><w:b w:val="0"/><w:i w:val="0"/><w:sz w:val="28"/></w:rPr><w:t>15) Р11 = РN * H2G/ (H2G – H2)</w:t></w:r></w:p><w:p><w:pPr><w:spacing w:after="60" w:before="0" w:line="276" w:lineRule="auto"/></w:pPr><w:r><w:rPr><w:rFonts w:ascii="Times New Roman" w:hAnsi="Times New Roman" w:eastAsia="Times New Roman"/><w:b w:val="0"/><w:i w:val="0"/><w:sz w:val="28"/></w:rPr><w:t>16) Р9 = Р12 + ρ*g* H3</w:t></w:r></w:p><w:p><w:pPr><w:spacing w:after="60" w:before="0" w:line="276" w:lineRule="auto"/></w:pPr><w:r><w:rPr><w:rFonts w:ascii="Times New Roman" w:hAnsi="Times New Roman" w:eastAsia="Times New Roman"/><w:b w:val="0"/><w:i w:val="0"/><w:sz w:val="28"/></w:rPr><w:t>17) Р12 = РN * H3G/ (H3G – H3)</w:t></w:r></w:p><w:p><w:pPr><w:spacing w:after="120" w:before="240" w:line="276" w:lineRule="auto"/></w:pPr><w:r><w:rPr><w:rFonts w:ascii="Times New Roman" w:hAnsi="Times New Roman" w:eastAsia="Times New Roman"/><w:b/><w:i w:val="0"/><w:sz w:val="28"/></w:rPr><w:t>Информационная матрица системы уравнений:</w:t></w:r></w:p><w:p><w:pPr><w:spacing w:after="80" w:before="0" w:line="276" w:lineRule="auto"/></w:pPr><w:r><w:rPr><w:rFonts w:ascii="Times New Roman" w:hAnsi="Times New Roman" w:eastAsia="Times New Roman"/><w:b w:val="0"/><w:i w:val="0"/><w:sz w:val="28"/></w:rPr><w:t>Условные обозначения:</w:t></w:r></w:p><w:p><w:pPr><w:spacing w:after="40" w:before="0" w:line="276" w:lineRule="auto"/></w:pPr><w:r><w:rPr><w:rFonts w:ascii="Times New Roman" w:hAnsi="Times New Roman" w:eastAsia="Times New Roman"/><w:b w:val="0"/><w:i w:val="0"/><w:sz w:val="28"/></w:rPr><w:t>◇ – определяемая переменная;</w:t></w:r></w:p><w:p><w:pPr><w:spacing w:after="40" w:before="0" w:line="276" w:lineRule="auto"/></w:pPr><w:r><w:rPr><w:rFonts w:ascii="Times New Roman" w:hAnsi="Times New Roman" w:eastAsia="Times New Roman"/><w:b w:val="0"/><w:i w:val="0"/><w:sz w:val="28"/></w:rPr><w:t>○ – известная переменная (входит в уравнение);</w:t></w:r></w:p><w:p><w:pPr><w:spacing w:after="120" w:before="0" w:line="276" w:lineRule="auto"/><w:jc w:val="both"/></w:pPr><w:r><w:rPr><w:rFonts w:ascii="Times New Roman" w:hAnsi="Times New Roman" w:eastAsia="Times New Roman"/><w:b w:val="0"/><w:i w:val="0"/><w:sz w:val="28"/></w:rPr><w:t>В столбце «№ шага» отражается последовательность вычислений согласно выбранному алгоритму расчетов.</w:t></w:r></w:p><w:p><w:pPr><w:jc w:val="center"/></w:pPr><w:r><w:drawing><wp:inline xmlns:a="http://schemas.openxmlformats.org/drawingml/2006/main" xmlns:pic="http://schemas.openxmlformats.org/drawingml/2006/picture"><wp:extent cx="5976000" cy="3533255"/><wp:docPr id="2" name="Picture 2"/><wp:cNvGraphicFramePr><a:graphicFrameLocks noChangeAspect="1"/></wp:cNvGraphicFramePr><a:graphic><a:graphicData uri="http://schemas.openxmlformats.org/drawingml/2006/picture"><pic:pic><pic:nvPicPr><pic:cNvPr id="0" name="информационная_матрица.png"/><pic:cNvPicPr/></pic:nvPicPr><pic:blipFill><a:blip r:embed="rId10"/><a:stretch><a:fillRect/></a:stretch></pic:blipFill><pic:spPr><a:xfrm><a:off x="0" y="0"/><a:ext cx="5976000" cy="3533255"/></a:xfrm><a:prstGeom prst="rect"/></pic:spPr></pic:pic></a:graphicData></a:graphic></wp:inline></w:drawing></w:r></w:p><w:p><w:pPr><w:spacing w:after="120" w:before="240" w:line="276" w:lineRule="auto"/></w:pPr><w:r><w:rPr><w:rFonts w:ascii="Times New Roman" w:hAnsi="Times New Roman" w:eastAsia="Times New Roman"/><w:b/><w:i w:val="0"/><w:sz w:val="28"/></w:rPr><w:t>Блок-схема алгоритма расчётов стационарного режима гидравлической системы:</w:t></w:r></w:p><w:p><w:pPr><w:jc w:val="center"/></w:pPr><w:r><w:drawing><wp:inline xmlns:a="http://schemas.openxmlformats.org/drawingml/2006/main" xmlns:pic="http://schemas.openxmlformats.org/drawingml/2006/picture"><wp:extent cx="5976000" cy="2970108"/><wp:docPr id="3" name="Picture 3"/><wp:cNvGraphicFramePr><a:graphicFrameLocks noChangeAspect="1"/></wp:cNvGraphicFramePr><a:graphic><a:graphicData uri="http://schemas.openxmlformats.org/drawingml/2006/picture"><pic:pic><pic:nvPicPr><pic:cNvPr id="0" name="блок_схема.png"/><pic:cNvPicPr/></pic:nvPicPr><pic:blipFill><a:blip r:embed="rId11"/><a:stretch><a:fillRect/></a:stretch></pic:blipFill><pic:spPr><a:xfrm><a:off x="0" y="0"/><a:ext cx="5976000" cy="2970108"/></a:xfrm><a:prstGeom prst="rect"/></pic:spPr></pic:pic></a:graphicData></a:graphic></wp:inline></w:drawing></w:r></w:p><w:p><w:pPr><w:spacing w:after="120" w:before="240" w:line="276" w:lineRule="auto"/></w:pPr><w:r><w:rPr><w:rFonts w:ascii="Times New Roman" w:hAnsi="Times New Roman" w:eastAsia="Times New Roman"/><w:b w:val="0"/><w:i/><w:sz w:val="28"/></w:rPr><w:t>Компьютерная программа на языке MATLAB в данную лабораторную работу не входит.</w:t></w:r></w:p><w:sectPr><w:pgSz w:w="12240" w:h="15840"/><w:pgMar w:top="1134" w:right="850" w:bottom="1134" w:left="1417" w:header="720" w:footer="720" w:gutter="0"/><w:cols w:space="720"/><w:docGrid w:linePitch="360"/></w:sectPr></w:body></w:document>
 </file>
 
 <file path=word/numbering.xml><?xml version="1.0" encoding="utf-8"?>
